--- a/OTCHET.docx
+++ b/OTCHET.docx
@@ -110,22 +110,7 @@
         <w:pStyle w:val="ac"/>
       </w:pPr>
       <w:r>
-        <w:rPr>
-          <w:highlight w:val="yellow"/>
-        </w:rPr>
-        <w:t xml:space="preserve">ТЕМА </w:t>
-      </w:r>
-      <w:r>
-        <w:rPr>
-          <w:highlight w:val="yellow"/>
-        </w:rPr>
-        <w:t>ЛАБОРАТОРНОЙ</w:t>
-      </w:r>
-      <w:r>
-        <w:rPr>
-          <w:highlight w:val="yellow"/>
-        </w:rPr>
-        <w:t xml:space="preserve"> РАБОТЫ</w:t>
+        <w:t>ПРИБЛИЖЕННЫЕ ВЫЧИСЛЕНИЯ</w:t>
       </w:r>
     </w:p>
     <w:p>
@@ -169,7 +154,6 @@
         <w:rPr>
           <w:rStyle w:val="a7"/>
           <w:b w:val="0"/>
-          <w:highlight w:val="yellow"/>
         </w:rPr>
         <w:t>Программирование</w:t>
       </w:r>
@@ -434,21 +418,12 @@
         <w:t xml:space="preserve">Томск </w:t>
       </w:r>
       <w:r>
-        <w:rPr>
-          <w:highlight w:val="yellow"/>
-        </w:rPr>
         <w:t>20</w:t>
       </w:r>
       <w:r>
-        <w:rPr>
-          <w:highlight w:val="yellow"/>
-        </w:rPr>
         <w:t>2</w:t>
       </w:r>
       <w:r>
-        <w:rPr>
-          <w:highlight w:val="yellow"/>
-        </w:rPr>
         <w:t>6</w:t>
       </w:r>
     </w:p>
@@ -482,7 +457,7 @@
       <w:r>
         <w:fldChar w:fldCharType="separate"/>
       </w:r>
-      <w:hyperlink w:anchor="_Toc242873995" w:history="1">
+      <w:hyperlink w:anchor="_Toc244086596" w:history="1">
         <w:r>
           <w:rPr>
             <w:rStyle w:val="ae"/>
@@ -509,7 +484,7 @@
             <w:noProof/>
             <w:webHidden/>
           </w:rPr>
-          <w:instrText xml:space="preserve"> PAGEREF _Toc242873995 \h </w:instrText>
+          <w:instrText xml:space="preserve"> PAGEREF _Toc244086596 \h </w:instrText>
         </w:r>
         <w:r>
           <w:rPr>
@@ -552,7 +527,7 @@
           <w14:ligatures w14:val="standardContextual"/>
         </w:rPr>
       </w:pPr>
-      <w:hyperlink w:anchor="_Toc242873996" w:history="1">
+      <w:hyperlink w:anchor="_Toc244086597" w:history="1">
         <w:r>
           <w:rPr>
             <w:rStyle w:val="ae"/>
@@ -579,7 +554,7 @@
             <w:noProof/>
             <w:webHidden/>
           </w:rPr>
-          <w:instrText xml:space="preserve"> PAGEREF _Toc242873996 \h </w:instrText>
+          <w:instrText xml:space="preserve"> PAGEREF _Toc244086597 \h </w:instrText>
         </w:r>
         <w:r>
           <w:rPr>
@@ -622,7 +597,7 @@
           <w14:ligatures w14:val="standardContextual"/>
         </w:rPr>
       </w:pPr>
-      <w:hyperlink w:anchor="_Toc242873997" w:history="1">
+      <w:hyperlink w:anchor="_Toc244086598" w:history="1">
         <w:r>
           <w:rPr>
             <w:rStyle w:val="ae"/>
@@ -649,7 +624,7 @@
             <w:noProof/>
             <w:webHidden/>
           </w:rPr>
-          <w:instrText xml:space="preserve"> PAGEREF _Toc242873997 \h </w:instrText>
+          <w:instrText xml:space="preserve"> PAGEREF _Toc244086598 \h </w:instrText>
         </w:r>
         <w:r>
           <w:rPr>
@@ -692,7 +667,7 @@
           <w14:ligatures w14:val="standardContextual"/>
         </w:rPr>
       </w:pPr>
-      <w:hyperlink w:anchor="_Toc242873998" w:history="1">
+      <w:hyperlink w:anchor="_Toc244086599" w:history="1">
         <w:r>
           <w:rPr>
             <w:rStyle w:val="ae"/>
@@ -719,7 +694,7 @@
             <w:noProof/>
             <w:webHidden/>
           </w:rPr>
-          <w:instrText xml:space="preserve"> PAGEREF _Toc242873998 \h </w:instrText>
+          <w:instrText xml:space="preserve"> PAGEREF _Toc244086599 \h </w:instrText>
         </w:r>
         <w:r>
           <w:rPr>
@@ -762,7 +737,7 @@
           <w14:ligatures w14:val="standardContextual"/>
         </w:rPr>
       </w:pPr>
-      <w:hyperlink w:anchor="_Toc242873999" w:history="1">
+      <w:hyperlink w:anchor="_Toc244086600" w:history="1">
         <w:r>
           <w:rPr>
             <w:rStyle w:val="ae"/>
@@ -789,7 +764,7 @@
             <w:noProof/>
             <w:webHidden/>
           </w:rPr>
-          <w:instrText xml:space="preserve"> PAGEREF _Toc242873999 \h </w:instrText>
+          <w:instrText xml:space="preserve"> PAGEREF _Toc244086600 \h </w:instrText>
         </w:r>
         <w:r>
           <w:rPr>
@@ -832,13 +807,13 @@
           <w14:ligatures w14:val="standardContextual"/>
         </w:rPr>
       </w:pPr>
-      <w:hyperlink w:anchor="_Toc242874000" w:history="1">
+      <w:hyperlink w:anchor="_Toc244086601" w:history="1">
         <w:r>
           <w:rPr>
             <w:rStyle w:val="ae"/>
             <w:noProof/>
           </w:rPr>
-          <w:t>Заключение</w:t>
+          <w:t>2 АЛГОРИТМ</w:t>
         </w:r>
         <w:r>
           <w:rPr>
@@ -859,7 +834,7 @@
             <w:noProof/>
             <w:webHidden/>
           </w:rPr>
-          <w:instrText xml:space="preserve"> PAGEREF _Toc242874000 \h </w:instrText>
+          <w:instrText xml:space="preserve"> PAGEREF _Toc244086601 \h </w:instrText>
         </w:r>
         <w:r>
           <w:rPr>
@@ -892,7 +867,7 @@
     </w:p>
     <w:p>
       <w:pPr>
-        <w:pStyle w:val="10"/>
+        <w:pStyle w:val="20"/>
         <w:rPr>
           <w:rFonts w:asciiTheme="minorHAnsi" w:eastAsiaTheme="minorEastAsia" w:hAnsiTheme="minorHAnsi" w:cstheme="minorBidi"/>
           <w:noProof/>
@@ -902,13 +877,13 @@
           <w14:ligatures w14:val="standardContextual"/>
         </w:rPr>
       </w:pPr>
-      <w:hyperlink w:anchor="_Toc242874001" w:history="1">
+      <w:hyperlink w:anchor="_Toc244086602" w:history="1">
         <w:r>
           <w:rPr>
             <w:rStyle w:val="ae"/>
             <w:noProof/>
           </w:rPr>
-          <w:t>Список использованных источников</w:t>
+          <w:t>2.1 Индивидуальное задание</w:t>
         </w:r>
         <w:r>
           <w:rPr>
@@ -929,7 +904,7 @@
             <w:noProof/>
             <w:webHidden/>
           </w:rPr>
-          <w:instrText xml:space="preserve"> PAGEREF _Toc242874001 \h </w:instrText>
+          <w:instrText xml:space="preserve"> PAGEREF _Toc244086602 \h </w:instrText>
         </w:r>
         <w:r>
           <w:rPr>
@@ -949,7 +924,7 @@
             <w:noProof/>
             <w:webHidden/>
           </w:rPr>
-          <w:t>7</w:t>
+          <w:t>6</w:t>
         </w:r>
         <w:r>
           <w:rPr>
@@ -962,32 +937,246 @@
     </w:p>
     <w:p>
       <w:pPr>
-        <w:pStyle w:val="af3"/>
-        <w:rPr>
-          <w:lang w:val="en-US"/>
-        </w:rPr>
-      </w:pPr>
-      <w:r>
-        <w:fldChar w:fldCharType="end"/>
-      </w:r>
+        <w:pStyle w:val="10"/>
+        <w:rPr>
+          <w:rFonts w:asciiTheme="minorHAnsi" w:eastAsiaTheme="minorEastAsia" w:hAnsiTheme="minorHAnsi" w:cstheme="minorBidi"/>
+          <w:noProof/>
+          <w:kern w:val="2"/>
+          <w:sz w:val="24"/>
+          <w:szCs w:val="24"/>
+          <w14:ligatures w14:val="standardContextual"/>
+        </w:rPr>
+      </w:pPr>
+      <w:hyperlink w:anchor="_Toc244086603" w:history="1">
+        <w:r>
+          <w:rPr>
+            <w:rStyle w:val="ae"/>
+            <w:noProof/>
+          </w:rPr>
+          <w:t>3 КОД ПРОГРАММЫ</w:t>
+        </w:r>
+        <w:r>
+          <w:rPr>
+            <w:noProof/>
+            <w:webHidden/>
+          </w:rPr>
+          <w:tab/>
+        </w:r>
+        <w:r>
+          <w:rPr>
+            <w:noProof/>
+            <w:webHidden/>
+          </w:rPr>
+          <w:fldChar w:fldCharType="begin"/>
+        </w:r>
+        <w:r>
+          <w:rPr>
+            <w:noProof/>
+            <w:webHidden/>
+          </w:rPr>
+          <w:instrText xml:space="preserve"> PAGEREF _Toc244086603 \h </w:instrText>
+        </w:r>
+        <w:r>
+          <w:rPr>
+            <w:noProof/>
+            <w:webHidden/>
+          </w:rPr>
+        </w:r>
+        <w:r>
+          <w:rPr>
+            <w:noProof/>
+            <w:webHidden/>
+          </w:rPr>
+          <w:fldChar w:fldCharType="separate"/>
+        </w:r>
+        <w:r>
+          <w:rPr>
+            <w:noProof/>
+            <w:webHidden/>
+          </w:rPr>
+          <w:t>8</w:t>
+        </w:r>
+        <w:r>
+          <w:rPr>
+            <w:noProof/>
+            <w:webHidden/>
+          </w:rPr>
+          <w:fldChar w:fldCharType="end"/>
+        </w:r>
+      </w:hyperlink>
     </w:p>
     <w:p>
       <w:pPr>
+        <w:pStyle w:val="10"/>
+        <w:rPr>
+          <w:rFonts w:asciiTheme="minorHAnsi" w:eastAsiaTheme="minorEastAsia" w:hAnsiTheme="minorHAnsi" w:cstheme="minorBidi"/>
+          <w:noProof/>
+          <w:kern w:val="2"/>
+          <w:sz w:val="24"/>
+          <w:szCs w:val="24"/>
+          <w14:ligatures w14:val="standardContextual"/>
+        </w:rPr>
+      </w:pPr>
+      <w:hyperlink w:anchor="_Toc244086604" w:history="1">
+        <w:r>
+          <w:rPr>
+            <w:rStyle w:val="ae"/>
+            <w:noProof/>
+          </w:rPr>
+          <w:t>4 ТЕСТИРОВАНИЕ ПРОГРАММЫ</w:t>
+        </w:r>
+        <w:r>
+          <w:rPr>
+            <w:noProof/>
+            <w:webHidden/>
+          </w:rPr>
+          <w:tab/>
+        </w:r>
+        <w:r>
+          <w:rPr>
+            <w:noProof/>
+            <w:webHidden/>
+          </w:rPr>
+          <w:fldChar w:fldCharType="begin"/>
+        </w:r>
+        <w:r>
+          <w:rPr>
+            <w:noProof/>
+            <w:webHidden/>
+          </w:rPr>
+          <w:instrText xml:space="preserve"> PAGEREF _Toc244086604 \h </w:instrText>
+        </w:r>
+        <w:r>
+          <w:rPr>
+            <w:noProof/>
+            <w:webHidden/>
+          </w:rPr>
+        </w:r>
+        <w:r>
+          <w:rPr>
+            <w:noProof/>
+            <w:webHidden/>
+          </w:rPr>
+          <w:fldChar w:fldCharType="separate"/>
+        </w:r>
+        <w:r>
+          <w:rPr>
+            <w:noProof/>
+            <w:webHidden/>
+          </w:rPr>
+          <w:t>9</w:t>
+        </w:r>
+        <w:r>
+          <w:rPr>
+            <w:noProof/>
+            <w:webHidden/>
+          </w:rPr>
+          <w:fldChar w:fldCharType="end"/>
+        </w:r>
+      </w:hyperlink>
+    </w:p>
+    <w:p>
+      <w:pPr>
+        <w:pStyle w:val="10"/>
+        <w:rPr>
+          <w:rFonts w:asciiTheme="minorHAnsi" w:eastAsiaTheme="minorEastAsia" w:hAnsiTheme="minorHAnsi" w:cstheme="minorBidi"/>
+          <w:noProof/>
+          <w:kern w:val="2"/>
+          <w:sz w:val="24"/>
+          <w:szCs w:val="24"/>
+          <w14:ligatures w14:val="standardContextual"/>
+        </w:rPr>
+      </w:pPr>
+      <w:hyperlink w:anchor="_Toc244086605" w:history="1">
+        <w:r>
+          <w:rPr>
+            <w:rStyle w:val="ae"/>
+            <w:noProof/>
+          </w:rPr>
+          <w:t>Заключение</w:t>
+        </w:r>
+        <w:r>
+          <w:rPr>
+            <w:noProof/>
+            <w:webHidden/>
+          </w:rPr>
+          <w:tab/>
+        </w:r>
+        <w:r>
+          <w:rPr>
+            <w:noProof/>
+            <w:webHidden/>
+          </w:rPr>
+          <w:fldChar w:fldCharType="begin"/>
+        </w:r>
+        <w:r>
+          <w:rPr>
+            <w:noProof/>
+            <w:webHidden/>
+          </w:rPr>
+          <w:instrText xml:space="preserve"> PAGEREF _Toc244086605 \h </w:instrText>
+        </w:r>
+        <w:r>
+          <w:rPr>
+            <w:noProof/>
+            <w:webHidden/>
+          </w:rPr>
+        </w:r>
+        <w:r>
+          <w:rPr>
+            <w:noProof/>
+            <w:webHidden/>
+          </w:rPr>
+          <w:fldChar w:fldCharType="separate"/>
+        </w:r>
+        <w:r>
+          <w:rPr>
+            <w:noProof/>
+            <w:webHidden/>
+          </w:rPr>
+          <w:t>10</w:t>
+        </w:r>
+        <w:r>
+          <w:rPr>
+            <w:noProof/>
+            <w:webHidden/>
+          </w:rPr>
+          <w:fldChar w:fldCharType="end"/>
+        </w:r>
+      </w:hyperlink>
+    </w:p>
+    <w:p>
+      <w:pPr>
+        <w:pStyle w:val="af3"/>
+        <w:rPr>
+          <w:lang w:val="en-US"/>
+        </w:rPr>
+      </w:pPr>
+      <w:r>
+        <w:fldChar w:fldCharType="end"/>
+      </w:r>
+    </w:p>
+    <w:p>
+      <w:pPr>
         <w:pStyle w:val="1"/>
       </w:pPr>
-      <w:bookmarkStart w:id="0" w:name="_Toc242873995"/>
+      <w:bookmarkStart w:id="0" w:name="_Toc244086596"/>
       <w:r>
         <w:lastRenderedPageBreak/>
         <w:t>Введение</w:t>
       </w:r>
       <w:bookmarkEnd w:id="0"/>
     </w:p>
-    <w:p/>
     <w:p>
+      <w:r>
+        <w:t>Рекуррентные алгоритмы лежат в основе численных методов и позволяют вычислять последовательности, используя предыдущие значения. Это особенно важно при работе с рядами Тейлора, где прямой расчёт факториалов и степеней приводит к накоплению погрешностей.</w:t>
+      </w:r>
+    </w:p>
+    <w:p>
       <w:pPr>
         <w:pStyle w:val="1"/>
       </w:pPr>
-      <w:bookmarkStart w:id="1" w:name="_Toc242873996"/>
+      <w:bookmarkStart w:id="1" w:name="_Toc244086597"/>
       <w:r>
         <w:lastRenderedPageBreak/>
         <w:t>1 ЦЕЛИ И ЗАДАЧИ</w:t>
@@ -998,7 +1187,7 @@
       <w:pPr>
         <w:pStyle w:val="2"/>
       </w:pPr>
-      <w:bookmarkStart w:id="2" w:name="_Toc242873997"/>
+      <w:bookmarkStart w:id="2" w:name="_Toc244086598"/>
       <w:r>
         <w:t>1.1</w:t>
       </w:r>
@@ -1024,7 +1213,7 @@
       <w:pPr>
         <w:pStyle w:val="2"/>
       </w:pPr>
-      <w:bookmarkStart w:id="3" w:name="_Toc242873998"/>
+      <w:bookmarkStart w:id="3" w:name="_Toc244086599"/>
       <w:r>
         <w:t>1.2 Задачи студента</w:t>
       </w:r>
@@ -1058,7 +1247,7 @@
       <w:pPr>
         <w:pStyle w:val="2"/>
       </w:pPr>
-      <w:bookmarkStart w:id="4" w:name="_Toc242873999"/>
+      <w:bookmarkStart w:id="4" w:name="_Toc244086600"/>
       <w:r>
         <w:t>1.3 Задание</w:t>
       </w:r>
@@ -1260,14 +1449,12 @@
                 <w:lang w:val="en-US"/>
               </w:rPr>
             </w:pPr>
-            <w:proofErr w:type="spellStart"/>
             <w:r>
               <w:rPr>
                 <w:lang w:val="en-US"/>
               </w:rPr>
               <w:t>A+r</w:t>
             </w:r>
-            <w:proofErr w:type="spellEnd"/>
           </w:p>
         </w:tc>
         <w:tc>
@@ -1286,21 +1473,7 @@
               <w:rPr>
                 <w:lang w:val="en-US"/>
               </w:rPr>
-              <w:t>f(</w:t>
-            </w:r>
-            <w:proofErr w:type="spellStart"/>
-            <w:r>
-              <w:rPr>
-                <w:lang w:val="en-US"/>
-              </w:rPr>
-              <w:t>A+r</w:t>
-            </w:r>
-            <w:proofErr w:type="spellEnd"/>
-            <w:r>
-              <w:rPr>
-                <w:lang w:val="en-US"/>
-              </w:rPr>
-              <w:t>)</w:t>
+              <w:t>f(A+r)</w:t>
             </w:r>
           </w:p>
         </w:tc>
@@ -1836,7 +2009,6 @@
         </w:rPr>
         <w:t xml:space="preserve">, </w:t>
       </w:r>
-      <w:proofErr w:type="gramStart"/>
       <w:r>
         <w:rPr>
           <w:szCs w:val="28"/>
@@ -1848,14 +2020,7 @@
         <w:rPr>
           <w:szCs w:val="28"/>
         </w:rPr>
-        <w:t xml:space="preserve"> ,</w:t>
-      </w:r>
-      <w:proofErr w:type="gramEnd"/>
-      <w:r>
-        <w:rPr>
-          <w:szCs w:val="28"/>
-        </w:rPr>
-        <w:t xml:space="preserve"> ℇ</w:t>
+        <w:t xml:space="preserve"> , ℇ</w:t>
       </w:r>
       <w:r>
         <w:rPr>
@@ -1889,11 +2054,26 @@
     <w:p>
       <w:pPr>
         <w:pStyle w:val="1"/>
-      </w:pPr>
+        <w:spacing w:after="0" w:line="360" w:lineRule="auto"/>
+      </w:pPr>
+      <w:bookmarkStart w:id="5" w:name="_Toc244086601"/>
       <w:r>
         <w:lastRenderedPageBreak/>
         <w:t>2 АЛГОРИТМ</w:t>
       </w:r>
+      <w:bookmarkEnd w:id="5"/>
+    </w:p>
+    <w:p/>
+    <w:p>
+      <w:pPr>
+        <w:pStyle w:val="2"/>
+        <w:spacing w:before="0" w:after="0" w:line="360" w:lineRule="auto"/>
+      </w:pPr>
+      <w:bookmarkStart w:id="6" w:name="_Toc244086602"/>
+      <w:r>
+        <w:t>2.1 Индивидуальное задание</w:t>
+      </w:r>
+      <w:bookmarkEnd w:id="6"/>
     </w:p>
     <w:p>
       <w:r>
@@ -1912,367 +2092,134 @@
     </w:p>
     <w:p>
       <w:pPr>
-        <w:spacing w:line="240" w:lineRule="auto"/>
-        <w:ind w:firstLine="0"/>
-        <w:jc w:val="left"/>
-        <w:rPr>
-          <w:szCs w:val="28"/>
-        </w:rPr>
-      </w:pPr>
-      <w:r>
-        <w:rPr>
-          <w:szCs w:val="28"/>
-        </w:rPr>
-        <w:br w:type="page"/>
+        <w:jc w:val="center"/>
+      </w:pPr>
+      <w:r>
+        <w:rPr>
+          <w:noProof/>
+          <w:lang w:val="en-US"/>
+        </w:rPr>
+        <w:drawing>
+          <wp:anchor distT="0" distB="0" distL="114300" distR="114300" simplePos="0" relativeHeight="251658240" behindDoc="0" locked="0" layoutInCell="1" allowOverlap="1" wp14:anchorId="261E6550" wp14:editId="43EEA7F7">
+            <wp:simplePos x="0" y="0"/>
+            <wp:positionH relativeFrom="margin">
+              <wp:posOffset>133203</wp:posOffset>
+            </wp:positionH>
+            <wp:positionV relativeFrom="paragraph">
+              <wp:posOffset>-34974</wp:posOffset>
+            </wp:positionV>
+            <wp:extent cx="5678170" cy="4987925"/>
+            <wp:effectExtent l="0" t="0" r="0" b="3175"/>
+            <wp:wrapTopAndBottom/>
+            <wp:docPr id="1" name="Рисунок 1"/>
+            <wp:cNvGraphicFramePr>
+              <a:graphicFrameLocks xmlns:a="http://schemas.openxmlformats.org/drawingml/2006/main" noChangeAspect="1"/>
+            </wp:cNvGraphicFramePr>
+            <a:graphic xmlns:a="http://schemas.openxmlformats.org/drawingml/2006/main">
+              <a:graphicData uri="http://schemas.openxmlformats.org/drawingml/2006/picture">
+                <pic:pic xmlns:pic="http://schemas.openxmlformats.org/drawingml/2006/picture">
+                  <pic:nvPicPr>
+                    <pic:cNvPr id="1" name=""/>
+                    <pic:cNvPicPr/>
+                  </pic:nvPicPr>
+                  <pic:blipFill>
+                    <a:blip r:embed="rId9">
+                      <a:extLst>
+                        <a:ext uri="{28A0092B-C50C-407E-A947-70E740481C1C}">
+                          <a14:useLocalDpi xmlns:a14="http://schemas.microsoft.com/office/drawing/2010/main" val="0"/>
+                        </a:ext>
+                      </a:extLst>
+                    </a:blip>
+                    <a:stretch>
+                      <a:fillRect/>
+                    </a:stretch>
+                  </pic:blipFill>
+                  <pic:spPr>
+                    <a:xfrm>
+                      <a:off x="0" y="0"/>
+                      <a:ext cx="5678170" cy="4987925"/>
+                    </a:xfrm>
+                    <a:prstGeom prst="rect">
+                      <a:avLst/>
+                    </a:prstGeom>
+                  </pic:spPr>
+                </pic:pic>
+              </a:graphicData>
+            </a:graphic>
+            <wp14:sizeRelH relativeFrom="margin">
+              <wp14:pctWidth>0</wp14:pctWidth>
+            </wp14:sizeRelH>
+            <wp14:sizeRelV relativeFrom="margin">
+              <wp14:pctHeight>0</wp14:pctHeight>
+            </wp14:sizeRelV>
+          </wp:anchor>
+        </w:drawing>
+      </w:r>
+      <w:r>
+        <w:t xml:space="preserve">Рисунок 2.1 </w:t>
+      </w:r>
+      <w:r>
+        <w:t>–</w:t>
+      </w:r>
+      <w:r>
+        <w:t xml:space="preserve"> </w:t>
+      </w:r>
+      <w:r>
+        <w:t>ДРАКОН схема алгоритма</w:t>
       </w:r>
     </w:p>
     <w:p>
       <w:pPr>
         <w:rPr>
           <w:szCs w:val="28"/>
-          <w:lang w:val="en-US"/>
-        </w:rPr>
-      </w:pPr>
-      <w:r>
-        <w:rPr>
-          <w:szCs w:val="28"/>
-        </w:rPr>
-        <w:lastRenderedPageBreak/>
-        <w:t xml:space="preserve">Пусть задан </w:t>
-      </w:r>
-      <w:proofErr w:type="gramStart"/>
-      <w:r>
-        <w:rPr>
-          <w:szCs w:val="28"/>
-        </w:rPr>
-        <w:t>ряд  и</w:t>
-      </w:r>
-      <w:proofErr w:type="gramEnd"/>
-      <w:r>
-        <w:rPr>
-          <w:szCs w:val="28"/>
-        </w:rPr>
-        <w:t xml:space="preserve"> фиксировано некоторое значение x. Каждое слагаемое ряда задано алгебраическим выражением, значение которого можно вычислить для любого заданного номера </w:t>
-      </w:r>
-      <w:r>
-        <w:rPr>
-          <w:szCs w:val="28"/>
-          <w:lang w:val="en-US"/>
-        </w:rPr>
-        <w:t>n</w:t>
-      </w:r>
-      <w:r>
-        <w:rPr>
-          <w:szCs w:val="28"/>
-        </w:rPr>
-        <w:t>. Значение первого слагаемого ряда Тейлора (</w:t>
-      </w:r>
-      <w:r>
-        <w:rPr>
-          <w:szCs w:val="28"/>
-          <w:lang w:val="en-US"/>
-        </w:rPr>
-        <w:t>n</w:t>
-      </w:r>
-      <w:r>
-        <w:rPr>
-          <w:szCs w:val="28"/>
-        </w:rPr>
-        <w:t xml:space="preserve"> = 1) вычисляется легко. Нередко для этого вообще не требуется никаких вычислений. Так, для ряда в примере имеем:</w:t>
-      </w:r>
+        </w:rPr>
+      </w:pPr>
     </w:p>
     <w:p>
       <w:pPr>
-        <w:ind w:firstLine="0"/>
-        <w:jc w:val="center"/>
-        <w:rPr>
-          <w:i/>
-          <w:iCs/>
-          <w:sz w:val="36"/>
-          <w:szCs w:val="36"/>
-          <w:lang w:val="en-US"/>
-        </w:rPr>
-      </w:pPr>
-      <m:oMathPara>
-        <m:oMath>
-          <m:r>
-            <w:rPr>
-              <w:rFonts w:ascii="Cambria Math" w:hAnsi="Cambria Math"/>
-              <w:szCs w:val="28"/>
-              <w:lang w:val="en-US"/>
-            </w:rPr>
-            <m:t>y</m:t>
-          </m:r>
-          <m:d>
-            <m:dPr>
-              <m:ctrlPr>
-                <w:rPr>
-                  <w:rFonts w:ascii="Cambria Math" w:hAnsi="Cambria Math"/>
-                  <w:i/>
-                  <w:szCs w:val="28"/>
-                  <w:lang w:val="en-US"/>
-                </w:rPr>
-              </m:ctrlPr>
-            </m:dPr>
-            <m:e>
-              <m:r>
-                <w:rPr>
-                  <w:rFonts w:ascii="Cambria Math" w:hAnsi="Cambria Math"/>
-                  <w:szCs w:val="28"/>
-                  <w:lang w:val="en-US"/>
-                </w:rPr>
-                <m:t>x</m:t>
-              </m:r>
-            </m:e>
-          </m:d>
-          <m:r>
-            <w:rPr>
-              <w:rFonts w:ascii="Cambria Math" w:hAnsi="Cambria Math"/>
-              <w:szCs w:val="28"/>
-            </w:rPr>
-            <m:t>=4</m:t>
-          </m:r>
-          <m:nary>
-            <m:naryPr>
-              <m:chr m:val="∑"/>
-              <m:limLoc m:val="undOvr"/>
-              <m:ctrlPr>
-                <w:rPr>
-                  <w:rFonts w:ascii="Cambria Math" w:hAnsi="Cambria Math"/>
-                  <w:i/>
-                  <w:szCs w:val="28"/>
-                  <w:lang w:val="en-US"/>
-                </w:rPr>
-              </m:ctrlPr>
-            </m:naryPr>
-            <m:sub>
-              <m:r>
-                <w:rPr>
-                  <w:rFonts w:ascii="Cambria Math" w:hAnsi="Cambria Math"/>
-                  <w:szCs w:val="28"/>
-                  <w:lang w:val="en-US"/>
-                </w:rPr>
-                <m:t>n</m:t>
-              </m:r>
-              <m:r>
-                <w:rPr>
-                  <w:rFonts w:ascii="Cambria Math" w:hAnsi="Cambria Math"/>
-                  <w:szCs w:val="28"/>
-                </w:rPr>
-                <m:t>=1</m:t>
-              </m:r>
-            </m:sub>
-            <m:sup>
-              <m:r>
-                <w:rPr>
-                  <w:rFonts w:ascii="Cambria Math" w:hAnsi="Cambria Math"/>
-                  <w:szCs w:val="28"/>
-                </w:rPr>
-                <m:t>∞</m:t>
-              </m:r>
-            </m:sup>
-            <m:e>
-              <m:f>
-                <m:fPr>
-                  <m:ctrlPr>
-                    <w:rPr>
-                      <w:rFonts w:ascii="Cambria Math" w:hAnsi="Cambria Math"/>
-                      <w:i/>
-                      <w:szCs w:val="28"/>
-                      <w:lang w:val="en-US"/>
-                    </w:rPr>
-                  </m:ctrlPr>
-                </m:fPr>
-                <m:num>
-                  <m:sSup>
-                    <m:sSupPr>
-                      <m:ctrlPr>
-                        <w:rPr>
-                          <w:rFonts w:ascii="Cambria Math" w:hAnsi="Cambria Math"/>
-                          <w:i/>
-                          <w:szCs w:val="28"/>
-                          <w:lang w:val="en-US"/>
-                        </w:rPr>
-                      </m:ctrlPr>
-                    </m:sSupPr>
-                    <m:e>
-                      <m:r>
-                        <w:rPr>
-                          <w:rFonts w:ascii="Cambria Math" w:hAnsi="Cambria Math"/>
-                          <w:szCs w:val="28"/>
-                          <w:lang w:val="en-US"/>
-                        </w:rPr>
-                        <m:t>x</m:t>
-                      </m:r>
-                    </m:e>
-                    <m:sup>
-                      <m:d>
-                        <m:dPr>
-                          <m:ctrlPr>
-                            <w:rPr>
-                              <w:rFonts w:ascii="Cambria Math" w:hAnsi="Cambria Math"/>
-                              <w:i/>
-                              <w:szCs w:val="28"/>
-                            </w:rPr>
-                          </m:ctrlPr>
-                        </m:dPr>
-                        <m:e>
-                          <m:r>
-                            <w:rPr>
-                              <w:rFonts w:ascii="Cambria Math" w:hAnsi="Cambria Math"/>
-                              <w:szCs w:val="28"/>
-                              <w:lang w:val="en-US"/>
-                            </w:rPr>
-                            <m:t>n</m:t>
-                          </m:r>
-                          <m:r>
-                            <w:rPr>
-                              <w:rFonts w:ascii="Cambria Math" w:hAnsi="Cambria Math"/>
-                              <w:szCs w:val="28"/>
-                            </w:rPr>
-                            <m:t>-1</m:t>
-                          </m:r>
-                        </m:e>
-                      </m:d>
-                    </m:sup>
-                  </m:sSup>
-                </m:num>
-                <m:den>
-                  <m:d>
-                    <m:dPr>
-                      <m:ctrlPr>
-                        <w:rPr>
-                          <w:rFonts w:ascii="Cambria Math" w:hAnsi="Cambria Math"/>
-                          <w:i/>
-                          <w:szCs w:val="28"/>
-                          <w:lang w:val="en-US"/>
-                        </w:rPr>
-                      </m:ctrlPr>
-                    </m:dPr>
-                    <m:e>
-                      <m:r>
-                        <w:rPr>
-                          <w:rFonts w:ascii="Cambria Math" w:hAnsi="Cambria Math"/>
-                          <w:szCs w:val="28"/>
-                        </w:rPr>
-                        <m:t>2</m:t>
-                      </m:r>
-                      <m:r>
-                        <w:rPr>
-                          <w:rFonts w:ascii="Cambria Math" w:hAnsi="Cambria Math"/>
-                          <w:szCs w:val="28"/>
-                          <w:lang w:val="en-US"/>
-                        </w:rPr>
-                        <m:t>n</m:t>
-                      </m:r>
-                      <m:r>
-                        <w:rPr>
-                          <w:rFonts w:ascii="Cambria Math" w:hAnsi="Cambria Math"/>
-                          <w:szCs w:val="28"/>
-                        </w:rPr>
-                        <m:t>+1</m:t>
-                      </m:r>
-                    </m:e>
-                  </m:d>
-                  <m:d>
-                    <m:dPr>
-                      <m:ctrlPr>
-                        <w:rPr>
-                          <w:rFonts w:ascii="Cambria Math" w:hAnsi="Cambria Math"/>
-                          <w:i/>
-                          <w:szCs w:val="28"/>
-                          <w:lang w:val="en-US"/>
-                        </w:rPr>
-                      </m:ctrlPr>
-                    </m:dPr>
-                    <m:e>
-                      <m:r>
-                        <w:rPr>
-                          <w:rFonts w:ascii="Cambria Math" w:hAnsi="Cambria Math"/>
-                          <w:szCs w:val="28"/>
-                          <w:lang w:val="en-US"/>
-                        </w:rPr>
-                        <m:t>n</m:t>
-                      </m:r>
-                      <m:r>
-                        <w:rPr>
-                          <w:rFonts w:ascii="Cambria Math" w:hAnsi="Cambria Math"/>
-                          <w:szCs w:val="28"/>
-                        </w:rPr>
-                        <m:t>+1</m:t>
-                      </m:r>
-                    </m:e>
-                  </m:d>
-                  <m:d>
-                    <m:dPr>
-                      <m:ctrlPr>
-                        <w:rPr>
-                          <w:rFonts w:ascii="Cambria Math" w:hAnsi="Cambria Math"/>
-                          <w:i/>
-                          <w:szCs w:val="28"/>
-                          <w:lang w:val="en-US"/>
-                        </w:rPr>
-                      </m:ctrlPr>
-                    </m:dPr>
-                    <m:e>
-                      <m:r>
-                        <w:rPr>
-                          <w:rFonts w:ascii="Cambria Math" w:hAnsi="Cambria Math"/>
-                          <w:szCs w:val="28"/>
-                          <w:lang w:val="en-US"/>
-                        </w:rPr>
-                        <m:t>n</m:t>
-                      </m:r>
-                      <m:r>
-                        <w:rPr>
-                          <w:rFonts w:ascii="Cambria Math" w:hAnsi="Cambria Math"/>
-                          <w:szCs w:val="28"/>
-                        </w:rPr>
-                        <m:t>-1</m:t>
-                      </m:r>
-                    </m:e>
-                  </m:d>
-                  <m:r>
-                    <w:rPr>
-                      <w:rFonts w:ascii="Cambria Math" w:hAnsi="Cambria Math"/>
-                      <w:szCs w:val="28"/>
-                    </w:rPr>
-                    <m:t>!</m:t>
-                  </m:r>
-                </m:den>
-              </m:f>
-              <m:r>
-                <w:rPr>
-                  <w:rFonts w:ascii="Cambria Math" w:hAnsi="Cambria Math"/>
-                  <w:szCs w:val="28"/>
-                  <w:lang w:val="en-US"/>
-                </w:rPr>
-                <m:t xml:space="preserve"> </m:t>
-              </m:r>
-            </m:e>
-          </m:nary>
-          <m:r>
-            <m:rPr>
-              <m:sty m:val="p"/>
-            </m:rPr>
-            <w:rPr>
-              <w:rFonts w:ascii="Cambria Math" w:hAnsi="Cambria Math"/>
-              <w:szCs w:val="28"/>
-              <w:lang w:val="en-US"/>
-            </w:rPr>
-            <m:t>,</m:t>
-          </m:r>
-        </m:oMath>
-      </m:oMathPara>
-    </w:p>
-    <w:p>
-      <w:pPr>
-        <w:ind w:firstLine="0"/>
         <w:rPr>
           <w:szCs w:val="28"/>
-          <w:lang w:val="en-US"/>
-        </w:rPr>
-      </w:pPr>
+        </w:rPr>
+      </w:pPr>
+      <w:r>
+        <w:rPr>
+          <w:szCs w:val="28"/>
+        </w:rPr>
+        <w:t>Пусть задан ряд  и фиксировано некоторое значение x. Каждое слагаемое ряда задано алгебраическим выражением, значение которого можно вычис</w:t>
+      </w:r>
+      <w:r>
+        <w:rPr>
+          <w:szCs w:val="28"/>
+        </w:rPr>
+        <w:lastRenderedPageBreak/>
+        <w:t xml:space="preserve">лить для любого заданного номера </w:t>
+      </w:r>
+      <w:r>
+        <w:rPr>
+          <w:szCs w:val="28"/>
+          <w:lang w:val="en-US"/>
+        </w:rPr>
+        <w:t>n</w:t>
+      </w:r>
+      <w:r>
+        <w:rPr>
+          <w:szCs w:val="28"/>
+        </w:rPr>
+        <w:t>. Значение первого слагаемого ряда Тейлора (</w:t>
+      </w:r>
+      <w:r>
+        <w:rPr>
+          <w:szCs w:val="28"/>
+          <w:lang w:val="en-US"/>
+        </w:rPr>
+        <w:t>n</w:t>
+      </w:r>
+      <w:r>
+        <w:rPr>
+          <w:szCs w:val="28"/>
+        </w:rPr>
+        <w:t xml:space="preserve"> = 1) вычисляется легко. Нередко для этого вообще не требуется никаких вычислений. Так, для ряда в примере имеем:</w:t>
+      </w:r>
     </w:p>
     <w:p>
       <w:pPr>
@@ -4149,21 +4096,7 @@
         <w:rPr>
           <w:szCs w:val="28"/>
         </w:rPr>
-        <w:t xml:space="preserve">Если эта формула </w:t>
-      </w:r>
-      <w:proofErr w:type="gramStart"/>
-      <w:r>
-        <w:rPr>
-          <w:szCs w:val="28"/>
-        </w:rPr>
-        <w:t>правильна</w:t>
-      </w:r>
-      <w:proofErr w:type="gramEnd"/>
-      <w:r>
-        <w:rPr>
-          <w:szCs w:val="28"/>
-        </w:rPr>
-        <w:t xml:space="preserve"> то </w:t>
+        <w:t xml:space="preserve">Если эта формула правильна то </w:t>
       </w:r>
       <w:r>
         <w:rPr>
@@ -4586,7 +4519,6 @@
         <w:rPr>
           <w:szCs w:val="28"/>
         </w:rPr>
-        <w:lastRenderedPageBreak/>
         <w:t>Должно быть равно значению по выведенной нами формуле</w:t>
       </w:r>
     </w:p>
@@ -4895,177 +4827,2225 @@
           <w:iCs/>
           <w:szCs w:val="28"/>
         </w:rPr>
-        <w:t>Путем проверки подтвердили правильность формулы</w:t>
+        <w:t xml:space="preserve">Путем проверки подтвердили правильность </w:t>
       </w:r>
       <w:r>
         <w:rPr>
           <w:iCs/>
           <w:szCs w:val="28"/>
         </w:rPr>
-        <w:t>:</w:t>
+        <w:t>выведенной формулы</w:t>
       </w:r>
     </w:p>
     <w:p>
       <w:pPr>
+        <w:spacing w:line="240" w:lineRule="auto"/>
         <w:ind w:firstLine="0"/>
-        <w:rPr>
-          <w:i/>
+        <w:jc w:val="left"/>
+        <w:rPr>
+          <w:iCs/>
           <w:szCs w:val="28"/>
         </w:rPr>
       </w:pPr>
-      <m:oMathPara>
-        <m:oMath>
-          <m:sSub>
-            <m:sSubPr>
-              <m:ctrlPr>
-                <w:rPr>
-                  <w:rFonts w:ascii="Cambria Math" w:hAnsi="Cambria Math"/>
-                  <w:i/>
-                  <w:szCs w:val="28"/>
-                  <w:lang w:val="en-US"/>
-                </w:rPr>
-              </m:ctrlPr>
-            </m:sSubPr>
-            <m:e>
-              <m:r>
-                <w:rPr>
-                  <w:rFonts w:ascii="Cambria Math" w:hAnsi="Cambria Math"/>
-                  <w:szCs w:val="28"/>
-                  <w:lang w:val="en-US"/>
-                </w:rPr>
-                <m:t>s</m:t>
-              </m:r>
-            </m:e>
-            <m:sub>
-              <m:r>
-                <w:rPr>
-                  <w:rFonts w:ascii="Cambria Math" w:hAnsi="Cambria Math"/>
-                  <w:szCs w:val="28"/>
-                  <w:lang w:val="en-US"/>
-                </w:rPr>
-                <m:t>n</m:t>
-              </m:r>
-            </m:sub>
-          </m:sSub>
-          <m:r>
-            <w:rPr>
-              <w:rFonts w:ascii="Cambria Math" w:hAnsi="Cambria Math"/>
-              <w:szCs w:val="28"/>
-              <w:lang w:val="en-US"/>
-            </w:rPr>
-            <m:t>=</m:t>
-          </m:r>
-          <m:f>
-            <m:fPr>
-              <m:ctrlPr>
-                <w:rPr>
-                  <w:rFonts w:ascii="Cambria Math" w:hAnsi="Cambria Math"/>
-                  <w:i/>
-                  <w:szCs w:val="28"/>
-                  <w:lang w:val="en-US"/>
-                </w:rPr>
-              </m:ctrlPr>
-            </m:fPr>
-            <m:num>
-              <m:sSup>
-                <m:sSupPr>
-                  <m:ctrlPr>
-                    <w:rPr>
-                      <w:rFonts w:ascii="Cambria Math" w:hAnsi="Cambria Math"/>
-                      <w:i/>
-                      <w:szCs w:val="28"/>
-                      <w:lang w:val="en-US"/>
-                    </w:rPr>
-                  </m:ctrlPr>
-                </m:sSupPr>
-                <m:e>
-                  <m:r>
-                    <w:rPr>
-                      <w:rFonts w:ascii="Cambria Math" w:hAnsi="Cambria Math"/>
-                      <w:szCs w:val="28"/>
-                      <w:lang w:val="en-US"/>
-                    </w:rPr>
-                    <m:t>x</m:t>
-                  </m:r>
-                </m:e>
-                <m:sup>
-                  <m:r>
-                    <w:rPr>
-                      <w:rFonts w:ascii="Cambria Math" w:hAnsi="Cambria Math"/>
-                      <w:szCs w:val="28"/>
-                      <w:lang w:val="en-US"/>
-                    </w:rPr>
-                    <m:t>2</m:t>
-                  </m:r>
-                </m:sup>
-              </m:sSup>
-              <m:r>
-                <w:rPr>
-                  <w:rFonts w:ascii="Cambria Math" w:hAnsi="Cambria Math"/>
-                  <w:szCs w:val="28"/>
-                  <w:lang w:val="en-US"/>
-                </w:rPr>
-                <m:t>*n*(2n-1)</m:t>
-              </m:r>
-            </m:num>
-            <m:den>
-              <m:r>
-                <w:rPr>
-                  <w:rFonts w:ascii="Cambria Math" w:hAnsi="Cambria Math"/>
-                  <w:szCs w:val="28"/>
-                  <w:lang w:val="en-US"/>
-                </w:rPr>
-                <m:t>(2n+1)(n+1)(n-1)</m:t>
-              </m:r>
-            </m:den>
-          </m:f>
-        </m:oMath>
-      </m:oMathPara>
+      <w:r>
+        <w:rPr>
+          <w:iCs/>
+          <w:szCs w:val="28"/>
+        </w:rPr>
+        <w:br w:type="page"/>
+      </w:r>
     </w:p>
     <w:p>
       <w:pPr>
-        <w:ind w:firstLine="0"/>
-        <w:rPr>
-          <w:iCs/>
-          <w:szCs w:val="28"/>
-        </w:rPr>
-      </w:pPr>
+        <w:pStyle w:val="1"/>
+      </w:pPr>
+      <w:bookmarkStart w:id="7" w:name="_Toc244086603"/>
+      <w:r>
+        <w:lastRenderedPageBreak/>
+        <w:t>3 КОД ПРОГРАММЫ</w:t>
+      </w:r>
+      <w:bookmarkEnd w:id="7"/>
     </w:p>
     <w:p>
       <w:pPr>
+        <w:shd w:val="clear" w:color="auto" w:fill="191A1C"/>
+        <w:tabs>
+          <w:tab w:val="left" w:pos="916"/>
+          <w:tab w:val="left" w:pos="1832"/>
+          <w:tab w:val="left" w:pos="2748"/>
+          <w:tab w:val="left" w:pos="3664"/>
+          <w:tab w:val="left" w:pos="4580"/>
+          <w:tab w:val="left" w:pos="5496"/>
+          <w:tab w:val="left" w:pos="6412"/>
+          <w:tab w:val="left" w:pos="7328"/>
+          <w:tab w:val="left" w:pos="8244"/>
+          <w:tab w:val="left" w:pos="9160"/>
+          <w:tab w:val="left" w:pos="10076"/>
+          <w:tab w:val="left" w:pos="10992"/>
+          <w:tab w:val="left" w:pos="11908"/>
+          <w:tab w:val="left" w:pos="12824"/>
+          <w:tab w:val="left" w:pos="13740"/>
+          <w:tab w:val="left" w:pos="14656"/>
+        </w:tabs>
+        <w:spacing w:line="240" w:lineRule="auto"/>
         <w:ind w:firstLine="0"/>
-        <w:rPr>
-          <w:szCs w:val="28"/>
-        </w:rPr>
-      </w:pPr>
+        <w:jc w:val="left"/>
+        <w:rPr>
+          <w:rFonts w:ascii="Courier New" w:hAnsi="Courier New" w:cs="Courier New"/>
+          <w:color w:val="BCBEC4"/>
+          <w:sz w:val="20"/>
+          <w:lang w:val="en-US"/>
+        </w:rPr>
+      </w:pPr>
+      <w:r>
+        <w:rPr>
+          <w:rFonts w:ascii="Courier New" w:hAnsi="Courier New" w:cs="Courier New"/>
+          <w:color w:val="BCBEC4"/>
+          <w:sz w:val="20"/>
+        </w:rPr>
+        <w:br/>
+        <w:t xml:space="preserve">A = </w:t>
+      </w:r>
+      <w:r>
+        <w:rPr>
+          <w:rFonts w:ascii="Courier New" w:hAnsi="Courier New" w:cs="Courier New"/>
+          <w:color w:val="8888C6"/>
+          <w:sz w:val="20"/>
+        </w:rPr>
+        <w:t>float</w:t>
+      </w:r>
+      <w:r>
+        <w:rPr>
+          <w:rFonts w:ascii="Courier New" w:hAnsi="Courier New" w:cs="Courier New"/>
+          <w:color w:val="BCBEC4"/>
+          <w:sz w:val="20"/>
+        </w:rPr>
+        <w:t>(</w:t>
+      </w:r>
+      <w:r>
+        <w:rPr>
+          <w:rFonts w:ascii="Courier New" w:hAnsi="Courier New" w:cs="Courier New"/>
+          <w:color w:val="8888C6"/>
+          <w:sz w:val="20"/>
+        </w:rPr>
+        <w:t>input</w:t>
+      </w:r>
+      <w:r>
+        <w:rPr>
+          <w:rFonts w:ascii="Courier New" w:hAnsi="Courier New" w:cs="Courier New"/>
+          <w:color w:val="BCBEC4"/>
+          <w:sz w:val="20"/>
+        </w:rPr>
+        <w:t>(</w:t>
+      </w:r>
+      <w:r>
+        <w:rPr>
+          <w:rFonts w:ascii="Courier New" w:hAnsi="Courier New" w:cs="Courier New"/>
+          <w:color w:val="6AAB73"/>
+          <w:sz w:val="20"/>
+        </w:rPr>
+        <w:t>"Введите начало интервала: "</w:t>
+      </w:r>
+      <w:r>
+        <w:rPr>
+          <w:rFonts w:ascii="Courier New" w:hAnsi="Courier New" w:cs="Courier New"/>
+          <w:color w:val="BCBEC4"/>
+          <w:sz w:val="20"/>
+        </w:rPr>
+        <w:t>))</w:t>
+      </w:r>
+      <w:r>
+        <w:rPr>
+          <w:rFonts w:ascii="Courier New" w:hAnsi="Courier New" w:cs="Courier New"/>
+          <w:color w:val="BCBEC4"/>
+          <w:sz w:val="20"/>
+        </w:rPr>
+        <w:br/>
+      </w:r>
+      <w:r>
+        <w:rPr>
+          <w:rFonts w:ascii="Courier New" w:hAnsi="Courier New" w:cs="Courier New"/>
+          <w:color w:val="CF8E6D"/>
+          <w:sz w:val="20"/>
+        </w:rPr>
+        <w:t>while True</w:t>
+      </w:r>
+      <w:r>
+        <w:rPr>
+          <w:rFonts w:ascii="Courier New" w:hAnsi="Courier New" w:cs="Courier New"/>
+          <w:color w:val="BCBEC4"/>
+          <w:sz w:val="20"/>
+        </w:rPr>
+        <w:t>:</w:t>
+      </w:r>
+      <w:r>
+        <w:rPr>
+          <w:rFonts w:ascii="Courier New" w:hAnsi="Courier New" w:cs="Courier New"/>
+          <w:color w:val="BCBEC4"/>
+          <w:sz w:val="20"/>
+        </w:rPr>
+        <w:br/>
+        <w:t xml:space="preserve">    B = </w:t>
+      </w:r>
+      <w:r>
+        <w:rPr>
+          <w:rFonts w:ascii="Courier New" w:hAnsi="Courier New" w:cs="Courier New"/>
+          <w:color w:val="8888C6"/>
+          <w:sz w:val="20"/>
+        </w:rPr>
+        <w:t>float</w:t>
+      </w:r>
+      <w:r>
+        <w:rPr>
+          <w:rFonts w:ascii="Courier New" w:hAnsi="Courier New" w:cs="Courier New"/>
+          <w:color w:val="BCBEC4"/>
+          <w:sz w:val="20"/>
+        </w:rPr>
+        <w:t>(</w:t>
+      </w:r>
+      <w:r>
+        <w:rPr>
+          <w:rFonts w:ascii="Courier New" w:hAnsi="Courier New" w:cs="Courier New"/>
+          <w:color w:val="8888C6"/>
+          <w:sz w:val="20"/>
+        </w:rPr>
+        <w:t>input</w:t>
+      </w:r>
+      <w:r>
+        <w:rPr>
+          <w:rFonts w:ascii="Courier New" w:hAnsi="Courier New" w:cs="Courier New"/>
+          <w:color w:val="BCBEC4"/>
+          <w:sz w:val="20"/>
+        </w:rPr>
+        <w:t>(</w:t>
+      </w:r>
+      <w:r>
+        <w:rPr>
+          <w:rFonts w:ascii="Courier New" w:hAnsi="Courier New" w:cs="Courier New"/>
+          <w:color w:val="6AAB73"/>
+          <w:sz w:val="20"/>
+        </w:rPr>
+        <w:t>"Введите конец интервала: "</w:t>
+      </w:r>
+      <w:r>
+        <w:rPr>
+          <w:rFonts w:ascii="Courier New" w:hAnsi="Courier New" w:cs="Courier New"/>
+          <w:color w:val="BCBEC4"/>
+          <w:sz w:val="20"/>
+        </w:rPr>
+        <w:t>))</w:t>
+      </w:r>
+      <w:r>
+        <w:rPr>
+          <w:rFonts w:ascii="Courier New" w:hAnsi="Courier New" w:cs="Courier New"/>
+          <w:color w:val="BCBEC4"/>
+          <w:sz w:val="20"/>
+        </w:rPr>
+        <w:br/>
+        <w:t xml:space="preserve">    </w:t>
+      </w:r>
+      <w:r>
+        <w:rPr>
+          <w:rFonts w:ascii="Courier New" w:hAnsi="Courier New" w:cs="Courier New"/>
+          <w:color w:val="CF8E6D"/>
+          <w:sz w:val="20"/>
+        </w:rPr>
+        <w:t xml:space="preserve">if </w:t>
+      </w:r>
+      <w:r>
+        <w:rPr>
+          <w:rFonts w:ascii="Courier New" w:hAnsi="Courier New" w:cs="Courier New"/>
+          <w:color w:val="BCBEC4"/>
+          <w:sz w:val="20"/>
+        </w:rPr>
+        <w:t>B&gt;A:</w:t>
+      </w:r>
+      <w:r>
+        <w:rPr>
+          <w:rFonts w:ascii="Courier New" w:hAnsi="Courier New" w:cs="Courier New"/>
+          <w:color w:val="BCBEC4"/>
+          <w:sz w:val="20"/>
+        </w:rPr>
+        <w:br/>
+        <w:t xml:space="preserve">        </w:t>
+      </w:r>
+      <w:r>
+        <w:rPr>
+          <w:rFonts w:ascii="Courier New" w:hAnsi="Courier New" w:cs="Courier New"/>
+          <w:color w:val="CF8E6D"/>
+          <w:sz w:val="20"/>
+        </w:rPr>
+        <w:t>break</w:t>
+      </w:r>
+      <w:r>
+        <w:rPr>
+          <w:rFonts w:ascii="Courier New" w:hAnsi="Courier New" w:cs="Courier New"/>
+          <w:color w:val="CF8E6D"/>
+          <w:sz w:val="20"/>
+        </w:rPr>
+        <w:br/>
+        <w:t xml:space="preserve">    </w:t>
+      </w:r>
+      <w:r>
+        <w:rPr>
+          <w:rFonts w:ascii="Courier New" w:hAnsi="Courier New" w:cs="Courier New"/>
+          <w:color w:val="8888C6"/>
+          <w:sz w:val="20"/>
+        </w:rPr>
+        <w:t>print</w:t>
+      </w:r>
+      <w:r>
+        <w:rPr>
+          <w:rFonts w:ascii="Courier New" w:hAnsi="Courier New" w:cs="Courier New"/>
+          <w:color w:val="BCBEC4"/>
+          <w:sz w:val="20"/>
+        </w:rPr>
+        <w:t>(</w:t>
+      </w:r>
+      <w:r>
+        <w:rPr>
+          <w:rFonts w:ascii="Courier New" w:hAnsi="Courier New" w:cs="Courier New"/>
+          <w:color w:val="6AAB73"/>
+          <w:sz w:val="20"/>
+        </w:rPr>
+        <w:t>"Конец не может быть меньше начала"</w:t>
+      </w:r>
+      <w:r>
+        <w:rPr>
+          <w:rFonts w:ascii="Courier New" w:hAnsi="Courier New" w:cs="Courier New"/>
+          <w:color w:val="BCBEC4"/>
+          <w:sz w:val="20"/>
+        </w:rPr>
+        <w:t>)</w:t>
+      </w:r>
+      <w:r>
+        <w:rPr>
+          <w:rFonts w:ascii="Courier New" w:hAnsi="Courier New" w:cs="Courier New"/>
+          <w:color w:val="BCBEC4"/>
+          <w:sz w:val="20"/>
+        </w:rPr>
+        <w:br/>
+      </w:r>
+      <w:r>
+        <w:rPr>
+          <w:rFonts w:ascii="Courier New" w:hAnsi="Courier New" w:cs="Courier New"/>
+          <w:color w:val="CF8E6D"/>
+          <w:sz w:val="20"/>
+        </w:rPr>
+        <w:t>while True</w:t>
+      </w:r>
+      <w:r>
+        <w:rPr>
+          <w:rFonts w:ascii="Courier New" w:hAnsi="Courier New" w:cs="Courier New"/>
+          <w:color w:val="BCBEC4"/>
+          <w:sz w:val="20"/>
+        </w:rPr>
+        <w:t>:</w:t>
+      </w:r>
+      <w:r>
+        <w:rPr>
+          <w:rFonts w:ascii="Courier New" w:hAnsi="Courier New" w:cs="Courier New"/>
+          <w:color w:val="BCBEC4"/>
+          <w:sz w:val="20"/>
+        </w:rPr>
+        <w:br/>
+        <w:t xml:space="preserve">    r = </w:t>
+      </w:r>
+      <w:r>
+        <w:rPr>
+          <w:rFonts w:ascii="Courier New" w:hAnsi="Courier New" w:cs="Courier New"/>
+          <w:color w:val="8888C6"/>
+          <w:sz w:val="20"/>
+        </w:rPr>
+        <w:t>float</w:t>
+      </w:r>
+      <w:r>
+        <w:rPr>
+          <w:rFonts w:ascii="Courier New" w:hAnsi="Courier New" w:cs="Courier New"/>
+          <w:color w:val="BCBEC4"/>
+          <w:sz w:val="20"/>
+        </w:rPr>
+        <w:t>(</w:t>
+      </w:r>
+      <w:r>
+        <w:rPr>
+          <w:rFonts w:ascii="Courier New" w:hAnsi="Courier New" w:cs="Courier New"/>
+          <w:color w:val="8888C6"/>
+          <w:sz w:val="20"/>
+        </w:rPr>
+        <w:t>input</w:t>
+      </w:r>
+      <w:r>
+        <w:rPr>
+          <w:rFonts w:ascii="Courier New" w:hAnsi="Courier New" w:cs="Courier New"/>
+          <w:color w:val="BCBEC4"/>
+          <w:sz w:val="20"/>
+        </w:rPr>
+        <w:t>(</w:t>
+      </w:r>
+      <w:r>
+        <w:rPr>
+          <w:rFonts w:ascii="Courier New" w:hAnsi="Courier New" w:cs="Courier New"/>
+          <w:color w:val="6AAB73"/>
+          <w:sz w:val="20"/>
+        </w:rPr>
+        <w:t>"Введите шаг табулирования: "</w:t>
+      </w:r>
+      <w:r>
+        <w:rPr>
+          <w:rFonts w:ascii="Courier New" w:hAnsi="Courier New" w:cs="Courier New"/>
+          <w:color w:val="BCBEC4"/>
+          <w:sz w:val="20"/>
+        </w:rPr>
+        <w:t>))</w:t>
+      </w:r>
+      <w:r>
+        <w:rPr>
+          <w:rFonts w:ascii="Courier New" w:hAnsi="Courier New" w:cs="Courier New"/>
+          <w:color w:val="BCBEC4"/>
+          <w:sz w:val="20"/>
+        </w:rPr>
+        <w:br/>
+        <w:t xml:space="preserve">    </w:t>
+      </w:r>
+      <w:r>
+        <w:rPr>
+          <w:rFonts w:ascii="Courier New" w:hAnsi="Courier New" w:cs="Courier New"/>
+          <w:color w:val="CF8E6D"/>
+          <w:sz w:val="20"/>
+        </w:rPr>
+        <w:t xml:space="preserve">if </w:t>
+      </w:r>
+      <w:r>
+        <w:rPr>
+          <w:rFonts w:ascii="Courier New" w:hAnsi="Courier New" w:cs="Courier New"/>
+          <w:color w:val="2AACB8"/>
+          <w:sz w:val="20"/>
+        </w:rPr>
+        <w:t xml:space="preserve">0 </w:t>
+      </w:r>
+      <w:r>
+        <w:rPr>
+          <w:rFonts w:ascii="Courier New" w:hAnsi="Courier New" w:cs="Courier New"/>
+          <w:color w:val="BCBEC4"/>
+          <w:sz w:val="20"/>
+        </w:rPr>
+        <w:t>&lt; r &lt;=B-A:</w:t>
+      </w:r>
+      <w:r>
+        <w:rPr>
+          <w:rFonts w:ascii="Courier New" w:hAnsi="Courier New" w:cs="Courier New"/>
+          <w:color w:val="BCBEC4"/>
+          <w:sz w:val="20"/>
+        </w:rPr>
+        <w:br/>
+        <w:t xml:space="preserve">        </w:t>
+      </w:r>
+      <w:r>
+        <w:rPr>
+          <w:rFonts w:ascii="Courier New" w:hAnsi="Courier New" w:cs="Courier New"/>
+          <w:color w:val="CF8E6D"/>
+          <w:sz w:val="20"/>
+        </w:rPr>
+        <w:t>break</w:t>
+      </w:r>
+      <w:r>
+        <w:rPr>
+          <w:rFonts w:ascii="Courier New" w:hAnsi="Courier New" w:cs="Courier New"/>
+          <w:color w:val="CF8E6D"/>
+          <w:sz w:val="20"/>
+        </w:rPr>
+        <w:br/>
+        <w:t xml:space="preserve">    </w:t>
+      </w:r>
+      <w:r>
+        <w:rPr>
+          <w:rFonts w:ascii="Courier New" w:hAnsi="Courier New" w:cs="Courier New"/>
+          <w:color w:val="8888C6"/>
+          <w:sz w:val="20"/>
+        </w:rPr>
+        <w:t>print</w:t>
+      </w:r>
+      <w:r>
+        <w:rPr>
+          <w:rFonts w:ascii="Courier New" w:hAnsi="Courier New" w:cs="Courier New"/>
+          <w:color w:val="BCBEC4"/>
+          <w:sz w:val="20"/>
+        </w:rPr>
+        <w:t>(</w:t>
+      </w:r>
+      <w:r>
+        <w:rPr>
+          <w:rFonts w:ascii="Courier New" w:hAnsi="Courier New" w:cs="Courier New"/>
+          <w:color w:val="6AAB73"/>
+          <w:sz w:val="20"/>
+        </w:rPr>
+        <w:t>"Шаг табулированя должен быть больше нуля и меньше длиныинтервала. Повторите"</w:t>
+      </w:r>
+      <w:r>
+        <w:rPr>
+          <w:rFonts w:ascii="Courier New" w:hAnsi="Courier New" w:cs="Courier New"/>
+          <w:color w:val="BCBEC4"/>
+          <w:sz w:val="20"/>
+        </w:rPr>
+        <w:t>)</w:t>
+      </w:r>
+      <w:r>
+        <w:rPr>
+          <w:rFonts w:ascii="Courier New" w:hAnsi="Courier New" w:cs="Courier New"/>
+          <w:color w:val="BCBEC4"/>
+          <w:sz w:val="20"/>
+        </w:rPr>
+        <w:br/>
+      </w:r>
+      <w:r>
+        <w:rPr>
+          <w:rFonts w:ascii="Courier New" w:hAnsi="Courier New" w:cs="Courier New"/>
+          <w:color w:val="CF8E6D"/>
+          <w:sz w:val="20"/>
+        </w:rPr>
+        <w:t>while True</w:t>
+      </w:r>
+      <w:r>
+        <w:rPr>
+          <w:rFonts w:ascii="Courier New" w:hAnsi="Courier New" w:cs="Courier New"/>
+          <w:color w:val="BCBEC4"/>
+          <w:sz w:val="20"/>
+        </w:rPr>
+        <w:t>:</w:t>
+      </w:r>
+      <w:r>
+        <w:rPr>
+          <w:rFonts w:ascii="Courier New" w:hAnsi="Courier New" w:cs="Courier New"/>
+          <w:color w:val="BCBEC4"/>
+          <w:sz w:val="20"/>
+        </w:rPr>
+        <w:br/>
+        <w:t xml:space="preserve">    eps = </w:t>
+      </w:r>
+      <w:r>
+        <w:rPr>
+          <w:rFonts w:ascii="Courier New" w:hAnsi="Courier New" w:cs="Courier New"/>
+          <w:color w:val="8888C6"/>
+          <w:sz w:val="20"/>
+        </w:rPr>
+        <w:t>float</w:t>
+      </w:r>
+      <w:r>
+        <w:rPr>
+          <w:rFonts w:ascii="Courier New" w:hAnsi="Courier New" w:cs="Courier New"/>
+          <w:color w:val="BCBEC4"/>
+          <w:sz w:val="20"/>
+        </w:rPr>
+        <w:t>(</w:t>
+      </w:r>
+      <w:r>
+        <w:rPr>
+          <w:rFonts w:ascii="Courier New" w:hAnsi="Courier New" w:cs="Courier New"/>
+          <w:color w:val="8888C6"/>
+          <w:sz w:val="20"/>
+        </w:rPr>
+        <w:t>input</w:t>
+      </w:r>
+      <w:r>
+        <w:rPr>
+          <w:rFonts w:ascii="Courier New" w:hAnsi="Courier New" w:cs="Courier New"/>
+          <w:color w:val="BCBEC4"/>
+          <w:sz w:val="20"/>
+        </w:rPr>
+        <w:t>(</w:t>
+      </w:r>
+      <w:r>
+        <w:rPr>
+          <w:rFonts w:ascii="Courier New" w:hAnsi="Courier New" w:cs="Courier New"/>
+          <w:color w:val="6AAB73"/>
+          <w:sz w:val="20"/>
+        </w:rPr>
+        <w:t>"Введите точность вычисления 0 &lt; eps &lt; 1): "</w:t>
+      </w:r>
+      <w:r>
+        <w:rPr>
+          <w:rFonts w:ascii="Courier New" w:hAnsi="Courier New" w:cs="Courier New"/>
+          <w:color w:val="BCBEC4"/>
+          <w:sz w:val="20"/>
+        </w:rPr>
+        <w:t>))</w:t>
+      </w:r>
+      <w:r>
+        <w:rPr>
+          <w:rFonts w:ascii="Courier New" w:hAnsi="Courier New" w:cs="Courier New"/>
+          <w:color w:val="BCBEC4"/>
+          <w:sz w:val="20"/>
+        </w:rPr>
+        <w:br/>
+        <w:t xml:space="preserve">    </w:t>
+      </w:r>
+      <w:r>
+        <w:rPr>
+          <w:rFonts w:ascii="Courier New" w:hAnsi="Courier New" w:cs="Courier New"/>
+          <w:color w:val="CF8E6D"/>
+          <w:sz w:val="20"/>
+        </w:rPr>
+        <w:t xml:space="preserve">if </w:t>
+      </w:r>
+      <w:r>
+        <w:rPr>
+          <w:rFonts w:ascii="Courier New" w:hAnsi="Courier New" w:cs="Courier New"/>
+          <w:color w:val="2AACB8"/>
+          <w:sz w:val="20"/>
+        </w:rPr>
+        <w:t xml:space="preserve">0 </w:t>
+      </w:r>
+      <w:r>
+        <w:rPr>
+          <w:rFonts w:ascii="Courier New" w:hAnsi="Courier New" w:cs="Courier New"/>
+          <w:color w:val="BCBEC4"/>
+          <w:sz w:val="20"/>
+        </w:rPr>
+        <w:t xml:space="preserve">&lt; eps &lt; </w:t>
+      </w:r>
+      <w:r>
+        <w:rPr>
+          <w:rFonts w:ascii="Courier New" w:hAnsi="Courier New" w:cs="Courier New"/>
+          <w:color w:val="2AACB8"/>
+          <w:sz w:val="20"/>
+        </w:rPr>
+        <w:t>1</w:t>
+      </w:r>
+      <w:r>
+        <w:rPr>
+          <w:rFonts w:ascii="Courier New" w:hAnsi="Courier New" w:cs="Courier New"/>
+          <w:color w:val="BCBEC4"/>
+          <w:sz w:val="20"/>
+        </w:rPr>
+        <w:t>:</w:t>
+      </w:r>
+      <w:r>
+        <w:rPr>
+          <w:rFonts w:ascii="Courier New" w:hAnsi="Courier New" w:cs="Courier New"/>
+          <w:color w:val="BCBEC4"/>
+          <w:sz w:val="20"/>
+        </w:rPr>
+        <w:br/>
+        <w:t xml:space="preserve">        </w:t>
+      </w:r>
+      <w:r>
+        <w:rPr>
+          <w:rFonts w:ascii="Courier New" w:hAnsi="Courier New" w:cs="Courier New"/>
+          <w:color w:val="CF8E6D"/>
+          <w:sz w:val="20"/>
+        </w:rPr>
+        <w:t>break</w:t>
+      </w:r>
+      <w:r>
+        <w:rPr>
+          <w:rFonts w:ascii="Courier New" w:hAnsi="Courier New" w:cs="Courier New"/>
+          <w:color w:val="CF8E6D"/>
+          <w:sz w:val="20"/>
+        </w:rPr>
+        <w:br/>
+        <w:t xml:space="preserve">    </w:t>
+      </w:r>
+      <w:r>
+        <w:rPr>
+          <w:rFonts w:ascii="Courier New" w:hAnsi="Courier New" w:cs="Courier New"/>
+          <w:color w:val="8888C6"/>
+          <w:sz w:val="20"/>
+        </w:rPr>
+        <w:t>print</w:t>
+      </w:r>
+      <w:r>
+        <w:rPr>
+          <w:rFonts w:ascii="Courier New" w:hAnsi="Courier New" w:cs="Courier New"/>
+          <w:color w:val="BCBEC4"/>
+          <w:sz w:val="20"/>
+        </w:rPr>
+        <w:t>(</w:t>
+      </w:r>
+      <w:r>
+        <w:rPr>
+          <w:rFonts w:ascii="Courier New" w:hAnsi="Courier New" w:cs="Courier New"/>
+          <w:color w:val="6AAB73"/>
+          <w:sz w:val="20"/>
+        </w:rPr>
+        <w:t xml:space="preserve">f"Не правильный ввод 0 &lt; eps &lt; 1!!! </w:t>
+      </w:r>
+      <w:r>
+        <w:rPr>
+          <w:rFonts w:ascii="Courier New" w:hAnsi="Courier New" w:cs="Courier New"/>
+          <w:color w:val="CF8E6D"/>
+          <w:sz w:val="20"/>
+          <w:lang w:val="en-US"/>
+        </w:rPr>
+        <w:t>\n</w:t>
+      </w:r>
+      <w:r>
+        <w:rPr>
+          <w:rFonts w:ascii="Courier New" w:hAnsi="Courier New" w:cs="Courier New"/>
+          <w:color w:val="6AAB73"/>
+          <w:sz w:val="20"/>
+          <w:lang w:val="en-US"/>
+        </w:rPr>
+        <w:t xml:space="preserve"> </w:t>
+      </w:r>
+      <w:r>
+        <w:rPr>
+          <w:rFonts w:ascii="Courier New" w:hAnsi="Courier New" w:cs="Courier New"/>
+          <w:color w:val="6AAB73"/>
+          <w:sz w:val="20"/>
+        </w:rPr>
+        <w:t>Введите</w:t>
+      </w:r>
+      <w:r>
+        <w:rPr>
+          <w:rFonts w:ascii="Courier New" w:hAnsi="Courier New" w:cs="Courier New"/>
+          <w:color w:val="6AAB73"/>
+          <w:sz w:val="20"/>
+          <w:lang w:val="en-US"/>
+        </w:rPr>
+        <w:t xml:space="preserve"> </w:t>
+      </w:r>
+      <w:r>
+        <w:rPr>
+          <w:rFonts w:ascii="Courier New" w:hAnsi="Courier New" w:cs="Courier New"/>
+          <w:color w:val="6AAB73"/>
+          <w:sz w:val="20"/>
+        </w:rPr>
+        <w:t>еще</w:t>
+      </w:r>
+      <w:r>
+        <w:rPr>
+          <w:rFonts w:ascii="Courier New" w:hAnsi="Courier New" w:cs="Courier New"/>
+          <w:color w:val="6AAB73"/>
+          <w:sz w:val="20"/>
+          <w:lang w:val="en-US"/>
+        </w:rPr>
+        <w:t xml:space="preserve"> </w:t>
+      </w:r>
+      <w:r>
+        <w:rPr>
+          <w:rFonts w:ascii="Courier New" w:hAnsi="Courier New" w:cs="Courier New"/>
+          <w:color w:val="6AAB73"/>
+          <w:sz w:val="20"/>
+        </w:rPr>
+        <w:t>раз</w:t>
+      </w:r>
+      <w:r>
+        <w:rPr>
+          <w:rFonts w:ascii="Courier New" w:hAnsi="Courier New" w:cs="Courier New"/>
+          <w:color w:val="6AAB73"/>
+          <w:sz w:val="20"/>
+          <w:lang w:val="en-US"/>
+        </w:rPr>
+        <w:t>"</w:t>
+      </w:r>
+      <w:r>
+        <w:rPr>
+          <w:rFonts w:ascii="Courier New" w:hAnsi="Courier New" w:cs="Courier New"/>
+          <w:color w:val="BCBEC4"/>
+          <w:sz w:val="20"/>
+          <w:lang w:val="en-US"/>
+        </w:rPr>
+        <w:t>)</w:t>
+      </w:r>
+      <w:r>
+        <w:rPr>
+          <w:rFonts w:ascii="Courier New" w:hAnsi="Courier New" w:cs="Courier New"/>
+          <w:color w:val="BCBEC4"/>
+          <w:sz w:val="20"/>
+          <w:lang w:val="en-US"/>
+        </w:rPr>
+        <w:br/>
+      </w:r>
+      <w:r>
+        <w:rPr>
+          <w:rFonts w:ascii="Courier New" w:hAnsi="Courier New" w:cs="Courier New"/>
+          <w:color w:val="CF8E6D"/>
+          <w:sz w:val="20"/>
+          <w:lang w:val="en-US"/>
+        </w:rPr>
+        <w:t xml:space="preserve">def </w:t>
+      </w:r>
+      <w:r>
+        <w:rPr>
+          <w:rFonts w:ascii="Courier New" w:hAnsi="Courier New" w:cs="Courier New"/>
+          <w:color w:val="56A8F5"/>
+          <w:sz w:val="20"/>
+          <w:lang w:val="en-US"/>
+        </w:rPr>
+        <w:t>f</w:t>
+      </w:r>
+      <w:r>
+        <w:rPr>
+          <w:rFonts w:ascii="Courier New" w:hAnsi="Courier New" w:cs="Courier New"/>
+          <w:color w:val="BCBEC4"/>
+          <w:sz w:val="20"/>
+          <w:lang w:val="en-US"/>
+        </w:rPr>
+        <w:t>(x, e):</w:t>
+      </w:r>
+      <w:r>
+        <w:rPr>
+          <w:rFonts w:ascii="Courier New" w:hAnsi="Courier New" w:cs="Courier New"/>
+          <w:color w:val="BCBEC4"/>
+          <w:sz w:val="20"/>
+          <w:lang w:val="en-US"/>
+        </w:rPr>
+        <w:br/>
+        <w:t xml:space="preserve">    a=</w:t>
+      </w:r>
+      <w:r>
+        <w:rPr>
+          <w:rFonts w:ascii="Courier New" w:hAnsi="Courier New" w:cs="Courier New"/>
+          <w:color w:val="2AACB8"/>
+          <w:sz w:val="20"/>
+          <w:lang w:val="en-US"/>
+        </w:rPr>
+        <w:t>2.0</w:t>
+      </w:r>
+      <w:r>
+        <w:rPr>
+          <w:rFonts w:ascii="Courier New" w:hAnsi="Courier New" w:cs="Courier New"/>
+          <w:color w:val="BCBEC4"/>
+          <w:sz w:val="20"/>
+          <w:lang w:val="en-US"/>
+        </w:rPr>
+        <w:t>/</w:t>
+      </w:r>
+      <w:r>
+        <w:rPr>
+          <w:rFonts w:ascii="Courier New" w:hAnsi="Courier New" w:cs="Courier New"/>
+          <w:color w:val="2AACB8"/>
+          <w:sz w:val="20"/>
+          <w:lang w:val="en-US"/>
+        </w:rPr>
+        <w:t>3.0</w:t>
+      </w:r>
+      <w:r>
+        <w:rPr>
+          <w:rFonts w:ascii="Courier New" w:hAnsi="Courier New" w:cs="Courier New"/>
+          <w:color w:val="2AACB8"/>
+          <w:sz w:val="20"/>
+          <w:lang w:val="en-US"/>
+        </w:rPr>
+        <w:br/>
+        <w:t xml:space="preserve">    </w:t>
+      </w:r>
+      <w:r>
+        <w:rPr>
+          <w:rFonts w:ascii="Courier New" w:hAnsi="Courier New" w:cs="Courier New"/>
+          <w:color w:val="BCBEC4"/>
+          <w:sz w:val="20"/>
+          <w:lang w:val="en-US"/>
+        </w:rPr>
+        <w:t>s=</w:t>
+      </w:r>
+      <w:r>
+        <w:rPr>
+          <w:rFonts w:ascii="Courier New" w:hAnsi="Courier New" w:cs="Courier New"/>
+          <w:color w:val="2AACB8"/>
+          <w:sz w:val="20"/>
+          <w:lang w:val="en-US"/>
+        </w:rPr>
+        <w:t>0</w:t>
+      </w:r>
+      <w:r>
+        <w:rPr>
+          <w:rFonts w:ascii="Courier New" w:hAnsi="Courier New" w:cs="Courier New"/>
+          <w:color w:val="2AACB8"/>
+          <w:sz w:val="20"/>
+          <w:lang w:val="en-US"/>
+        </w:rPr>
+        <w:br/>
+        <w:t xml:space="preserve">    </w:t>
+      </w:r>
+      <w:r>
+        <w:rPr>
+          <w:rFonts w:ascii="Courier New" w:hAnsi="Courier New" w:cs="Courier New"/>
+          <w:color w:val="BCBEC4"/>
+          <w:sz w:val="20"/>
+          <w:lang w:val="en-US"/>
+        </w:rPr>
+        <w:t>n=</w:t>
+      </w:r>
+      <w:r>
+        <w:rPr>
+          <w:rFonts w:ascii="Courier New" w:hAnsi="Courier New" w:cs="Courier New"/>
+          <w:color w:val="2AACB8"/>
+          <w:sz w:val="20"/>
+          <w:lang w:val="en-US"/>
+        </w:rPr>
+        <w:t>1</w:t>
+      </w:r>
+      <w:r>
+        <w:rPr>
+          <w:rFonts w:ascii="Courier New" w:hAnsi="Courier New" w:cs="Courier New"/>
+          <w:color w:val="2AACB8"/>
+          <w:sz w:val="20"/>
+          <w:lang w:val="en-US"/>
+        </w:rPr>
+        <w:br/>
+        <w:t xml:space="preserve">    </w:t>
+      </w:r>
+      <w:r>
+        <w:rPr>
+          <w:rFonts w:ascii="Courier New" w:hAnsi="Courier New" w:cs="Courier New"/>
+          <w:color w:val="CF8E6D"/>
+          <w:sz w:val="20"/>
+          <w:lang w:val="en-US"/>
+        </w:rPr>
+        <w:t>while True</w:t>
+      </w:r>
+      <w:r>
+        <w:rPr>
+          <w:rFonts w:ascii="Courier New" w:hAnsi="Courier New" w:cs="Courier New"/>
+          <w:color w:val="BCBEC4"/>
+          <w:sz w:val="20"/>
+          <w:lang w:val="en-US"/>
+        </w:rPr>
+        <w:t>:</w:t>
+      </w:r>
+      <w:r>
+        <w:rPr>
+          <w:rFonts w:ascii="Courier New" w:hAnsi="Courier New" w:cs="Courier New"/>
+          <w:color w:val="BCBEC4"/>
+          <w:sz w:val="20"/>
+          <w:lang w:val="en-US"/>
+        </w:rPr>
+        <w:br/>
+        <w:t xml:space="preserve">        s = s + a</w:t>
+      </w:r>
+      <w:r>
+        <w:rPr>
+          <w:rFonts w:ascii="Courier New" w:hAnsi="Courier New" w:cs="Courier New"/>
+          <w:color w:val="BCBEC4"/>
+          <w:sz w:val="20"/>
+          <w:lang w:val="en-US"/>
+        </w:rPr>
+        <w:br/>
+        <w:t xml:space="preserve">        n = n + </w:t>
+      </w:r>
+      <w:r>
+        <w:rPr>
+          <w:rFonts w:ascii="Courier New" w:hAnsi="Courier New" w:cs="Courier New"/>
+          <w:color w:val="2AACB8"/>
+          <w:sz w:val="20"/>
+          <w:lang w:val="en-US"/>
+        </w:rPr>
+        <w:t>1</w:t>
+      </w:r>
+      <w:r>
+        <w:rPr>
+          <w:rFonts w:ascii="Courier New" w:hAnsi="Courier New" w:cs="Courier New"/>
+          <w:color w:val="2AACB8"/>
+          <w:sz w:val="20"/>
+          <w:lang w:val="en-US"/>
+        </w:rPr>
+        <w:br/>
+        <w:t xml:space="preserve">        </w:t>
+      </w:r>
+      <w:r>
+        <w:rPr>
+          <w:rFonts w:ascii="Courier New" w:hAnsi="Courier New" w:cs="Courier New"/>
+          <w:color w:val="BCBEC4"/>
+          <w:sz w:val="20"/>
+          <w:lang w:val="en-US"/>
+        </w:rPr>
+        <w:t>s_n=((x**</w:t>
+      </w:r>
+      <w:r>
+        <w:rPr>
+          <w:rFonts w:ascii="Courier New" w:hAnsi="Courier New" w:cs="Courier New"/>
+          <w:color w:val="2AACB8"/>
+          <w:sz w:val="20"/>
+          <w:lang w:val="en-US"/>
+        </w:rPr>
+        <w:t>2</w:t>
+      </w:r>
+      <w:r>
+        <w:rPr>
+          <w:rFonts w:ascii="Courier New" w:hAnsi="Courier New" w:cs="Courier New"/>
+          <w:color w:val="BCBEC4"/>
+          <w:sz w:val="20"/>
+          <w:lang w:val="en-US"/>
+        </w:rPr>
+        <w:t>)*n*(</w:t>
+      </w:r>
+      <w:r>
+        <w:rPr>
+          <w:rFonts w:ascii="Courier New" w:hAnsi="Courier New" w:cs="Courier New"/>
+          <w:color w:val="2AACB8"/>
+          <w:sz w:val="20"/>
+          <w:lang w:val="en-US"/>
+        </w:rPr>
+        <w:t>2</w:t>
+      </w:r>
+      <w:r>
+        <w:rPr>
+          <w:rFonts w:ascii="Courier New" w:hAnsi="Courier New" w:cs="Courier New"/>
+          <w:color w:val="BCBEC4"/>
+          <w:sz w:val="20"/>
+          <w:lang w:val="en-US"/>
+        </w:rPr>
+        <w:t>*n-</w:t>
+      </w:r>
+      <w:r>
+        <w:rPr>
+          <w:rFonts w:ascii="Courier New" w:hAnsi="Courier New" w:cs="Courier New"/>
+          <w:color w:val="2AACB8"/>
+          <w:sz w:val="20"/>
+          <w:lang w:val="en-US"/>
+        </w:rPr>
+        <w:t>1</w:t>
+      </w:r>
+      <w:r>
+        <w:rPr>
+          <w:rFonts w:ascii="Courier New" w:hAnsi="Courier New" w:cs="Courier New"/>
+          <w:color w:val="BCBEC4"/>
+          <w:sz w:val="20"/>
+          <w:lang w:val="en-US"/>
+        </w:rPr>
+        <w:t>))/(((</w:t>
+      </w:r>
+      <w:r>
+        <w:rPr>
+          <w:rFonts w:ascii="Courier New" w:hAnsi="Courier New" w:cs="Courier New"/>
+          <w:color w:val="2AACB8"/>
+          <w:sz w:val="20"/>
+          <w:lang w:val="en-US"/>
+        </w:rPr>
+        <w:t>2</w:t>
+      </w:r>
+      <w:r>
+        <w:rPr>
+          <w:rFonts w:ascii="Courier New" w:hAnsi="Courier New" w:cs="Courier New"/>
+          <w:color w:val="BCBEC4"/>
+          <w:sz w:val="20"/>
+          <w:lang w:val="en-US"/>
+        </w:rPr>
+        <w:t>*n)+</w:t>
+      </w:r>
+      <w:r>
+        <w:rPr>
+          <w:rFonts w:ascii="Courier New" w:hAnsi="Courier New" w:cs="Courier New"/>
+          <w:color w:val="2AACB8"/>
+          <w:sz w:val="20"/>
+          <w:lang w:val="en-US"/>
+        </w:rPr>
+        <w:t>1</w:t>
+      </w:r>
+      <w:r>
+        <w:rPr>
+          <w:rFonts w:ascii="Courier New" w:hAnsi="Courier New" w:cs="Courier New"/>
+          <w:color w:val="BCBEC4"/>
+          <w:sz w:val="20"/>
+          <w:lang w:val="en-US"/>
+        </w:rPr>
+        <w:t>)*(n+</w:t>
+      </w:r>
+      <w:r>
+        <w:rPr>
+          <w:rFonts w:ascii="Courier New" w:hAnsi="Courier New" w:cs="Courier New"/>
+          <w:color w:val="2AACB8"/>
+          <w:sz w:val="20"/>
+          <w:lang w:val="en-US"/>
+        </w:rPr>
+        <w:t>1</w:t>
+      </w:r>
+      <w:r>
+        <w:rPr>
+          <w:rFonts w:ascii="Courier New" w:hAnsi="Courier New" w:cs="Courier New"/>
+          <w:color w:val="BCBEC4"/>
+          <w:sz w:val="20"/>
+          <w:lang w:val="en-US"/>
+        </w:rPr>
+        <w:t>)*(n-</w:t>
+      </w:r>
+      <w:r>
+        <w:rPr>
+          <w:rFonts w:ascii="Courier New" w:hAnsi="Courier New" w:cs="Courier New"/>
+          <w:color w:val="2AACB8"/>
+          <w:sz w:val="20"/>
+          <w:lang w:val="en-US"/>
+        </w:rPr>
+        <w:t>1</w:t>
+      </w:r>
+      <w:r>
+        <w:rPr>
+          <w:rFonts w:ascii="Courier New" w:hAnsi="Courier New" w:cs="Courier New"/>
+          <w:color w:val="BCBEC4"/>
+          <w:sz w:val="20"/>
+          <w:lang w:val="en-US"/>
+        </w:rPr>
+        <w:t>))</w:t>
+      </w:r>
+      <w:r>
+        <w:rPr>
+          <w:rFonts w:ascii="Courier New" w:hAnsi="Courier New" w:cs="Courier New"/>
+          <w:color w:val="BCBEC4"/>
+          <w:sz w:val="20"/>
+          <w:lang w:val="en-US"/>
+        </w:rPr>
+        <w:br/>
+        <w:t xml:space="preserve">        a=a*s_n</w:t>
+      </w:r>
+      <w:r>
+        <w:rPr>
+          <w:rFonts w:ascii="Courier New" w:hAnsi="Courier New" w:cs="Courier New"/>
+          <w:color w:val="BCBEC4"/>
+          <w:sz w:val="20"/>
+          <w:lang w:val="en-US"/>
+        </w:rPr>
+        <w:br/>
+        <w:t xml:space="preserve">        </w:t>
+      </w:r>
+      <w:r>
+        <w:rPr>
+          <w:rFonts w:ascii="Courier New" w:hAnsi="Courier New" w:cs="Courier New"/>
+          <w:color w:val="CF8E6D"/>
+          <w:sz w:val="20"/>
+          <w:lang w:val="en-US"/>
+        </w:rPr>
+        <w:t xml:space="preserve">if </w:t>
+      </w:r>
+      <w:r>
+        <w:rPr>
+          <w:rFonts w:ascii="Courier New" w:hAnsi="Courier New" w:cs="Courier New"/>
+          <w:color w:val="8888C6"/>
+          <w:sz w:val="20"/>
+          <w:lang w:val="en-US"/>
+        </w:rPr>
+        <w:t>abs</w:t>
+      </w:r>
+      <w:r>
+        <w:rPr>
+          <w:rFonts w:ascii="Courier New" w:hAnsi="Courier New" w:cs="Courier New"/>
+          <w:color w:val="BCBEC4"/>
+          <w:sz w:val="20"/>
+          <w:lang w:val="en-US"/>
+        </w:rPr>
+        <w:t>(a) &lt; e:</w:t>
+      </w:r>
+      <w:r>
+        <w:rPr>
+          <w:rFonts w:ascii="Courier New" w:hAnsi="Courier New" w:cs="Courier New"/>
+          <w:color w:val="BCBEC4"/>
+          <w:sz w:val="20"/>
+          <w:lang w:val="en-US"/>
+        </w:rPr>
+        <w:br/>
+        <w:t xml:space="preserve">            </w:t>
+      </w:r>
+      <w:r>
+        <w:rPr>
+          <w:rFonts w:ascii="Courier New" w:hAnsi="Courier New" w:cs="Courier New"/>
+          <w:color w:val="CF8E6D"/>
+          <w:sz w:val="20"/>
+          <w:lang w:val="en-US"/>
+        </w:rPr>
+        <w:t>break</w:t>
+      </w:r>
+      <w:r>
+        <w:rPr>
+          <w:rFonts w:ascii="Courier New" w:hAnsi="Courier New" w:cs="Courier New"/>
+          <w:color w:val="CF8E6D"/>
+          <w:sz w:val="20"/>
+          <w:lang w:val="en-US"/>
+        </w:rPr>
+        <w:br/>
+        <w:t xml:space="preserve">    return </w:t>
+      </w:r>
+      <w:r>
+        <w:rPr>
+          <w:rFonts w:ascii="Courier New" w:hAnsi="Courier New" w:cs="Courier New"/>
+          <w:color w:val="BCBEC4"/>
+          <w:sz w:val="20"/>
+          <w:lang w:val="en-US"/>
+        </w:rPr>
+        <w:t>s</w:t>
+      </w:r>
+      <w:r>
+        <w:rPr>
+          <w:rFonts w:ascii="Courier New" w:hAnsi="Courier New" w:cs="Courier New"/>
+          <w:color w:val="BCBEC4"/>
+          <w:sz w:val="20"/>
+          <w:lang w:val="en-US"/>
+        </w:rPr>
+        <w:br/>
+      </w:r>
+      <w:r>
+        <w:rPr>
+          <w:rFonts w:ascii="Courier New" w:hAnsi="Courier New" w:cs="Courier New"/>
+          <w:color w:val="BCBEC4"/>
+          <w:sz w:val="20"/>
+          <w:lang w:val="en-US"/>
+        </w:rPr>
+        <w:br/>
+        <w:t>dat = [[</w:t>
+      </w:r>
+      <w:r>
+        <w:rPr>
+          <w:rFonts w:ascii="Courier New" w:hAnsi="Courier New" w:cs="Courier New"/>
+          <w:color w:val="6AAB73"/>
+          <w:sz w:val="20"/>
+          <w:lang w:val="en-US"/>
+        </w:rPr>
+        <w:t>"x"</w:t>
+      </w:r>
+      <w:r>
+        <w:rPr>
+          <w:rFonts w:ascii="Courier New" w:hAnsi="Courier New" w:cs="Courier New"/>
+          <w:color w:val="BCBEC4"/>
+          <w:sz w:val="20"/>
+          <w:lang w:val="en-US"/>
+        </w:rPr>
+        <w:t>,</w:t>
+      </w:r>
+      <w:r>
+        <w:rPr>
+          <w:rFonts w:ascii="Courier New" w:hAnsi="Courier New" w:cs="Courier New"/>
+          <w:color w:val="6AAB73"/>
+          <w:sz w:val="20"/>
+          <w:lang w:val="en-US"/>
+        </w:rPr>
+        <w:t>"f(x)"</w:t>
+      </w:r>
+      <w:r>
+        <w:rPr>
+          <w:rFonts w:ascii="Courier New" w:hAnsi="Courier New" w:cs="Courier New"/>
+          <w:color w:val="BCBEC4"/>
+          <w:sz w:val="20"/>
+          <w:lang w:val="en-US"/>
+        </w:rPr>
+        <w:t>]]</w:t>
+      </w:r>
+      <w:r>
+        <w:rPr>
+          <w:rFonts w:ascii="Courier New" w:hAnsi="Courier New" w:cs="Courier New"/>
+          <w:color w:val="BCBEC4"/>
+          <w:sz w:val="20"/>
+          <w:lang w:val="en-US"/>
+        </w:rPr>
+        <w:br/>
+      </w:r>
+      <w:r>
+        <w:rPr>
+          <w:rFonts w:ascii="Courier New" w:hAnsi="Courier New" w:cs="Courier New"/>
+          <w:color w:val="8888C6"/>
+          <w:sz w:val="20"/>
+          <w:lang w:val="en-US"/>
+        </w:rPr>
+        <w:t>print</w:t>
+      </w:r>
+      <w:r>
+        <w:rPr>
+          <w:rFonts w:ascii="Courier New" w:hAnsi="Courier New" w:cs="Courier New"/>
+          <w:color w:val="BCBEC4"/>
+          <w:sz w:val="20"/>
+          <w:lang w:val="en-US"/>
+        </w:rPr>
+        <w:t>(</w:t>
+      </w:r>
+      <w:r>
+        <w:rPr>
+          <w:rFonts w:ascii="Courier New" w:hAnsi="Courier New" w:cs="Courier New"/>
+          <w:color w:val="6AAB73"/>
+          <w:sz w:val="20"/>
+          <w:lang w:val="en-US"/>
+        </w:rPr>
+        <w:t xml:space="preserve">"|" </w:t>
+      </w:r>
+      <w:r>
+        <w:rPr>
+          <w:rFonts w:ascii="Courier New" w:hAnsi="Courier New" w:cs="Courier New"/>
+          <w:color w:val="BCBEC4"/>
+          <w:sz w:val="20"/>
+          <w:lang w:val="en-US"/>
+        </w:rPr>
+        <w:t xml:space="preserve">+ </w:t>
+      </w:r>
+      <w:r>
+        <w:rPr>
+          <w:rFonts w:ascii="Courier New" w:hAnsi="Courier New" w:cs="Courier New"/>
+          <w:color w:val="6AAB73"/>
+          <w:sz w:val="20"/>
+          <w:lang w:val="en-US"/>
+        </w:rPr>
+        <w:t>"-"</w:t>
+      </w:r>
+      <w:r>
+        <w:rPr>
+          <w:rFonts w:ascii="Courier New" w:hAnsi="Courier New" w:cs="Courier New"/>
+          <w:color w:val="BCBEC4"/>
+          <w:sz w:val="20"/>
+          <w:lang w:val="en-US"/>
+        </w:rPr>
+        <w:t>*</w:t>
+      </w:r>
+      <w:r>
+        <w:rPr>
+          <w:rFonts w:ascii="Courier New" w:hAnsi="Courier New" w:cs="Courier New"/>
+          <w:color w:val="2AACB8"/>
+          <w:sz w:val="20"/>
+          <w:lang w:val="en-US"/>
+        </w:rPr>
+        <w:t xml:space="preserve">10 </w:t>
+      </w:r>
+      <w:r>
+        <w:rPr>
+          <w:rFonts w:ascii="Courier New" w:hAnsi="Courier New" w:cs="Courier New"/>
+          <w:color w:val="BCBEC4"/>
+          <w:sz w:val="20"/>
+          <w:lang w:val="en-US"/>
+        </w:rPr>
+        <w:t xml:space="preserve">+ </w:t>
+      </w:r>
+      <w:r>
+        <w:rPr>
+          <w:rFonts w:ascii="Courier New" w:hAnsi="Courier New" w:cs="Courier New"/>
+          <w:color w:val="6AAB73"/>
+          <w:sz w:val="20"/>
+          <w:lang w:val="en-US"/>
+        </w:rPr>
+        <w:t>"+"</w:t>
+      </w:r>
+      <w:r>
+        <w:rPr>
+          <w:rFonts w:ascii="Courier New" w:hAnsi="Courier New" w:cs="Courier New"/>
+          <w:color w:val="BCBEC4"/>
+          <w:sz w:val="20"/>
+          <w:lang w:val="en-US"/>
+        </w:rPr>
+        <w:t>+</w:t>
+      </w:r>
+      <w:r>
+        <w:rPr>
+          <w:rFonts w:ascii="Courier New" w:hAnsi="Courier New" w:cs="Courier New"/>
+          <w:color w:val="6AAB73"/>
+          <w:sz w:val="20"/>
+          <w:lang w:val="en-US"/>
+        </w:rPr>
+        <w:t>"-"</w:t>
+      </w:r>
+      <w:r>
+        <w:rPr>
+          <w:rFonts w:ascii="Courier New" w:hAnsi="Courier New" w:cs="Courier New"/>
+          <w:color w:val="BCBEC4"/>
+          <w:sz w:val="20"/>
+          <w:lang w:val="en-US"/>
+        </w:rPr>
+        <w:t>*</w:t>
+      </w:r>
+      <w:r>
+        <w:rPr>
+          <w:rFonts w:ascii="Courier New" w:hAnsi="Courier New" w:cs="Courier New"/>
+          <w:color w:val="2AACB8"/>
+          <w:sz w:val="20"/>
+          <w:lang w:val="en-US"/>
+        </w:rPr>
+        <w:t xml:space="preserve">20 </w:t>
+      </w:r>
+      <w:r>
+        <w:rPr>
+          <w:rFonts w:ascii="Courier New" w:hAnsi="Courier New" w:cs="Courier New"/>
+          <w:color w:val="BCBEC4"/>
+          <w:sz w:val="20"/>
+          <w:lang w:val="en-US"/>
+        </w:rPr>
+        <w:t xml:space="preserve">+ </w:t>
+      </w:r>
+      <w:r>
+        <w:rPr>
+          <w:rFonts w:ascii="Courier New" w:hAnsi="Courier New" w:cs="Courier New"/>
+          <w:color w:val="6AAB73"/>
+          <w:sz w:val="20"/>
+          <w:lang w:val="en-US"/>
+        </w:rPr>
+        <w:t>"|"</w:t>
+      </w:r>
+      <w:r>
+        <w:rPr>
+          <w:rFonts w:ascii="Courier New" w:hAnsi="Courier New" w:cs="Courier New"/>
+          <w:color w:val="BCBEC4"/>
+          <w:sz w:val="20"/>
+          <w:lang w:val="en-US"/>
+        </w:rPr>
+        <w:t>)</w:t>
+      </w:r>
+      <w:r>
+        <w:rPr>
+          <w:rFonts w:ascii="Courier New" w:hAnsi="Courier New" w:cs="Courier New"/>
+          <w:color w:val="BCBEC4"/>
+          <w:sz w:val="20"/>
+          <w:lang w:val="en-US"/>
+        </w:rPr>
+        <w:br/>
+      </w:r>
+      <w:r>
+        <w:rPr>
+          <w:rFonts w:ascii="Courier New" w:hAnsi="Courier New" w:cs="Courier New"/>
+          <w:color w:val="8888C6"/>
+          <w:sz w:val="20"/>
+          <w:lang w:val="en-US"/>
+        </w:rPr>
+        <w:t>print</w:t>
+      </w:r>
+      <w:r>
+        <w:rPr>
+          <w:rFonts w:ascii="Courier New" w:hAnsi="Courier New" w:cs="Courier New"/>
+          <w:color w:val="BCBEC4"/>
+          <w:sz w:val="20"/>
+          <w:lang w:val="en-US"/>
+        </w:rPr>
+        <w:t>(</w:t>
+      </w:r>
+      <w:r>
+        <w:rPr>
+          <w:rFonts w:ascii="Courier New" w:hAnsi="Courier New" w:cs="Courier New"/>
+          <w:color w:val="6AAB73"/>
+          <w:sz w:val="20"/>
+          <w:lang w:val="en-US"/>
+        </w:rPr>
+        <w:t>f"|</w:t>
+      </w:r>
+      <w:r>
+        <w:rPr>
+          <w:rFonts w:ascii="Courier New" w:hAnsi="Courier New" w:cs="Courier New"/>
+          <w:color w:val="CF8E6D"/>
+          <w:sz w:val="20"/>
+          <w:lang w:val="en-US"/>
+        </w:rPr>
+        <w:t>{</w:t>
+      </w:r>
+      <w:r>
+        <w:rPr>
+          <w:rFonts w:ascii="Courier New" w:hAnsi="Courier New" w:cs="Courier New"/>
+          <w:color w:val="BCBEC4"/>
+          <w:sz w:val="20"/>
+          <w:lang w:val="en-US"/>
+        </w:rPr>
+        <w:t>dat[</w:t>
+      </w:r>
+      <w:r>
+        <w:rPr>
+          <w:rFonts w:ascii="Courier New" w:hAnsi="Courier New" w:cs="Courier New"/>
+          <w:color w:val="2AACB8"/>
+          <w:sz w:val="20"/>
+          <w:lang w:val="en-US"/>
+        </w:rPr>
+        <w:t>0</w:t>
+      </w:r>
+      <w:r>
+        <w:rPr>
+          <w:rFonts w:ascii="Courier New" w:hAnsi="Courier New" w:cs="Courier New"/>
+          <w:color w:val="BCBEC4"/>
+          <w:sz w:val="20"/>
+          <w:lang w:val="en-US"/>
+        </w:rPr>
+        <w:t>][</w:t>
+      </w:r>
+      <w:r>
+        <w:rPr>
+          <w:rFonts w:ascii="Courier New" w:hAnsi="Courier New" w:cs="Courier New"/>
+          <w:color w:val="2AACB8"/>
+          <w:sz w:val="20"/>
+          <w:lang w:val="en-US"/>
+        </w:rPr>
+        <w:t>0</w:t>
+      </w:r>
+      <w:r>
+        <w:rPr>
+          <w:rFonts w:ascii="Courier New" w:hAnsi="Courier New" w:cs="Courier New"/>
+          <w:color w:val="BCBEC4"/>
+          <w:sz w:val="20"/>
+          <w:lang w:val="en-US"/>
+        </w:rPr>
+        <w:t>]</w:t>
+      </w:r>
+      <w:r>
+        <w:rPr>
+          <w:rFonts w:ascii="Courier New" w:hAnsi="Courier New" w:cs="Courier New"/>
+          <w:color w:val="CF8E6D"/>
+          <w:sz w:val="20"/>
+          <w:lang w:val="en-US"/>
+        </w:rPr>
+        <w:t>:^</w:t>
+      </w:r>
+      <w:r>
+        <w:rPr>
+          <w:rFonts w:ascii="Courier New" w:hAnsi="Courier New" w:cs="Courier New"/>
+          <w:color w:val="2AACB8"/>
+          <w:sz w:val="20"/>
+          <w:lang w:val="en-US"/>
+        </w:rPr>
+        <w:t>10</w:t>
+      </w:r>
+      <w:r>
+        <w:rPr>
+          <w:rFonts w:ascii="Courier New" w:hAnsi="Courier New" w:cs="Courier New"/>
+          <w:color w:val="CF8E6D"/>
+          <w:sz w:val="20"/>
+          <w:lang w:val="en-US"/>
+        </w:rPr>
+        <w:t>}</w:t>
+      </w:r>
+      <w:r>
+        <w:rPr>
+          <w:rFonts w:ascii="Courier New" w:hAnsi="Courier New" w:cs="Courier New"/>
+          <w:color w:val="6AAB73"/>
+          <w:sz w:val="20"/>
+          <w:lang w:val="en-US"/>
+        </w:rPr>
+        <w:t>|</w:t>
+      </w:r>
+      <w:r>
+        <w:rPr>
+          <w:rFonts w:ascii="Courier New" w:hAnsi="Courier New" w:cs="Courier New"/>
+          <w:color w:val="CF8E6D"/>
+          <w:sz w:val="20"/>
+          <w:lang w:val="en-US"/>
+        </w:rPr>
+        <w:t>{</w:t>
+      </w:r>
+      <w:r>
+        <w:rPr>
+          <w:rFonts w:ascii="Courier New" w:hAnsi="Courier New" w:cs="Courier New"/>
+          <w:color w:val="BCBEC4"/>
+          <w:sz w:val="20"/>
+          <w:lang w:val="en-US"/>
+        </w:rPr>
+        <w:t>dat[</w:t>
+      </w:r>
+      <w:r>
+        <w:rPr>
+          <w:rFonts w:ascii="Courier New" w:hAnsi="Courier New" w:cs="Courier New"/>
+          <w:color w:val="2AACB8"/>
+          <w:sz w:val="20"/>
+          <w:lang w:val="en-US"/>
+        </w:rPr>
+        <w:t>0</w:t>
+      </w:r>
+      <w:r>
+        <w:rPr>
+          <w:rFonts w:ascii="Courier New" w:hAnsi="Courier New" w:cs="Courier New"/>
+          <w:color w:val="BCBEC4"/>
+          <w:sz w:val="20"/>
+          <w:lang w:val="en-US"/>
+        </w:rPr>
+        <w:t>][</w:t>
+      </w:r>
+      <w:r>
+        <w:rPr>
+          <w:rFonts w:ascii="Courier New" w:hAnsi="Courier New" w:cs="Courier New"/>
+          <w:color w:val="2AACB8"/>
+          <w:sz w:val="20"/>
+          <w:lang w:val="en-US"/>
+        </w:rPr>
+        <w:t>1</w:t>
+      </w:r>
+      <w:r>
+        <w:rPr>
+          <w:rFonts w:ascii="Courier New" w:hAnsi="Courier New" w:cs="Courier New"/>
+          <w:color w:val="BCBEC4"/>
+          <w:sz w:val="20"/>
+          <w:lang w:val="en-US"/>
+        </w:rPr>
+        <w:t>]</w:t>
+      </w:r>
+      <w:r>
+        <w:rPr>
+          <w:rFonts w:ascii="Courier New" w:hAnsi="Courier New" w:cs="Courier New"/>
+          <w:color w:val="CF8E6D"/>
+          <w:sz w:val="20"/>
+          <w:lang w:val="en-US"/>
+        </w:rPr>
+        <w:t>:^</w:t>
+      </w:r>
+      <w:r>
+        <w:rPr>
+          <w:rFonts w:ascii="Courier New" w:hAnsi="Courier New" w:cs="Courier New"/>
+          <w:color w:val="2AACB8"/>
+          <w:sz w:val="20"/>
+          <w:lang w:val="en-US"/>
+        </w:rPr>
+        <w:t>20</w:t>
+      </w:r>
+      <w:r>
+        <w:rPr>
+          <w:rFonts w:ascii="Courier New" w:hAnsi="Courier New" w:cs="Courier New"/>
+          <w:color w:val="CF8E6D"/>
+          <w:sz w:val="20"/>
+          <w:lang w:val="en-US"/>
+        </w:rPr>
+        <w:t>}</w:t>
+      </w:r>
+      <w:r>
+        <w:rPr>
+          <w:rFonts w:ascii="Courier New" w:hAnsi="Courier New" w:cs="Courier New"/>
+          <w:color w:val="6AAB73"/>
+          <w:sz w:val="20"/>
+          <w:lang w:val="en-US"/>
+        </w:rPr>
+        <w:t>|"</w:t>
+      </w:r>
+      <w:r>
+        <w:rPr>
+          <w:rFonts w:ascii="Courier New" w:hAnsi="Courier New" w:cs="Courier New"/>
+          <w:color w:val="BCBEC4"/>
+          <w:sz w:val="20"/>
+          <w:lang w:val="en-US"/>
+        </w:rPr>
+        <w:t>)</w:t>
+      </w:r>
+      <w:r>
+        <w:rPr>
+          <w:rFonts w:ascii="Courier New" w:hAnsi="Courier New" w:cs="Courier New"/>
+          <w:color w:val="BCBEC4"/>
+          <w:sz w:val="20"/>
+          <w:lang w:val="en-US"/>
+        </w:rPr>
+        <w:br/>
+        <w:t>i = A</w:t>
+      </w:r>
+      <w:r>
+        <w:rPr>
+          <w:rFonts w:ascii="Courier New" w:hAnsi="Courier New" w:cs="Courier New"/>
+          <w:color w:val="BCBEC4"/>
+          <w:sz w:val="20"/>
+          <w:lang w:val="en-US"/>
+        </w:rPr>
+        <w:br/>
+      </w:r>
+      <w:r>
+        <w:rPr>
+          <w:rFonts w:ascii="Courier New" w:hAnsi="Courier New" w:cs="Courier New"/>
+          <w:color w:val="CF8E6D"/>
+          <w:sz w:val="20"/>
+          <w:lang w:val="en-US"/>
+        </w:rPr>
+        <w:t>while True</w:t>
+      </w:r>
+      <w:r>
+        <w:rPr>
+          <w:rFonts w:ascii="Courier New" w:hAnsi="Courier New" w:cs="Courier New"/>
+          <w:color w:val="BCBEC4"/>
+          <w:sz w:val="20"/>
+          <w:lang w:val="en-US"/>
+        </w:rPr>
+        <w:t>:</w:t>
+      </w:r>
+      <w:r>
+        <w:rPr>
+          <w:rFonts w:ascii="Courier New" w:hAnsi="Courier New" w:cs="Courier New"/>
+          <w:color w:val="BCBEC4"/>
+          <w:sz w:val="20"/>
+          <w:lang w:val="en-US"/>
+        </w:rPr>
+        <w:br/>
+        <w:t xml:space="preserve">    </w:t>
+      </w:r>
+      <w:r>
+        <w:rPr>
+          <w:rFonts w:ascii="Courier New" w:hAnsi="Courier New" w:cs="Courier New"/>
+          <w:color w:val="8888C6"/>
+          <w:sz w:val="20"/>
+          <w:lang w:val="en-US"/>
+        </w:rPr>
+        <w:t>print</w:t>
+      </w:r>
+      <w:r>
+        <w:rPr>
+          <w:rFonts w:ascii="Courier New" w:hAnsi="Courier New" w:cs="Courier New"/>
+          <w:color w:val="BCBEC4"/>
+          <w:sz w:val="20"/>
+          <w:lang w:val="en-US"/>
+        </w:rPr>
+        <w:t>(</w:t>
+      </w:r>
+      <w:r>
+        <w:rPr>
+          <w:rFonts w:ascii="Courier New" w:hAnsi="Courier New" w:cs="Courier New"/>
+          <w:color w:val="6AAB73"/>
+          <w:sz w:val="20"/>
+          <w:lang w:val="en-US"/>
+        </w:rPr>
+        <w:t>f"|</w:t>
+      </w:r>
+      <w:r>
+        <w:rPr>
+          <w:rFonts w:ascii="Courier New" w:hAnsi="Courier New" w:cs="Courier New"/>
+          <w:color w:val="CF8E6D"/>
+          <w:sz w:val="20"/>
+          <w:lang w:val="en-US"/>
+        </w:rPr>
+        <w:t>{</w:t>
+      </w:r>
+      <w:r>
+        <w:rPr>
+          <w:rFonts w:ascii="Courier New" w:hAnsi="Courier New" w:cs="Courier New"/>
+          <w:color w:val="BCBEC4"/>
+          <w:sz w:val="20"/>
+          <w:lang w:val="en-US"/>
+        </w:rPr>
+        <w:t>i</w:t>
+      </w:r>
+      <w:r>
+        <w:rPr>
+          <w:rFonts w:ascii="Courier New" w:hAnsi="Courier New" w:cs="Courier New"/>
+          <w:color w:val="CF8E6D"/>
+          <w:sz w:val="20"/>
+          <w:lang w:val="en-US"/>
+        </w:rPr>
+        <w:t>:^</w:t>
+      </w:r>
+      <w:r>
+        <w:rPr>
+          <w:rFonts w:ascii="Courier New" w:hAnsi="Courier New" w:cs="Courier New"/>
+          <w:color w:val="2AACB8"/>
+          <w:sz w:val="20"/>
+          <w:lang w:val="en-US"/>
+        </w:rPr>
+        <w:t>10</w:t>
+      </w:r>
+      <w:r>
+        <w:rPr>
+          <w:rFonts w:ascii="Courier New" w:hAnsi="Courier New" w:cs="Courier New"/>
+          <w:color w:val="CF8E6D"/>
+          <w:sz w:val="20"/>
+          <w:lang w:val="en-US"/>
+        </w:rPr>
+        <w:t>.</w:t>
+      </w:r>
+      <w:r>
+        <w:rPr>
+          <w:rFonts w:ascii="Courier New" w:hAnsi="Courier New" w:cs="Courier New"/>
+          <w:color w:val="2AACB8"/>
+          <w:sz w:val="20"/>
+          <w:lang w:val="en-US"/>
+        </w:rPr>
+        <w:t>2</w:t>
+      </w:r>
+      <w:r>
+        <w:rPr>
+          <w:rFonts w:ascii="Courier New" w:hAnsi="Courier New" w:cs="Courier New"/>
+          <w:color w:val="CF8E6D"/>
+          <w:sz w:val="20"/>
+          <w:lang w:val="en-US"/>
+        </w:rPr>
+        <w:t>g}</w:t>
+      </w:r>
+      <w:r>
+        <w:rPr>
+          <w:rFonts w:ascii="Courier New" w:hAnsi="Courier New" w:cs="Courier New"/>
+          <w:color w:val="6AAB73"/>
+          <w:sz w:val="20"/>
+          <w:lang w:val="en-US"/>
+        </w:rPr>
+        <w:t>|</w:t>
+      </w:r>
+      <w:r>
+        <w:rPr>
+          <w:rFonts w:ascii="Courier New" w:hAnsi="Courier New" w:cs="Courier New"/>
+          <w:color w:val="CF8E6D"/>
+          <w:sz w:val="20"/>
+          <w:lang w:val="en-US"/>
+        </w:rPr>
+        <w:t>{</w:t>
+      </w:r>
+      <w:r>
+        <w:rPr>
+          <w:rFonts w:ascii="Courier New" w:hAnsi="Courier New" w:cs="Courier New"/>
+          <w:color w:val="BCBEC4"/>
+          <w:sz w:val="20"/>
+          <w:lang w:val="en-US"/>
+        </w:rPr>
+        <w:t>f(i,eps)</w:t>
+      </w:r>
+      <w:r>
+        <w:rPr>
+          <w:rFonts w:ascii="Courier New" w:hAnsi="Courier New" w:cs="Courier New"/>
+          <w:color w:val="CF8E6D"/>
+          <w:sz w:val="20"/>
+          <w:lang w:val="en-US"/>
+        </w:rPr>
+        <w:t>:^</w:t>
+      </w:r>
+      <w:r>
+        <w:rPr>
+          <w:rFonts w:ascii="Courier New" w:hAnsi="Courier New" w:cs="Courier New"/>
+          <w:color w:val="2AACB8"/>
+          <w:sz w:val="20"/>
+          <w:lang w:val="en-US"/>
+        </w:rPr>
+        <w:t>20</w:t>
+      </w:r>
+      <w:r>
+        <w:rPr>
+          <w:rFonts w:ascii="Courier New" w:hAnsi="Courier New" w:cs="Courier New"/>
+          <w:color w:val="CF8E6D"/>
+          <w:sz w:val="20"/>
+          <w:lang w:val="en-US"/>
+        </w:rPr>
+        <w:t>.</w:t>
+      </w:r>
+      <w:r>
+        <w:rPr>
+          <w:rFonts w:ascii="Courier New" w:hAnsi="Courier New" w:cs="Courier New"/>
+          <w:color w:val="2AACB8"/>
+          <w:sz w:val="20"/>
+          <w:lang w:val="en-US"/>
+        </w:rPr>
+        <w:t>13</w:t>
+      </w:r>
+      <w:r>
+        <w:rPr>
+          <w:rFonts w:ascii="Courier New" w:hAnsi="Courier New" w:cs="Courier New"/>
+          <w:color w:val="CF8E6D"/>
+          <w:sz w:val="20"/>
+          <w:lang w:val="en-US"/>
+        </w:rPr>
+        <w:t>g}</w:t>
+      </w:r>
+      <w:r>
+        <w:rPr>
+          <w:rFonts w:ascii="Courier New" w:hAnsi="Courier New" w:cs="Courier New"/>
+          <w:color w:val="6AAB73"/>
+          <w:sz w:val="20"/>
+          <w:lang w:val="en-US"/>
+        </w:rPr>
+        <w:t>|"</w:t>
+      </w:r>
+      <w:r>
+        <w:rPr>
+          <w:rFonts w:ascii="Courier New" w:hAnsi="Courier New" w:cs="Courier New"/>
+          <w:color w:val="BCBEC4"/>
+          <w:sz w:val="20"/>
+          <w:lang w:val="en-US"/>
+        </w:rPr>
+        <w:t>)</w:t>
+      </w:r>
+      <w:r>
+        <w:rPr>
+          <w:rFonts w:ascii="Courier New" w:hAnsi="Courier New" w:cs="Courier New"/>
+          <w:color w:val="BCBEC4"/>
+          <w:sz w:val="20"/>
+          <w:lang w:val="en-US"/>
+        </w:rPr>
+        <w:br/>
+        <w:t xml:space="preserve">    </w:t>
+      </w:r>
+      <w:r>
+        <w:rPr>
+          <w:rFonts w:ascii="Courier New" w:hAnsi="Courier New" w:cs="Courier New"/>
+          <w:color w:val="CF8E6D"/>
+          <w:sz w:val="20"/>
+          <w:lang w:val="en-US"/>
+        </w:rPr>
+        <w:t xml:space="preserve">if </w:t>
+      </w:r>
+      <w:r>
+        <w:rPr>
+          <w:rFonts w:ascii="Courier New" w:hAnsi="Courier New" w:cs="Courier New"/>
+          <w:color w:val="BCBEC4"/>
+          <w:sz w:val="20"/>
+          <w:lang w:val="en-US"/>
+        </w:rPr>
+        <w:t>A &gt; B:</w:t>
+      </w:r>
+      <w:r>
+        <w:rPr>
+          <w:rFonts w:ascii="Courier New" w:hAnsi="Courier New" w:cs="Courier New"/>
+          <w:color w:val="BCBEC4"/>
+          <w:sz w:val="20"/>
+          <w:lang w:val="en-US"/>
+        </w:rPr>
+        <w:br/>
+        <w:t xml:space="preserve">        </w:t>
+      </w:r>
+      <w:r>
+        <w:rPr>
+          <w:rFonts w:ascii="Courier New" w:hAnsi="Courier New" w:cs="Courier New"/>
+          <w:color w:val="CF8E6D"/>
+          <w:sz w:val="20"/>
+          <w:lang w:val="en-US"/>
+        </w:rPr>
+        <w:t>break</w:t>
+      </w:r>
+      <w:r>
+        <w:rPr>
+          <w:rFonts w:ascii="Courier New" w:hAnsi="Courier New" w:cs="Courier New"/>
+          <w:color w:val="CF8E6D"/>
+          <w:sz w:val="20"/>
+          <w:lang w:val="en-US"/>
+        </w:rPr>
+        <w:br/>
+        <w:t xml:space="preserve">    </w:t>
+      </w:r>
+      <w:r>
+        <w:rPr>
+          <w:rFonts w:ascii="Courier New" w:hAnsi="Courier New" w:cs="Courier New"/>
+          <w:color w:val="BCBEC4"/>
+          <w:sz w:val="20"/>
+          <w:lang w:val="en-US"/>
+        </w:rPr>
+        <w:t>A = A + r</w:t>
+      </w:r>
+      <w:r>
+        <w:rPr>
+          <w:rFonts w:ascii="Courier New" w:hAnsi="Courier New" w:cs="Courier New"/>
+          <w:color w:val="BCBEC4"/>
+          <w:sz w:val="20"/>
+          <w:lang w:val="en-US"/>
+        </w:rPr>
+        <w:br/>
+        <w:t xml:space="preserve">    i = i + r</w:t>
+      </w:r>
+      <w:r>
+        <w:rPr>
+          <w:rFonts w:ascii="Courier New" w:hAnsi="Courier New" w:cs="Courier New"/>
+          <w:color w:val="BCBEC4"/>
+          <w:sz w:val="20"/>
+          <w:lang w:val="en-US"/>
+        </w:rPr>
+        <w:br/>
+      </w:r>
+      <w:r>
+        <w:rPr>
+          <w:rFonts w:ascii="Courier New" w:hAnsi="Courier New" w:cs="Courier New"/>
+          <w:color w:val="8888C6"/>
+          <w:sz w:val="20"/>
+          <w:lang w:val="en-US"/>
+        </w:rPr>
+        <w:t>print</w:t>
+      </w:r>
+      <w:r>
+        <w:rPr>
+          <w:rFonts w:ascii="Courier New" w:hAnsi="Courier New" w:cs="Courier New"/>
+          <w:color w:val="BCBEC4"/>
+          <w:sz w:val="20"/>
+          <w:lang w:val="en-US"/>
+        </w:rPr>
+        <w:t>(</w:t>
+      </w:r>
+      <w:r>
+        <w:rPr>
+          <w:rFonts w:ascii="Courier New" w:hAnsi="Courier New" w:cs="Courier New"/>
+          <w:color w:val="6AAB73"/>
+          <w:sz w:val="20"/>
+          <w:lang w:val="en-US"/>
+        </w:rPr>
+        <w:t xml:space="preserve">"|" </w:t>
+      </w:r>
+      <w:r>
+        <w:rPr>
+          <w:rFonts w:ascii="Courier New" w:hAnsi="Courier New" w:cs="Courier New"/>
+          <w:color w:val="BCBEC4"/>
+          <w:sz w:val="20"/>
+          <w:lang w:val="en-US"/>
+        </w:rPr>
+        <w:t xml:space="preserve">+ </w:t>
+      </w:r>
+      <w:r>
+        <w:rPr>
+          <w:rFonts w:ascii="Courier New" w:hAnsi="Courier New" w:cs="Courier New"/>
+          <w:color w:val="6AAB73"/>
+          <w:sz w:val="20"/>
+          <w:lang w:val="en-US"/>
+        </w:rPr>
+        <w:t>"-"</w:t>
+      </w:r>
+      <w:r>
+        <w:rPr>
+          <w:rFonts w:ascii="Courier New" w:hAnsi="Courier New" w:cs="Courier New"/>
+          <w:color w:val="BCBEC4"/>
+          <w:sz w:val="20"/>
+          <w:lang w:val="en-US"/>
+        </w:rPr>
+        <w:t>*</w:t>
+      </w:r>
+      <w:r>
+        <w:rPr>
+          <w:rFonts w:ascii="Courier New" w:hAnsi="Courier New" w:cs="Courier New"/>
+          <w:color w:val="2AACB8"/>
+          <w:sz w:val="20"/>
+          <w:lang w:val="en-US"/>
+        </w:rPr>
+        <w:t xml:space="preserve">10 </w:t>
+      </w:r>
+      <w:r>
+        <w:rPr>
+          <w:rFonts w:ascii="Courier New" w:hAnsi="Courier New" w:cs="Courier New"/>
+          <w:color w:val="BCBEC4"/>
+          <w:sz w:val="20"/>
+          <w:lang w:val="en-US"/>
+        </w:rPr>
+        <w:t xml:space="preserve">+ </w:t>
+      </w:r>
+      <w:r>
+        <w:rPr>
+          <w:rFonts w:ascii="Courier New" w:hAnsi="Courier New" w:cs="Courier New"/>
+          <w:color w:val="6AAB73"/>
+          <w:sz w:val="20"/>
+          <w:lang w:val="en-US"/>
+        </w:rPr>
+        <w:t>"+"</w:t>
+      </w:r>
+      <w:r>
+        <w:rPr>
+          <w:rFonts w:ascii="Courier New" w:hAnsi="Courier New" w:cs="Courier New"/>
+          <w:color w:val="BCBEC4"/>
+          <w:sz w:val="20"/>
+          <w:lang w:val="en-US"/>
+        </w:rPr>
+        <w:t>+</w:t>
+      </w:r>
+      <w:r>
+        <w:rPr>
+          <w:rFonts w:ascii="Courier New" w:hAnsi="Courier New" w:cs="Courier New"/>
+          <w:color w:val="6AAB73"/>
+          <w:sz w:val="20"/>
+          <w:lang w:val="en-US"/>
+        </w:rPr>
+        <w:t>"-"</w:t>
+      </w:r>
+      <w:r>
+        <w:rPr>
+          <w:rFonts w:ascii="Courier New" w:hAnsi="Courier New" w:cs="Courier New"/>
+          <w:color w:val="BCBEC4"/>
+          <w:sz w:val="20"/>
+          <w:lang w:val="en-US"/>
+        </w:rPr>
+        <w:t>*</w:t>
+      </w:r>
+      <w:r>
+        <w:rPr>
+          <w:rFonts w:ascii="Courier New" w:hAnsi="Courier New" w:cs="Courier New"/>
+          <w:color w:val="2AACB8"/>
+          <w:sz w:val="20"/>
+          <w:lang w:val="en-US"/>
+        </w:rPr>
+        <w:t xml:space="preserve">20 </w:t>
+      </w:r>
+      <w:r>
+        <w:rPr>
+          <w:rFonts w:ascii="Courier New" w:hAnsi="Courier New" w:cs="Courier New"/>
+          <w:color w:val="BCBEC4"/>
+          <w:sz w:val="20"/>
+          <w:lang w:val="en-US"/>
+        </w:rPr>
+        <w:t xml:space="preserve">+ </w:t>
+      </w:r>
+      <w:r>
+        <w:rPr>
+          <w:rFonts w:ascii="Courier New" w:hAnsi="Courier New" w:cs="Courier New"/>
+          <w:color w:val="6AAB73"/>
+          <w:sz w:val="20"/>
+          <w:lang w:val="en-US"/>
+        </w:rPr>
+        <w:t>"|"</w:t>
+      </w:r>
+      <w:r>
+        <w:rPr>
+          <w:rFonts w:ascii="Courier New" w:hAnsi="Courier New" w:cs="Courier New"/>
+          <w:color w:val="BCBEC4"/>
+          <w:sz w:val="20"/>
+          <w:lang w:val="en-US"/>
+        </w:rPr>
+        <w:t>)</w:t>
+      </w:r>
     </w:p>
     <w:p>
       <w:pPr>
+        <w:spacing w:line="240" w:lineRule="auto"/>
+        <w:ind w:firstLine="0"/>
+        <w:jc w:val="left"/>
+        <w:rPr>
+          <w:lang w:val="en-US"/>
+        </w:rPr>
+      </w:pPr>
+      <w:r>
+        <w:rPr>
+          <w:lang w:val="en-US"/>
+        </w:rPr>
+        <w:br w:type="page"/>
+      </w:r>
+    </w:p>
+    <w:p>
+      <w:pPr>
         <w:pStyle w:val="1"/>
       </w:pPr>
-      <w:bookmarkStart w:id="5" w:name="_Toc242874000"/>
+      <w:bookmarkStart w:id="8" w:name="_Toc244086604"/>
+      <w:r>
+        <w:lastRenderedPageBreak/>
+        <w:t>4 ТЕСТИРОВАНИЕ ПРОГРАММЫ</w:t>
+      </w:r>
+      <w:bookmarkEnd w:id="8"/>
+    </w:p>
+    <w:p>
+      <w:pPr>
+        <w:ind w:firstLine="0"/>
+        <w:rPr>
+          <w:b/>
+          <w:bCs/>
+        </w:rPr>
+      </w:pPr>
+      <w:r>
+        <w:rPr>
+          <w:b/>
+          <w:bCs/>
+        </w:rPr>
+        <w:t>Тест 1</w:t>
+      </w:r>
+    </w:p>
+    <w:p>
+      <w:pPr>
+        <w:ind w:firstLine="0"/>
+      </w:pPr>
+      <w:r>
+        <w:t>Цель теста проверить работоспособность проверок на корректность переменных</w:t>
+      </w:r>
+    </w:p>
+    <w:p>
+      <w:pPr>
+        <w:ind w:firstLine="0"/>
+      </w:pPr>
+      <w:r>
+        <w:rPr>
+          <w:noProof/>
+          <w:lang w:val="en-US"/>
+        </w:rPr>
+        <w:drawing>
+          <wp:anchor distT="0" distB="0" distL="114300" distR="114300" simplePos="0" relativeHeight="251659264" behindDoc="0" locked="0" layoutInCell="1" allowOverlap="1" wp14:anchorId="4B32875E" wp14:editId="519F2F80">
+            <wp:simplePos x="0" y="0"/>
+            <wp:positionH relativeFrom="margin">
+              <wp:align>right</wp:align>
+            </wp:positionH>
+            <wp:positionV relativeFrom="paragraph">
+              <wp:posOffset>240323</wp:posOffset>
+            </wp:positionV>
+            <wp:extent cx="5940425" cy="4121150"/>
+            <wp:effectExtent l="0" t="0" r="3175" b="0"/>
+            <wp:wrapTopAndBottom/>
+            <wp:docPr id="2" name="Рисунок 2"/>
+            <wp:cNvGraphicFramePr>
+              <a:graphicFrameLocks xmlns:a="http://schemas.openxmlformats.org/drawingml/2006/main" noChangeAspect="1"/>
+            </wp:cNvGraphicFramePr>
+            <a:graphic xmlns:a="http://schemas.openxmlformats.org/drawingml/2006/main">
+              <a:graphicData uri="http://schemas.openxmlformats.org/drawingml/2006/picture">
+                <pic:pic xmlns:pic="http://schemas.openxmlformats.org/drawingml/2006/picture">
+                  <pic:nvPicPr>
+                    <pic:cNvPr id="1" name=""/>
+                    <pic:cNvPicPr/>
+                  </pic:nvPicPr>
+                  <pic:blipFill>
+                    <a:blip r:embed="rId10">
+                      <a:extLst>
+                        <a:ext uri="{28A0092B-C50C-407E-A947-70E740481C1C}">
+                          <a14:useLocalDpi xmlns:a14="http://schemas.microsoft.com/office/drawing/2010/main" val="0"/>
+                        </a:ext>
+                      </a:extLst>
+                    </a:blip>
+                    <a:stretch>
+                      <a:fillRect/>
+                    </a:stretch>
+                  </pic:blipFill>
+                  <pic:spPr>
+                    <a:xfrm>
+                      <a:off x="0" y="0"/>
+                      <a:ext cx="5940425" cy="4121150"/>
+                    </a:xfrm>
+                    <a:prstGeom prst="rect">
+                      <a:avLst/>
+                    </a:prstGeom>
+                  </pic:spPr>
+                </pic:pic>
+              </a:graphicData>
+            </a:graphic>
+          </wp:anchor>
+        </w:drawing>
+      </w:r>
+      <w:r>
+        <w:rPr>
+          <w:lang w:val="en-US"/>
+        </w:rPr>
+        <w:t>A</w:t>
+      </w:r>
+      <w:r>
+        <w:t xml:space="preserve"> = 1 </w:t>
+      </w:r>
+      <w:r>
+        <w:rPr>
+          <w:lang w:val="en-US"/>
+        </w:rPr>
+        <w:t>B</w:t>
+      </w:r>
+      <w:r>
+        <w:t xml:space="preserve"> = -1/4 </w:t>
+      </w:r>
+      <w:r>
+        <w:rPr>
+          <w:lang w:val="en-US"/>
+        </w:rPr>
+        <w:t>r</w:t>
+      </w:r>
+      <w:r>
+        <w:t xml:space="preserve"> = -1/1 </w:t>
+      </w:r>
+      <w:r>
+        <w:rPr>
+          <w:lang w:val="en-US"/>
+        </w:rPr>
+        <w:t>eps</w:t>
+      </w:r>
+      <w:r>
+        <w:t xml:space="preserve"> = 2/0.</w:t>
+      </w:r>
+      <w:r>
+        <w:t>01</w:t>
+      </w:r>
+    </w:p>
+    <w:p>
+      <w:pPr>
+        <w:spacing w:line="240" w:lineRule="auto"/>
+        <w:ind w:firstLine="0"/>
+        <w:jc w:val="left"/>
+      </w:pPr>
+      <w:r>
+        <w:br w:type="page"/>
+      </w:r>
+    </w:p>
+    <w:p>
+      <w:pPr>
+        <w:pStyle w:val="1"/>
+      </w:pPr>
+      <w:bookmarkStart w:id="9" w:name="_Toc244086605"/>
       <w:r>
         <w:lastRenderedPageBreak/>
         <w:t>Заключение</w:t>
       </w:r>
-      <w:bookmarkEnd w:id="5"/>
+      <w:bookmarkEnd w:id="9"/>
     </w:p>
-    <w:p/>
     <w:p>
-      <w:pPr>
-        <w:pStyle w:val="1"/>
-      </w:pPr>
-      <w:bookmarkStart w:id="6" w:name="_Toc242874001"/>
-      <w:r>
-        <w:lastRenderedPageBreak/>
-        <w:t>Список использованных источников</w:t>
-      </w:r>
-      <w:bookmarkEnd w:id="6"/>
+      <w:r>
+        <w:t xml:space="preserve">В ходе работы я узнал о работе с рекуррентным рядом, так же усовершенствовал свои навыки работы с </w:t>
+      </w:r>
+      <w:r>
+        <w:rPr>
+          <w:lang w:val="en-US"/>
+        </w:rPr>
+        <w:t>f</w:t>
+      </w:r>
+      <w:r>
+        <w:t xml:space="preserve"> </w:t>
+      </w:r>
+      <w:r>
+        <w:t>строками и работой с написанием алгоритма</w:t>
+      </w:r>
     </w:p>
     <w:p/>
     <w:sectPr>
-      <w:headerReference w:type="default" r:id="rId9"/>
-      <w:footerReference w:type="default" r:id="rId10"/>
+      <w:headerReference w:type="default" r:id="rId11"/>
+      <w:footerReference w:type="default" r:id="rId12"/>
       <w:pgSz w:w="11907" w:h="16840" w:code="9"/>
       <w:pgMar w:top="1134" w:right="851" w:bottom="1134" w:left="1701" w:header="709" w:footer="425" w:gutter="0"/>
       <w:cols w:space="708"/>

--- a/OTCHET.docx
+++ b/OTCHET.docx
@@ -331,7 +331,10 @@
               <w:spacing w:line="360" w:lineRule="auto"/>
             </w:pPr>
             <w:r>
-              <w:t>Доцент каф. АСУ, к.т.н.</w:t>
+              <w:t xml:space="preserve">Старший преподаватель каф. </w:t>
+            </w:r>
+            <w:r>
+              <w:t>АСУ</w:t>
             </w:r>
           </w:p>
           <w:p>
@@ -343,10 +346,7 @@
               <w:t xml:space="preserve">_________ </w:t>
             </w:r>
             <w:r>
-              <w:t>А.К. Лукьянов</w:t>
-            </w:r>
-            <w:r>
-              <w:t xml:space="preserve"> </w:t>
+              <w:t>А.Е. Косова</w:t>
             </w:r>
           </w:p>
           <w:p>
@@ -463,7 +463,21 @@
             <w:rStyle w:val="ae"/>
             <w:noProof/>
           </w:rPr>
-          <w:t>Введение</w:t>
+          <w:t>Введе</w:t>
+        </w:r>
+        <w:r>
+          <w:rPr>
+            <w:rStyle w:val="ae"/>
+            <w:noProof/>
+          </w:rPr>
+          <w:t>н</w:t>
+        </w:r>
+        <w:r>
+          <w:rPr>
+            <w:rStyle w:val="ae"/>
+            <w:noProof/>
+          </w:rPr>
+          <w:t>ие</w:t>
         </w:r>
         <w:r>
           <w:rPr>
@@ -1197,11 +1211,36 @@
       <w:bookmarkEnd w:id="2"/>
     </w:p>
     <w:p>
+      <w:r>
+        <w:t>− Освоить рекуррентные вычислительные алгоритмы.</w:t>
+      </w:r>
+    </w:p>
+    <w:p>
       <w:pPr>
         <w:ind w:firstLine="0"/>
       </w:pPr>
-      <w:r>
-        <w:t>− Освоить рекуррентные вычислительные алгоритмы.</w:t>
+    </w:p>
+    <w:p>
+      <w:pPr>
+        <w:pStyle w:val="2"/>
+      </w:pPr>
+      <w:bookmarkStart w:id="3" w:name="_Toc244086599"/>
+      <w:r>
+        <w:t>1.2 Задачи студента</w:t>
+      </w:r>
+      <w:bookmarkEnd w:id="3"/>
+      <w:r>
+        <w:t xml:space="preserve"> </w:t>
+      </w:r>
+    </w:p>
+    <w:p>
+      <w:r>
+        <w:t>− Закрепить знания о рекуррентных алгоритмах.</w:t>
+      </w:r>
+    </w:p>
+    <w:p>
+      <w:r>
+        <w:t>− Научиться записывать рекуррентные алгоритмы на языке Python.</w:t>
       </w:r>
     </w:p>
     <w:p>
@@ -1213,40 +1252,6 @@
       <w:pPr>
         <w:pStyle w:val="2"/>
       </w:pPr>
-      <w:bookmarkStart w:id="3" w:name="_Toc244086599"/>
-      <w:r>
-        <w:t>1.2 Задачи студента</w:t>
-      </w:r>
-      <w:bookmarkEnd w:id="3"/>
-      <w:r>
-        <w:t xml:space="preserve"> </w:t>
-      </w:r>
-    </w:p>
-    <w:p>
-      <w:pPr>
-        <w:ind w:firstLine="0"/>
-      </w:pPr>
-      <w:r>
-        <w:t>− Закрепить знания о рекуррентных алгоритмах.</w:t>
-      </w:r>
-    </w:p>
-    <w:p>
-      <w:pPr>
-        <w:ind w:firstLine="0"/>
-      </w:pPr>
-      <w:r>
-        <w:t>− Научиться записывать рекуррентные алгоритмы на языке Python.</w:t>
-      </w:r>
-    </w:p>
-    <w:p>
-      <w:pPr>
-        <w:ind w:firstLine="0"/>
-      </w:pPr>
-    </w:p>
-    <w:p>
-      <w:pPr>
-        <w:pStyle w:val="2"/>
-      </w:pPr>
       <w:bookmarkStart w:id="4" w:name="_Toc244086600"/>
       <w:r>
         <w:t>1.3 Задание</w:t>
@@ -1254,9 +1259,6 @@
       <w:bookmarkEnd w:id="4"/>
     </w:p>
     <w:p>
-      <w:pPr>
-        <w:ind w:firstLine="0"/>
-      </w:pPr>
       <w:r>
         <w:t>Написать программу, выполняющую вычисление и печать таблицы значений</w:t>
       </w:r>
@@ -1449,12 +1451,14 @@
                 <w:lang w:val="en-US"/>
               </w:rPr>
             </w:pPr>
+            <w:proofErr w:type="spellStart"/>
             <w:r>
               <w:rPr>
                 <w:lang w:val="en-US"/>
               </w:rPr>
               <w:t>A+r</w:t>
             </w:r>
+            <w:proofErr w:type="spellEnd"/>
           </w:p>
         </w:tc>
         <w:tc>
@@ -1473,7 +1477,21 @@
               <w:rPr>
                 <w:lang w:val="en-US"/>
               </w:rPr>
-              <w:t>f(A+r)</w:t>
+              <w:t>f(</w:t>
+            </w:r>
+            <w:proofErr w:type="spellStart"/>
+            <w:r>
+              <w:rPr>
+                <w:lang w:val="en-US"/>
+              </w:rPr>
+              <w:t>A+r</w:t>
+            </w:r>
+            <w:proofErr w:type="spellEnd"/>
+            <w:r>
+              <w:rPr>
+                <w:lang w:val="en-US"/>
+              </w:rPr>
+              <w:t>)</w:t>
             </w:r>
           </w:p>
         </w:tc>
@@ -1585,6 +1603,7 @@
               <w:rPr>
                 <w:lang w:val="en-US"/>
               </w:rPr>
+              <w:lastRenderedPageBreak/>
               <w:t>B</w:t>
             </w:r>
           </w:p>
@@ -1626,13 +1645,11 @@
           <w:b/>
           <w:bCs/>
         </w:rPr>
-        <w:lastRenderedPageBreak/>
         <w:t>Задание 28</w:t>
       </w:r>
     </w:p>
     <w:p>
       <w:pPr>
-        <w:ind w:firstLine="0"/>
         <w:rPr>
           <w:lang w:val="en-US"/>
         </w:rPr>
@@ -1772,6 +1789,14 @@
                       </m:r>
                     </m:e>
                     <m:sup>
+                      <m:r>
+                        <w:rPr>
+                          <w:rFonts w:ascii="Cambria Math" w:hAnsi="Cambria Math"/>
+                          <w:szCs w:val="28"/>
+                          <w:lang w:val="en-US"/>
+                        </w:rPr>
+                        <m:t>2</m:t>
+                      </m:r>
                       <m:d>
                         <m:dPr>
                           <m:ctrlPr>
@@ -2009,6 +2034,7 @@
         </w:rPr>
         <w:t xml:space="preserve">, </w:t>
       </w:r>
+      <w:proofErr w:type="gramStart"/>
       <w:r>
         <w:rPr>
           <w:szCs w:val="28"/>
@@ -2020,7 +2046,14 @@
         <w:rPr>
           <w:szCs w:val="28"/>
         </w:rPr>
-        <w:t xml:space="preserve"> , ℇ</w:t>
+        <w:t xml:space="preserve"> ,</w:t>
+      </w:r>
+      <w:proofErr w:type="gramEnd"/>
+      <w:r>
+        <w:rPr>
+          <w:szCs w:val="28"/>
+        </w:rPr>
+        <w:t xml:space="preserve"> ℇ</w:t>
       </w:r>
       <w:r>
         <w:rPr>
@@ -2082,12 +2115,24 @@
     </w:p>
     <w:p>
       <w:r>
-        <w:t xml:space="preserve">1. печать строк таблицы, содержащих значения аргумента функции и соответствующие им приближённые значения ряда; </w:t>
-      </w:r>
-    </w:p>
-    <w:p>
-      <w:r>
-        <w:t>2. вычисление значения ряда в заданной точке x с заданной точностью. Алгоритм табулирования описывается Дракон-схемой, приведённой ниже на рисунке 2.1</w:t>
+        <w:t xml:space="preserve">1. </w:t>
+      </w:r>
+      <w:r>
+        <w:t>П</w:t>
+      </w:r>
+      <w:r>
+        <w:t xml:space="preserve">ечать строк таблицы, содержащих значения аргумента функции и соответствующие им приближённые значения ряда; </w:t>
+      </w:r>
+    </w:p>
+    <w:p>
+      <w:r>
+        <w:t xml:space="preserve">2. </w:t>
+      </w:r>
+      <w:r>
+        <w:t>В</w:t>
+      </w:r>
+      <w:r>
+        <w:t>ычисление значения ряда в заданной точке x с заданной точностью. Алгоритм табулирования описывается Дракон-схемой, приведённой ниже на рисунке 2.1</w:t>
       </w:r>
     </w:p>
     <w:p>
@@ -2185,7 +2230,21 @@
         <w:rPr>
           <w:szCs w:val="28"/>
         </w:rPr>
-        <w:t>Пусть задан ряд  и фиксировано некоторое значение x. Каждое слагаемое ряда задано алгебраическим выражением, значение которого можно вычис</w:t>
+        <w:t xml:space="preserve">Пусть задан </w:t>
+      </w:r>
+      <w:proofErr w:type="gramStart"/>
+      <w:r>
+        <w:rPr>
+          <w:szCs w:val="28"/>
+        </w:rPr>
+        <w:t>ряд  и</w:t>
+      </w:r>
+      <w:proofErr w:type="gramEnd"/>
+      <w:r>
+        <w:rPr>
+          <w:szCs w:val="28"/>
+        </w:rPr>
+        <w:t xml:space="preserve"> фиксировано некоторое значение x. Каждое слагаемое ряда задано алгебраическим выражением, значение которого можно вычис</w:t>
       </w:r>
       <w:r>
         <w:rPr>
@@ -4096,7 +4155,21 @@
         <w:rPr>
           <w:szCs w:val="28"/>
         </w:rPr>
-        <w:t xml:space="preserve">Если эта формула правильна то </w:t>
+        <w:t xml:space="preserve">Если эта формула </w:t>
+      </w:r>
+      <w:proofErr w:type="gramStart"/>
+      <w:r>
+        <w:rPr>
+          <w:szCs w:val="28"/>
+        </w:rPr>
+        <w:t>правильна</w:t>
+      </w:r>
+      <w:proofErr w:type="gramEnd"/>
+      <w:r>
+        <w:rPr>
+          <w:szCs w:val="28"/>
+        </w:rPr>
+        <w:t xml:space="preserve"> то </w:t>
       </w:r>
       <w:r>
         <w:rPr>
@@ -4857,6 +4930,787 @@
     </w:p>
     <w:p>
       <w:pPr>
+        <w:rPr>
+          <w:iCs/>
+          <w:szCs w:val="28"/>
+        </w:rPr>
+      </w:pPr>
+      <w:r>
+        <w:rPr>
+          <w:iCs/>
+          <w:szCs w:val="28"/>
+        </w:rPr>
+        <w:lastRenderedPageBreak/>
+        <w:t>Проверим четность нашей функции</w:t>
+      </w:r>
+    </w:p>
+    <w:p>
+      <w:pPr>
+        <w:ind w:firstLine="0"/>
+        <w:jc w:val="center"/>
+        <w:rPr>
+          <w:i/>
+          <w:szCs w:val="28"/>
+        </w:rPr>
+      </w:pPr>
+      <m:oMathPara>
+        <m:oMath>
+          <m:r>
+            <w:rPr>
+              <w:rFonts w:ascii="Cambria Math" w:hAnsi="Cambria Math"/>
+              <w:szCs w:val="28"/>
+              <w:lang w:val="en-US"/>
+            </w:rPr>
+            <m:t>y</m:t>
+          </m:r>
+          <m:d>
+            <m:dPr>
+              <m:ctrlPr>
+                <w:rPr>
+                  <w:rFonts w:ascii="Cambria Math" w:hAnsi="Cambria Math"/>
+                  <w:i/>
+                  <w:szCs w:val="28"/>
+                  <w:lang w:val="en-US"/>
+                </w:rPr>
+              </m:ctrlPr>
+            </m:dPr>
+            <m:e>
+              <m:r>
+                <w:rPr>
+                  <w:rFonts w:ascii="Cambria Math" w:hAnsi="Cambria Math"/>
+                  <w:szCs w:val="28"/>
+                  <w:lang w:val="en-US"/>
+                </w:rPr>
+                <m:t>x</m:t>
+              </m:r>
+            </m:e>
+          </m:d>
+          <m:r>
+            <w:rPr>
+              <w:rFonts w:ascii="Cambria Math" w:hAnsi="Cambria Math"/>
+              <w:szCs w:val="28"/>
+            </w:rPr>
+            <m:t>=4</m:t>
+          </m:r>
+          <m:nary>
+            <m:naryPr>
+              <m:chr m:val="∑"/>
+              <m:limLoc m:val="undOvr"/>
+              <m:ctrlPr>
+                <w:rPr>
+                  <w:rFonts w:ascii="Cambria Math" w:hAnsi="Cambria Math"/>
+                  <w:i/>
+                  <w:szCs w:val="28"/>
+                  <w:lang w:val="en-US"/>
+                </w:rPr>
+              </m:ctrlPr>
+            </m:naryPr>
+            <m:sub>
+              <m:r>
+                <w:rPr>
+                  <w:rFonts w:ascii="Cambria Math" w:hAnsi="Cambria Math"/>
+                  <w:szCs w:val="28"/>
+                  <w:lang w:val="en-US"/>
+                </w:rPr>
+                <m:t>n</m:t>
+              </m:r>
+              <m:r>
+                <w:rPr>
+                  <w:rFonts w:ascii="Cambria Math" w:hAnsi="Cambria Math"/>
+                  <w:szCs w:val="28"/>
+                </w:rPr>
+                <m:t>=1</m:t>
+              </m:r>
+            </m:sub>
+            <m:sup>
+              <m:r>
+                <w:rPr>
+                  <w:rFonts w:ascii="Cambria Math" w:hAnsi="Cambria Math"/>
+                  <w:szCs w:val="28"/>
+                </w:rPr>
+                <m:t>∞</m:t>
+              </m:r>
+            </m:sup>
+            <m:e>
+              <m:f>
+                <m:fPr>
+                  <m:ctrlPr>
+                    <w:rPr>
+                      <w:rFonts w:ascii="Cambria Math" w:hAnsi="Cambria Math"/>
+                      <w:i/>
+                      <w:szCs w:val="28"/>
+                      <w:lang w:val="en-US"/>
+                    </w:rPr>
+                  </m:ctrlPr>
+                </m:fPr>
+                <m:num>
+                  <m:sSup>
+                    <m:sSupPr>
+                      <m:ctrlPr>
+                        <w:rPr>
+                          <w:rFonts w:ascii="Cambria Math" w:hAnsi="Cambria Math"/>
+                          <w:i/>
+                          <w:szCs w:val="28"/>
+                          <w:lang w:val="en-US"/>
+                        </w:rPr>
+                      </m:ctrlPr>
+                    </m:sSupPr>
+                    <m:e>
+                      <m:r>
+                        <w:rPr>
+                          <w:rFonts w:ascii="Cambria Math" w:hAnsi="Cambria Math"/>
+                          <w:szCs w:val="28"/>
+                          <w:lang w:val="en-US"/>
+                        </w:rPr>
+                        <m:t>x</m:t>
+                      </m:r>
+                    </m:e>
+                    <m:sup>
+                      <m:r>
+                        <w:rPr>
+                          <w:rFonts w:ascii="Cambria Math" w:hAnsi="Cambria Math"/>
+                          <w:szCs w:val="28"/>
+                          <w:lang w:val="en-US"/>
+                        </w:rPr>
+                        <m:t>2</m:t>
+                      </m:r>
+                      <m:d>
+                        <m:dPr>
+                          <m:ctrlPr>
+                            <w:rPr>
+                              <w:rFonts w:ascii="Cambria Math" w:hAnsi="Cambria Math"/>
+                              <w:i/>
+                              <w:szCs w:val="28"/>
+                            </w:rPr>
+                          </m:ctrlPr>
+                        </m:dPr>
+                        <m:e>
+                          <m:r>
+                            <w:rPr>
+                              <w:rFonts w:ascii="Cambria Math" w:hAnsi="Cambria Math"/>
+                              <w:szCs w:val="28"/>
+                              <w:lang w:val="en-US"/>
+                            </w:rPr>
+                            <m:t>n</m:t>
+                          </m:r>
+                          <m:r>
+                            <w:rPr>
+                              <w:rFonts w:ascii="Cambria Math" w:hAnsi="Cambria Math"/>
+                              <w:szCs w:val="28"/>
+                            </w:rPr>
+                            <m:t>-1</m:t>
+                          </m:r>
+                        </m:e>
+                      </m:d>
+                    </m:sup>
+                  </m:sSup>
+                </m:num>
+                <m:den>
+                  <m:d>
+                    <m:dPr>
+                      <m:ctrlPr>
+                        <w:rPr>
+                          <w:rFonts w:ascii="Cambria Math" w:hAnsi="Cambria Math"/>
+                          <w:i/>
+                          <w:szCs w:val="28"/>
+                          <w:lang w:val="en-US"/>
+                        </w:rPr>
+                      </m:ctrlPr>
+                    </m:dPr>
+                    <m:e>
+                      <m:r>
+                        <w:rPr>
+                          <w:rFonts w:ascii="Cambria Math" w:hAnsi="Cambria Math"/>
+                          <w:szCs w:val="28"/>
+                        </w:rPr>
+                        <m:t>2</m:t>
+                      </m:r>
+                      <m:r>
+                        <w:rPr>
+                          <w:rFonts w:ascii="Cambria Math" w:hAnsi="Cambria Math"/>
+                          <w:szCs w:val="28"/>
+                          <w:lang w:val="en-US"/>
+                        </w:rPr>
+                        <m:t>n</m:t>
+                      </m:r>
+                      <m:r>
+                        <w:rPr>
+                          <w:rFonts w:ascii="Cambria Math" w:hAnsi="Cambria Math"/>
+                          <w:szCs w:val="28"/>
+                        </w:rPr>
+                        <m:t>+1</m:t>
+                      </m:r>
+                    </m:e>
+                  </m:d>
+                  <m:d>
+                    <m:dPr>
+                      <m:ctrlPr>
+                        <w:rPr>
+                          <w:rFonts w:ascii="Cambria Math" w:hAnsi="Cambria Math"/>
+                          <w:i/>
+                          <w:szCs w:val="28"/>
+                          <w:lang w:val="en-US"/>
+                        </w:rPr>
+                      </m:ctrlPr>
+                    </m:dPr>
+                    <m:e>
+                      <m:r>
+                        <w:rPr>
+                          <w:rFonts w:ascii="Cambria Math" w:hAnsi="Cambria Math"/>
+                          <w:szCs w:val="28"/>
+                          <w:lang w:val="en-US"/>
+                        </w:rPr>
+                        <m:t>n</m:t>
+                      </m:r>
+                      <m:r>
+                        <w:rPr>
+                          <w:rFonts w:ascii="Cambria Math" w:hAnsi="Cambria Math"/>
+                          <w:szCs w:val="28"/>
+                        </w:rPr>
+                        <m:t>+1</m:t>
+                      </m:r>
+                    </m:e>
+                  </m:d>
+                  <m:d>
+                    <m:dPr>
+                      <m:ctrlPr>
+                        <w:rPr>
+                          <w:rFonts w:ascii="Cambria Math" w:hAnsi="Cambria Math"/>
+                          <w:i/>
+                          <w:szCs w:val="28"/>
+                          <w:lang w:val="en-US"/>
+                        </w:rPr>
+                      </m:ctrlPr>
+                    </m:dPr>
+                    <m:e>
+                      <m:r>
+                        <w:rPr>
+                          <w:rFonts w:ascii="Cambria Math" w:hAnsi="Cambria Math"/>
+                          <w:szCs w:val="28"/>
+                          <w:lang w:val="en-US"/>
+                        </w:rPr>
+                        <m:t>n</m:t>
+                      </m:r>
+                      <m:r>
+                        <w:rPr>
+                          <w:rFonts w:ascii="Cambria Math" w:hAnsi="Cambria Math"/>
+                          <w:szCs w:val="28"/>
+                        </w:rPr>
+                        <m:t>-1</m:t>
+                      </m:r>
+                    </m:e>
+                  </m:d>
+                  <m:r>
+                    <w:rPr>
+                      <w:rFonts w:ascii="Cambria Math" w:hAnsi="Cambria Math"/>
+                      <w:szCs w:val="28"/>
+                    </w:rPr>
+                    <m:t>!</m:t>
+                  </m:r>
+                </m:den>
+              </m:f>
+              <m:r>
+                <w:rPr>
+                  <w:rFonts w:ascii="Cambria Math" w:hAnsi="Cambria Math"/>
+                  <w:szCs w:val="28"/>
+                  <w:lang w:val="en-US"/>
+                </w:rPr>
+                <m:t xml:space="preserve"> </m:t>
+              </m:r>
+            </m:e>
+          </m:nary>
+          <m:r>
+            <m:rPr>
+              <m:sty m:val="p"/>
+            </m:rPr>
+            <w:rPr>
+              <w:rFonts w:ascii="Cambria Math" w:hAnsi="Cambria Math"/>
+              <w:szCs w:val="28"/>
+              <w:lang w:val="en-US"/>
+            </w:rPr>
+            <m:t>,</m:t>
+          </m:r>
+        </m:oMath>
+      </m:oMathPara>
+    </w:p>
+    <w:p>
+      <w:pPr>
+        <w:ind w:firstLine="0"/>
+        <w:rPr>
+          <w:iCs/>
+          <w:szCs w:val="28"/>
+        </w:rPr>
+      </w:pPr>
+      <w:r>
+        <w:rPr>
+          <w:iCs/>
+          <w:szCs w:val="28"/>
+        </w:rPr>
+        <w:t xml:space="preserve">Если функция четна, то </w:t>
+      </w:r>
+      <w:r>
+        <w:rPr>
+          <w:iCs/>
+          <w:szCs w:val="28"/>
+          <w:lang w:val="en-US"/>
+        </w:rPr>
+        <w:t>y</w:t>
+      </w:r>
+      <w:r>
+        <w:rPr>
+          <w:iCs/>
+          <w:szCs w:val="28"/>
+        </w:rPr>
+        <w:t>(</w:t>
+      </w:r>
+      <w:r>
+        <w:rPr>
+          <w:iCs/>
+          <w:szCs w:val="28"/>
+          <w:lang w:val="en-US"/>
+        </w:rPr>
+        <w:t>x</w:t>
+      </w:r>
+      <w:r>
+        <w:rPr>
+          <w:iCs/>
+          <w:szCs w:val="28"/>
+        </w:rPr>
+        <w:t xml:space="preserve">) = </w:t>
+      </w:r>
+      <w:r>
+        <w:rPr>
+          <w:iCs/>
+          <w:szCs w:val="28"/>
+          <w:lang w:val="en-US"/>
+        </w:rPr>
+        <w:t>y</w:t>
+      </w:r>
+      <w:r>
+        <w:rPr>
+          <w:iCs/>
+          <w:szCs w:val="28"/>
+        </w:rPr>
+        <w:t>(-</w:t>
+      </w:r>
+      <w:r>
+        <w:rPr>
+          <w:iCs/>
+          <w:szCs w:val="28"/>
+          <w:lang w:val="en-US"/>
+        </w:rPr>
+        <w:t>x</w:t>
+      </w:r>
+      <w:r>
+        <w:rPr>
+          <w:iCs/>
+          <w:szCs w:val="28"/>
+        </w:rPr>
+        <w:t>)</w:t>
+      </w:r>
+    </w:p>
+    <w:p>
+      <w:pPr>
+        <w:rPr>
+          <w:iCs/>
+          <w:szCs w:val="28"/>
+        </w:rPr>
+      </w:pPr>
+      <w:r>
+        <w:rPr>
+          <w:iCs/>
+          <w:szCs w:val="28"/>
+        </w:rPr>
+        <w:t xml:space="preserve">Например </w:t>
+      </w:r>
+      <w:proofErr w:type="gramStart"/>
+      <w:r>
+        <w:rPr>
+          <w:iCs/>
+          <w:szCs w:val="28"/>
+          <w:lang w:val="en-US"/>
+        </w:rPr>
+        <w:t>y</w:t>
+      </w:r>
+      <w:r>
+        <w:rPr>
+          <w:iCs/>
+          <w:szCs w:val="28"/>
+        </w:rPr>
+        <w:t>(</w:t>
+      </w:r>
+      <w:proofErr w:type="gramEnd"/>
+      <w:r>
+        <w:rPr>
+          <w:iCs/>
+          <w:szCs w:val="28"/>
+        </w:rPr>
+        <w:t>-2) = 5.16272</w:t>
+      </w:r>
+      <w:r>
+        <w:rPr>
+          <w:iCs/>
+          <w:szCs w:val="28"/>
+        </w:rPr>
+        <w:t xml:space="preserve">4, а </w:t>
+      </w:r>
+      <w:r>
+        <w:rPr>
+          <w:iCs/>
+          <w:szCs w:val="28"/>
+          <w:lang w:val="en-US"/>
+        </w:rPr>
+        <w:t>y</w:t>
+      </w:r>
+      <w:r>
+        <w:rPr>
+          <w:iCs/>
+          <w:szCs w:val="28"/>
+        </w:rPr>
+        <w:t xml:space="preserve">(2) = </w:t>
+      </w:r>
+      <w:r>
+        <w:rPr>
+          <w:iCs/>
+          <w:szCs w:val="28"/>
+        </w:rPr>
+        <w:t>5.16724</w:t>
+      </w:r>
+    </w:p>
+    <w:p>
+      <w:pPr>
+        <w:ind w:firstLine="0"/>
+        <w:rPr>
+          <w:iCs/>
+          <w:szCs w:val="28"/>
+        </w:rPr>
+      </w:pPr>
+      <w:r>
+        <w:rPr>
+          <w:iCs/>
+          <w:szCs w:val="28"/>
+        </w:rPr>
+        <w:t>Следовательно функция четная</w:t>
+      </w:r>
+    </w:p>
+    <w:p>
+      <w:pPr>
+        <w:jc w:val="left"/>
+        <w:rPr>
+          <w:iCs/>
+          <w:szCs w:val="28"/>
+        </w:rPr>
+      </w:pPr>
+      <w:r>
+        <w:rPr>
+          <w:iCs/>
+          <w:szCs w:val="28"/>
+        </w:rPr>
+        <w:t xml:space="preserve">Так как </w:t>
+      </w:r>
+      <m:oMath>
+        <m:sSup>
+          <m:sSupPr>
+            <m:ctrlPr>
+              <w:rPr>
+                <w:rFonts w:ascii="Cambria Math" w:hAnsi="Cambria Math"/>
+                <w:i/>
+                <w:szCs w:val="28"/>
+                <w:lang w:val="en-US"/>
+              </w:rPr>
+            </m:ctrlPr>
+          </m:sSupPr>
+          <m:e>
+            <m:r>
+              <w:rPr>
+                <w:rFonts w:ascii="Cambria Math" w:hAnsi="Cambria Math"/>
+                <w:szCs w:val="28"/>
+                <w:lang w:val="en-US"/>
+              </w:rPr>
+              <m:t>x</m:t>
+            </m:r>
+          </m:e>
+          <m:sup>
+            <m:r>
+              <w:rPr>
+                <w:rFonts w:ascii="Cambria Math" w:hAnsi="Cambria Math"/>
+                <w:szCs w:val="28"/>
+              </w:rPr>
+              <m:t>2</m:t>
+            </m:r>
+            <m:d>
+              <m:dPr>
+                <m:ctrlPr>
+                  <w:rPr>
+                    <w:rFonts w:ascii="Cambria Math" w:hAnsi="Cambria Math"/>
+                    <w:i/>
+                    <w:szCs w:val="28"/>
+                  </w:rPr>
+                </m:ctrlPr>
+              </m:dPr>
+              <m:e>
+                <m:r>
+                  <w:rPr>
+                    <w:rFonts w:ascii="Cambria Math" w:hAnsi="Cambria Math"/>
+                    <w:szCs w:val="28"/>
+                    <w:lang w:val="en-US"/>
+                  </w:rPr>
+                  <m:t>n</m:t>
+                </m:r>
+                <m:r>
+                  <w:rPr>
+                    <w:rFonts w:ascii="Cambria Math" w:hAnsi="Cambria Math"/>
+                    <w:szCs w:val="28"/>
+                  </w:rPr>
+                  <m:t>-1</m:t>
+                </m:r>
+              </m:e>
+            </m:d>
+          </m:sup>
+        </m:sSup>
+      </m:oMath>
+      <w:r>
+        <w:rPr>
+          <w:szCs w:val="28"/>
+        </w:rPr>
+        <w:t>=</w:t>
+      </w:r>
+      <m:oMath>
+        <m:sSup>
+          <m:sSupPr>
+            <m:ctrlPr>
+              <w:rPr>
+                <w:rFonts w:ascii="Cambria Math" w:hAnsi="Cambria Math"/>
+                <w:i/>
+                <w:szCs w:val="28"/>
+                <w:lang w:val="en-US"/>
+              </w:rPr>
+            </m:ctrlPr>
+          </m:sSupPr>
+          <m:e>
+            <m:r>
+              <w:rPr>
+                <w:rFonts w:ascii="Cambria Math" w:hAnsi="Cambria Math"/>
+                <w:szCs w:val="28"/>
+                <w:lang w:val="en-US"/>
+              </w:rPr>
+              <m:t>x</m:t>
+            </m:r>
+          </m:e>
+          <m:sup>
+            <m:r>
+              <w:rPr>
+                <w:rFonts w:ascii="Cambria Math" w:hAnsi="Cambria Math"/>
+                <w:szCs w:val="28"/>
+              </w:rPr>
+              <m:t>2</m:t>
+            </m:r>
+            <m:r>
+              <w:rPr>
+                <w:rFonts w:ascii="Cambria Math" w:hAnsi="Cambria Math"/>
+                <w:szCs w:val="28"/>
+              </w:rPr>
+              <m:t>n</m:t>
+            </m:r>
+            <m:r>
+              <w:rPr>
+                <w:rFonts w:ascii="Cambria Math" w:hAnsi="Cambria Math"/>
+                <w:szCs w:val="28"/>
+              </w:rPr>
+              <m:t>-2</m:t>
+            </m:r>
+          </m:sup>
+        </m:sSup>
+      </m:oMath>
+      <w:r>
+        <w:rPr>
+          <w:szCs w:val="28"/>
+        </w:rPr>
+        <w:t xml:space="preserve">, </w:t>
+      </w:r>
+      <w:r>
+        <w:rPr>
+          <w:szCs w:val="28"/>
+          <w:lang w:val="en-US"/>
+        </w:rPr>
+        <w:t>x</w:t>
+      </w:r>
+      <w:r>
+        <w:rPr>
+          <w:szCs w:val="28"/>
+        </w:rPr>
+        <w:t xml:space="preserve"> </w:t>
+      </w:r>
+      <w:r>
+        <w:rPr>
+          <w:szCs w:val="28"/>
+        </w:rPr>
+        <w:t xml:space="preserve">при изменении </w:t>
+      </w:r>
+      <w:r>
+        <w:rPr>
+          <w:szCs w:val="28"/>
+          <w:lang w:val="en-US"/>
+        </w:rPr>
+        <w:t>n</w:t>
+      </w:r>
+      <w:r>
+        <w:rPr>
+          <w:szCs w:val="28"/>
+        </w:rPr>
+        <w:t xml:space="preserve"> </w:t>
+      </w:r>
+      <w:r>
+        <w:rPr>
+          <w:szCs w:val="28"/>
+        </w:rPr>
+        <w:t>принимает степени</w:t>
+      </w:r>
+      <w:r>
+        <w:rPr>
+          <w:szCs w:val="28"/>
+        </w:rPr>
+        <w:t xml:space="preserve">: </w:t>
+      </w:r>
+      <m:oMath>
+        <m:sSup>
+          <m:sSupPr>
+            <m:ctrlPr>
+              <w:rPr>
+                <w:rFonts w:ascii="Cambria Math" w:hAnsi="Cambria Math"/>
+                <w:i/>
+                <w:szCs w:val="28"/>
+                <w:lang w:val="en-US"/>
+              </w:rPr>
+            </m:ctrlPr>
+          </m:sSupPr>
+          <m:e>
+            <m:sSup>
+              <m:sSupPr>
+                <m:ctrlPr>
+                  <w:rPr>
+                    <w:rFonts w:ascii="Cambria Math" w:hAnsi="Cambria Math"/>
+                    <w:i/>
+                    <w:szCs w:val="28"/>
+                    <w:lang w:val="en-US"/>
+                  </w:rPr>
+                </m:ctrlPr>
+              </m:sSupPr>
+              <m:e>
+                <m:r>
+                  <w:rPr>
+                    <w:rFonts w:ascii="Cambria Math" w:hAnsi="Cambria Math"/>
+                    <w:szCs w:val="28"/>
+                    <w:lang w:val="en-US"/>
+                  </w:rPr>
+                  <m:t>x</m:t>
+                </m:r>
+              </m:e>
+              <m:sup>
+                <m:r>
+                  <w:rPr>
+                    <w:rFonts w:ascii="Cambria Math" w:hAnsi="Cambria Math"/>
+                    <w:szCs w:val="28"/>
+                  </w:rPr>
+                  <m:t>-2</m:t>
+                </m:r>
+              </m:sup>
+            </m:sSup>
+            <m:r>
+              <w:rPr>
+                <w:rFonts w:ascii="Cambria Math" w:hAnsi="Cambria Math"/>
+                <w:szCs w:val="28"/>
+              </w:rPr>
+              <m:t>=</m:t>
+            </m:r>
+            <m:r>
+              <w:rPr>
+                <w:rFonts w:ascii="Cambria Math" w:hAnsi="Cambria Math"/>
+                <w:szCs w:val="28"/>
+                <w:lang w:val="en-US"/>
+              </w:rPr>
+              <m:t>x</m:t>
+            </m:r>
+          </m:e>
+          <m:sup>
+            <m:r>
+              <w:rPr>
+                <w:rFonts w:ascii="Cambria Math" w:hAnsi="Cambria Math"/>
+                <w:szCs w:val="28"/>
+              </w:rPr>
+              <m:t>0</m:t>
+            </m:r>
+          </m:sup>
+        </m:sSup>
+        <m:r>
+          <w:rPr>
+            <w:rFonts w:ascii="Cambria Math" w:hAnsi="Cambria Math"/>
+            <w:szCs w:val="28"/>
+          </w:rPr>
+          <m:t>=</m:t>
+        </m:r>
+        <m:sSup>
+          <m:sSupPr>
+            <m:ctrlPr>
+              <w:rPr>
+                <w:rFonts w:ascii="Cambria Math" w:hAnsi="Cambria Math"/>
+                <w:i/>
+                <w:szCs w:val="28"/>
+                <w:lang w:val="en-US"/>
+              </w:rPr>
+            </m:ctrlPr>
+          </m:sSupPr>
+          <m:e>
+            <m:r>
+              <w:rPr>
+                <w:rFonts w:ascii="Cambria Math" w:hAnsi="Cambria Math"/>
+                <w:szCs w:val="28"/>
+                <w:lang w:val="en-US"/>
+              </w:rPr>
+              <m:t>x</m:t>
+            </m:r>
+          </m:e>
+          <m:sup>
+            <m:r>
+              <w:rPr>
+                <w:rFonts w:ascii="Cambria Math" w:hAnsi="Cambria Math"/>
+                <w:szCs w:val="28"/>
+              </w:rPr>
+              <m:t>2</m:t>
+            </m:r>
+          </m:sup>
+        </m:sSup>
+      </m:oMath>
+      <w:r>
+        <w:rPr>
+          <w:szCs w:val="28"/>
+        </w:rPr>
+        <w:t xml:space="preserve">, это </w:t>
+      </w:r>
+      <w:proofErr w:type="gramStart"/>
+      <w:r>
+        <w:rPr>
+          <w:szCs w:val="28"/>
+        </w:rPr>
+        <w:t>значит</w:t>
+      </w:r>
+      <w:proofErr w:type="gramEnd"/>
+      <w:r>
+        <w:rPr>
+          <w:szCs w:val="28"/>
+        </w:rPr>
+        <w:t xml:space="preserve"> что функция четная</w:t>
+      </w:r>
+      <w:r>
+        <w:rPr>
+          <w:iCs/>
+          <w:szCs w:val="28"/>
+        </w:rPr>
+        <w:br w:type="page"/>
+      </w:r>
+    </w:p>
+    <w:p>
+      <w:pPr>
         <w:pStyle w:val="1"/>
       </w:pPr>
       <w:bookmarkStart w:id="7" w:name="_Toc244086603"/>
@@ -4866,1992 +5720,961 @@
       </w:r>
       <w:bookmarkEnd w:id="7"/>
     </w:p>
-    <w:p>
-      <w:pPr>
-        <w:shd w:val="clear" w:color="auto" w:fill="191A1C"/>
-        <w:tabs>
-          <w:tab w:val="left" w:pos="916"/>
-          <w:tab w:val="left" w:pos="1832"/>
-          <w:tab w:val="left" w:pos="2748"/>
-          <w:tab w:val="left" w:pos="3664"/>
-          <w:tab w:val="left" w:pos="4580"/>
-          <w:tab w:val="left" w:pos="5496"/>
-          <w:tab w:val="left" w:pos="6412"/>
-          <w:tab w:val="left" w:pos="7328"/>
-          <w:tab w:val="left" w:pos="8244"/>
-          <w:tab w:val="left" w:pos="9160"/>
-          <w:tab w:val="left" w:pos="10076"/>
-          <w:tab w:val="left" w:pos="10992"/>
-          <w:tab w:val="left" w:pos="11908"/>
-          <w:tab w:val="left" w:pos="12824"/>
-          <w:tab w:val="left" w:pos="13740"/>
-          <w:tab w:val="left" w:pos="14656"/>
-        </w:tabs>
+    <w:p/>
+    <w:p>
+      <w:pPr>
+        <w:spacing w:line="240" w:lineRule="auto"/>
+      </w:pPr>
+      <w:r>
+        <w:t xml:space="preserve">A = </w:t>
+      </w:r>
+      <w:proofErr w:type="spellStart"/>
+      <w:proofErr w:type="gramStart"/>
+      <w:r>
+        <w:t>float</w:t>
+      </w:r>
+      <w:proofErr w:type="spellEnd"/>
+      <w:r>
+        <w:t>(</w:t>
+      </w:r>
+      <w:proofErr w:type="spellStart"/>
+      <w:proofErr w:type="gramEnd"/>
+      <w:r>
+        <w:t>input</w:t>
+      </w:r>
+      <w:proofErr w:type="spellEnd"/>
+      <w:r>
+        <w:t>("Введите начало интервала: "))</w:t>
+      </w:r>
+    </w:p>
+    <w:p>
+      <w:pPr>
+        <w:spacing w:line="240" w:lineRule="auto"/>
+      </w:pPr>
+      <w:proofErr w:type="spellStart"/>
+      <w:r>
+        <w:t>while</w:t>
+      </w:r>
+      <w:proofErr w:type="spellEnd"/>
+      <w:r>
+        <w:t xml:space="preserve"> True:</w:t>
+      </w:r>
+    </w:p>
+    <w:p>
+      <w:pPr>
+        <w:spacing w:line="240" w:lineRule="auto"/>
+      </w:pPr>
+      <w:r>
+        <w:t xml:space="preserve">    B = </w:t>
+      </w:r>
+      <w:proofErr w:type="spellStart"/>
+      <w:proofErr w:type="gramStart"/>
+      <w:r>
+        <w:t>float</w:t>
+      </w:r>
+      <w:proofErr w:type="spellEnd"/>
+      <w:r>
+        <w:t>(</w:t>
+      </w:r>
+      <w:proofErr w:type="spellStart"/>
+      <w:proofErr w:type="gramEnd"/>
+      <w:r>
+        <w:t>input</w:t>
+      </w:r>
+      <w:proofErr w:type="spellEnd"/>
+      <w:r>
+        <w:t>("Введите конец интервала: "))</w:t>
+      </w:r>
+    </w:p>
+    <w:p>
+      <w:pPr>
+        <w:spacing w:line="240" w:lineRule="auto"/>
+      </w:pPr>
+      <w:r>
+        <w:t xml:space="preserve">    </w:t>
+      </w:r>
+      <w:proofErr w:type="spellStart"/>
+      <w:r>
+        <w:t>if</w:t>
+      </w:r>
+      <w:proofErr w:type="spellEnd"/>
+      <w:r>
+        <w:t xml:space="preserve"> </w:t>
+      </w:r>
+      <w:proofErr w:type="gramStart"/>
+      <w:r>
+        <w:t>B&gt;A</w:t>
+      </w:r>
+      <w:proofErr w:type="gramEnd"/>
+      <w:r>
+        <w:t>:</w:t>
+      </w:r>
+    </w:p>
+    <w:p>
+      <w:pPr>
+        <w:spacing w:line="240" w:lineRule="auto"/>
+      </w:pPr>
+      <w:r>
+        <w:t xml:space="preserve">        </w:t>
+      </w:r>
+      <w:proofErr w:type="spellStart"/>
+      <w:r>
+        <w:t>break</w:t>
+      </w:r>
+      <w:proofErr w:type="spellEnd"/>
+    </w:p>
+    <w:p>
+      <w:pPr>
+        <w:spacing w:line="240" w:lineRule="auto"/>
+      </w:pPr>
+      <w:r>
+        <w:t xml:space="preserve">    </w:t>
+      </w:r>
+      <w:proofErr w:type="spellStart"/>
+      <w:proofErr w:type="gramStart"/>
+      <w:r>
+        <w:t>print</w:t>
+      </w:r>
+      <w:proofErr w:type="spellEnd"/>
+      <w:r>
+        <w:t>(</w:t>
+      </w:r>
+      <w:proofErr w:type="gramEnd"/>
+      <w:r>
+        <w:t>"Конец не может быть меньше начала")</w:t>
+      </w:r>
+    </w:p>
+    <w:p>
+      <w:pPr>
+        <w:spacing w:line="240" w:lineRule="auto"/>
+      </w:pPr>
+      <w:proofErr w:type="spellStart"/>
+      <w:r>
+        <w:t>while</w:t>
+      </w:r>
+      <w:proofErr w:type="spellEnd"/>
+      <w:r>
+        <w:t xml:space="preserve"> True:</w:t>
+      </w:r>
+    </w:p>
+    <w:p>
+      <w:pPr>
+        <w:spacing w:line="240" w:lineRule="auto"/>
+      </w:pPr>
+      <w:r>
+        <w:t xml:space="preserve">    r = </w:t>
+      </w:r>
+      <w:proofErr w:type="spellStart"/>
+      <w:proofErr w:type="gramStart"/>
+      <w:r>
+        <w:t>float</w:t>
+      </w:r>
+      <w:proofErr w:type="spellEnd"/>
+      <w:r>
+        <w:t>(</w:t>
+      </w:r>
+      <w:proofErr w:type="spellStart"/>
+      <w:proofErr w:type="gramEnd"/>
+      <w:r>
+        <w:t>input</w:t>
+      </w:r>
+      <w:proofErr w:type="spellEnd"/>
+      <w:r>
+        <w:t>("Введите шаг табулирования: "))</w:t>
+      </w:r>
+    </w:p>
+    <w:p>
+      <w:pPr>
+        <w:spacing w:line="240" w:lineRule="auto"/>
+      </w:pPr>
+      <w:r>
+        <w:t xml:space="preserve">    </w:t>
+      </w:r>
+      <w:proofErr w:type="spellStart"/>
+      <w:r>
+        <w:t>if</w:t>
+      </w:r>
+      <w:proofErr w:type="spellEnd"/>
+      <w:r>
+        <w:t xml:space="preserve"> 0 </w:t>
+      </w:r>
+      <w:proofErr w:type="gramStart"/>
+      <w:r>
+        <w:t>&lt; r</w:t>
+      </w:r>
+      <w:proofErr w:type="gramEnd"/>
+      <w:r>
+        <w:t xml:space="preserve"> &lt;=B-A:</w:t>
+      </w:r>
+    </w:p>
+    <w:p>
+      <w:pPr>
+        <w:spacing w:line="240" w:lineRule="auto"/>
+      </w:pPr>
+      <w:r>
+        <w:t xml:space="preserve">        </w:t>
+      </w:r>
+      <w:proofErr w:type="spellStart"/>
+      <w:r>
+        <w:t>break</w:t>
+      </w:r>
+      <w:proofErr w:type="spellEnd"/>
+    </w:p>
+    <w:p>
+      <w:pPr>
+        <w:spacing w:line="240" w:lineRule="auto"/>
+      </w:pPr>
+      <w:r>
+        <w:t xml:space="preserve">    </w:t>
+      </w:r>
+      <w:proofErr w:type="spellStart"/>
+      <w:proofErr w:type="gramStart"/>
+      <w:r>
+        <w:t>print</w:t>
+      </w:r>
+      <w:proofErr w:type="spellEnd"/>
+      <w:r>
+        <w:t>(</w:t>
+      </w:r>
+      <w:proofErr w:type="gramEnd"/>
+      <w:r>
+        <w:t xml:space="preserve">"Шаг </w:t>
+      </w:r>
+      <w:proofErr w:type="spellStart"/>
+      <w:r>
+        <w:t>табулированя</w:t>
+      </w:r>
+      <w:proofErr w:type="spellEnd"/>
+      <w:r>
+        <w:t xml:space="preserve"> должен быть больше нуля и меньше </w:t>
+      </w:r>
+      <w:proofErr w:type="spellStart"/>
+      <w:r>
+        <w:t>длиныинтервала</w:t>
+      </w:r>
+      <w:proofErr w:type="spellEnd"/>
+      <w:r>
+        <w:t>. Повторите")</w:t>
+      </w:r>
+    </w:p>
+    <w:p>
+      <w:pPr>
+        <w:spacing w:line="240" w:lineRule="auto"/>
+      </w:pPr>
+      <w:proofErr w:type="spellStart"/>
+      <w:r>
+        <w:t>while</w:t>
+      </w:r>
+      <w:proofErr w:type="spellEnd"/>
+      <w:r>
+        <w:t xml:space="preserve"> True:</w:t>
+      </w:r>
+    </w:p>
+    <w:p>
+      <w:pPr>
+        <w:spacing w:line="240" w:lineRule="auto"/>
+      </w:pPr>
+      <w:r>
+        <w:t xml:space="preserve">    </w:t>
+      </w:r>
+      <w:proofErr w:type="spellStart"/>
+      <w:r>
+        <w:t>eps</w:t>
+      </w:r>
+      <w:proofErr w:type="spellEnd"/>
+      <w:r>
+        <w:t xml:space="preserve"> = </w:t>
+      </w:r>
+      <w:proofErr w:type="spellStart"/>
+      <w:proofErr w:type="gramStart"/>
+      <w:r>
+        <w:t>float</w:t>
+      </w:r>
+      <w:proofErr w:type="spellEnd"/>
+      <w:r>
+        <w:t>(</w:t>
+      </w:r>
+      <w:proofErr w:type="spellStart"/>
+      <w:proofErr w:type="gramEnd"/>
+      <w:r>
+        <w:t>input</w:t>
+      </w:r>
+      <w:proofErr w:type="spellEnd"/>
+      <w:r>
+        <w:t xml:space="preserve">("Введите точность вычисления 0 &lt; </w:t>
+      </w:r>
+      <w:proofErr w:type="spellStart"/>
+      <w:r>
+        <w:t>eps</w:t>
+      </w:r>
+      <w:proofErr w:type="spellEnd"/>
+      <w:r>
+        <w:t xml:space="preserve"> &lt; 1): "))</w:t>
+      </w:r>
+    </w:p>
+    <w:p>
+      <w:pPr>
+        <w:spacing w:line="240" w:lineRule="auto"/>
+      </w:pPr>
+      <w:r>
+        <w:t xml:space="preserve">    </w:t>
+      </w:r>
+      <w:proofErr w:type="spellStart"/>
+      <w:r>
+        <w:t>if</w:t>
+      </w:r>
+      <w:proofErr w:type="spellEnd"/>
+      <w:r>
+        <w:t xml:space="preserve"> 0 </w:t>
+      </w:r>
+      <w:proofErr w:type="gramStart"/>
+      <w:r>
+        <w:t xml:space="preserve">&lt; </w:t>
+      </w:r>
+      <w:proofErr w:type="spellStart"/>
+      <w:r>
+        <w:t>eps</w:t>
+      </w:r>
+      <w:proofErr w:type="spellEnd"/>
+      <w:proofErr w:type="gramEnd"/>
+      <w:r>
+        <w:t xml:space="preserve"> &lt; 1:</w:t>
+      </w:r>
+    </w:p>
+    <w:p>
+      <w:pPr>
+        <w:spacing w:line="240" w:lineRule="auto"/>
+      </w:pPr>
+      <w:r>
+        <w:t xml:space="preserve">        </w:t>
+      </w:r>
+      <w:proofErr w:type="spellStart"/>
+      <w:r>
+        <w:t>break</w:t>
+      </w:r>
+      <w:proofErr w:type="spellEnd"/>
+    </w:p>
+    <w:p>
+      <w:pPr>
+        <w:spacing w:line="240" w:lineRule="auto"/>
+      </w:pPr>
+      <w:r>
+        <w:t xml:space="preserve">    </w:t>
+      </w:r>
+      <w:proofErr w:type="spellStart"/>
+      <w:proofErr w:type="gramStart"/>
+      <w:r>
+        <w:t>print</w:t>
+      </w:r>
+      <w:proofErr w:type="spellEnd"/>
+      <w:r>
+        <w:t>(</w:t>
+      </w:r>
+      <w:proofErr w:type="spellStart"/>
+      <w:proofErr w:type="gramEnd"/>
+      <w:r>
+        <w:t>f"Не</w:t>
+      </w:r>
+      <w:proofErr w:type="spellEnd"/>
+      <w:r>
+        <w:t xml:space="preserve"> правильный ввод 0 &lt; </w:t>
+      </w:r>
+      <w:proofErr w:type="spellStart"/>
+      <w:r>
+        <w:t>eps</w:t>
+      </w:r>
+      <w:proofErr w:type="spellEnd"/>
+      <w:r>
+        <w:t xml:space="preserve"> &lt; 1!!! \n Введите еще раз")</w:t>
+      </w:r>
+    </w:p>
+    <w:p>
+      <w:pPr>
+        <w:spacing w:line="240" w:lineRule="auto"/>
+        <w:rPr>
+          <w:lang w:val="en-US"/>
+        </w:rPr>
+      </w:pPr>
+      <w:r>
+        <w:rPr>
+          <w:lang w:val="en-US"/>
+        </w:rPr>
+        <w:t xml:space="preserve">def </w:t>
+      </w:r>
+      <w:proofErr w:type="gramStart"/>
+      <w:r>
+        <w:rPr>
+          <w:lang w:val="en-US"/>
+        </w:rPr>
+        <w:t>f(</w:t>
+      </w:r>
+      <w:proofErr w:type="gramEnd"/>
+      <w:r>
+        <w:rPr>
+          <w:lang w:val="en-US"/>
+        </w:rPr>
+        <w:t>x, e):</w:t>
+      </w:r>
+    </w:p>
+    <w:p>
+      <w:pPr>
+        <w:spacing w:line="240" w:lineRule="auto"/>
+        <w:rPr>
+          <w:lang w:val="en-US"/>
+        </w:rPr>
+      </w:pPr>
+      <w:r>
+        <w:rPr>
+          <w:lang w:val="en-US"/>
+        </w:rPr>
+        <w:t xml:space="preserve">    a=2.0/3.0</w:t>
+      </w:r>
+    </w:p>
+    <w:p>
+      <w:pPr>
+        <w:spacing w:line="240" w:lineRule="auto"/>
+        <w:rPr>
+          <w:lang w:val="en-US"/>
+        </w:rPr>
+      </w:pPr>
+      <w:r>
+        <w:rPr>
+          <w:lang w:val="en-US"/>
+        </w:rPr>
+        <w:t xml:space="preserve">    s=0</w:t>
+      </w:r>
+    </w:p>
+    <w:p>
+      <w:pPr>
+        <w:spacing w:line="240" w:lineRule="auto"/>
+        <w:rPr>
+          <w:lang w:val="en-US"/>
+        </w:rPr>
+      </w:pPr>
+      <w:r>
+        <w:rPr>
+          <w:lang w:val="en-US"/>
+        </w:rPr>
+        <w:t xml:space="preserve">    n=1</w:t>
+      </w:r>
+    </w:p>
+    <w:p>
+      <w:pPr>
+        <w:spacing w:line="240" w:lineRule="auto"/>
+        <w:rPr>
+          <w:lang w:val="en-US"/>
+        </w:rPr>
+      </w:pPr>
+      <w:r>
+        <w:rPr>
+          <w:lang w:val="en-US"/>
+        </w:rPr>
+        <w:t xml:space="preserve">    while True:</w:t>
+      </w:r>
+    </w:p>
+    <w:p>
+      <w:pPr>
+        <w:spacing w:line="240" w:lineRule="auto"/>
+        <w:rPr>
+          <w:lang w:val="en-US"/>
+        </w:rPr>
+      </w:pPr>
+      <w:r>
+        <w:rPr>
+          <w:lang w:val="en-US"/>
+        </w:rPr>
+        <w:t xml:space="preserve">        s = s + a</w:t>
+      </w:r>
+    </w:p>
+    <w:p>
+      <w:pPr>
+        <w:spacing w:line="240" w:lineRule="auto"/>
+        <w:rPr>
+          <w:lang w:val="en-US"/>
+        </w:rPr>
+      </w:pPr>
+      <w:r>
+        <w:rPr>
+          <w:lang w:val="en-US"/>
+        </w:rPr>
+        <w:t xml:space="preserve">        n = n + 1</w:t>
+      </w:r>
+    </w:p>
+    <w:p>
+      <w:pPr>
+        <w:spacing w:line="240" w:lineRule="auto"/>
+        <w:rPr>
+          <w:lang w:val="en-US"/>
+        </w:rPr>
+      </w:pPr>
+      <w:r>
+        <w:rPr>
+          <w:lang w:val="en-US"/>
+        </w:rPr>
+        <w:t xml:space="preserve">        </w:t>
+      </w:r>
+      <w:proofErr w:type="spellStart"/>
+      <w:r>
+        <w:rPr>
+          <w:lang w:val="en-US"/>
+        </w:rPr>
+        <w:t>s_n</w:t>
+      </w:r>
+      <w:proofErr w:type="spellEnd"/>
+      <w:r>
+        <w:rPr>
+          <w:lang w:val="en-US"/>
+        </w:rPr>
+        <w:t>=((x**</w:t>
+      </w:r>
+      <w:proofErr w:type="gramStart"/>
+      <w:r>
+        <w:rPr>
+          <w:lang w:val="en-US"/>
+        </w:rPr>
+        <w:t>2)*</w:t>
+      </w:r>
+      <w:proofErr w:type="gramEnd"/>
+      <w:r>
+        <w:rPr>
+          <w:lang w:val="en-US"/>
+        </w:rPr>
+        <w:t>n*(2*n-1))/(((2*n)+1)*(n+1)*(n-1))</w:t>
+      </w:r>
+    </w:p>
+    <w:p>
+      <w:pPr>
+        <w:spacing w:line="240" w:lineRule="auto"/>
+        <w:rPr>
+          <w:lang w:val="en-US"/>
+        </w:rPr>
+      </w:pPr>
+      <w:r>
+        <w:rPr>
+          <w:lang w:val="en-US"/>
+        </w:rPr>
+        <w:t xml:space="preserve">        a=a*</w:t>
+      </w:r>
+      <w:proofErr w:type="spellStart"/>
+      <w:r>
+        <w:rPr>
+          <w:lang w:val="en-US"/>
+        </w:rPr>
+        <w:t>s_n</w:t>
+      </w:r>
+      <w:proofErr w:type="spellEnd"/>
+    </w:p>
+    <w:p>
+      <w:pPr>
+        <w:spacing w:line="240" w:lineRule="auto"/>
+        <w:rPr>
+          <w:lang w:val="en-US"/>
+        </w:rPr>
+      </w:pPr>
+      <w:r>
+        <w:rPr>
+          <w:lang w:val="en-US"/>
+        </w:rPr>
+        <w:t xml:space="preserve">        if abs(a) &lt; e:</w:t>
+      </w:r>
+    </w:p>
+    <w:p>
+      <w:pPr>
+        <w:spacing w:line="240" w:lineRule="auto"/>
+        <w:rPr>
+          <w:lang w:val="en-US"/>
+        </w:rPr>
+      </w:pPr>
+      <w:r>
+        <w:rPr>
+          <w:lang w:val="en-US"/>
+        </w:rPr>
+        <w:t xml:space="preserve">            break</w:t>
+      </w:r>
+    </w:p>
+    <w:p>
+      <w:pPr>
+        <w:spacing w:line="240" w:lineRule="auto"/>
+        <w:rPr>
+          <w:lang w:val="en-US"/>
+        </w:rPr>
+      </w:pPr>
+      <w:r>
+        <w:rPr>
+          <w:lang w:val="en-US"/>
+        </w:rPr>
+        <w:t xml:space="preserve">    return s</w:t>
+      </w:r>
+    </w:p>
+    <w:p>
+      <w:pPr>
+        <w:spacing w:line="240" w:lineRule="auto"/>
+        <w:rPr>
+          <w:lang w:val="en-US"/>
+        </w:rPr>
+      </w:pPr>
+    </w:p>
+    <w:p>
+      <w:pPr>
+        <w:spacing w:line="240" w:lineRule="auto"/>
+        <w:rPr>
+          <w:lang w:val="en-US"/>
+        </w:rPr>
+      </w:pPr>
+      <w:proofErr w:type="spellStart"/>
+      <w:r>
+        <w:rPr>
+          <w:lang w:val="en-US"/>
+        </w:rPr>
+        <w:t>dat</w:t>
+      </w:r>
+      <w:proofErr w:type="spellEnd"/>
+      <w:r>
+        <w:rPr>
+          <w:lang w:val="en-US"/>
+        </w:rPr>
+        <w:t xml:space="preserve"> = [["</w:t>
+      </w:r>
+      <w:proofErr w:type="spellStart"/>
+      <w:r>
+        <w:rPr>
+          <w:lang w:val="en-US"/>
+        </w:rPr>
+        <w:t>x","f</w:t>
+      </w:r>
+      <w:proofErr w:type="spellEnd"/>
+      <w:r>
+        <w:rPr>
+          <w:lang w:val="en-US"/>
+        </w:rPr>
+        <w:t>(x)"]]</w:t>
+      </w:r>
+    </w:p>
+    <w:p>
+      <w:pPr>
+        <w:spacing w:line="240" w:lineRule="auto"/>
+        <w:rPr>
+          <w:lang w:val="en-US"/>
+        </w:rPr>
+      </w:pPr>
+      <w:proofErr w:type="gramStart"/>
+      <w:r>
+        <w:rPr>
+          <w:lang w:val="en-US"/>
+        </w:rPr>
+        <w:t>print(</w:t>
+      </w:r>
+      <w:proofErr w:type="gramEnd"/>
+      <w:r>
+        <w:rPr>
+          <w:lang w:val="en-US"/>
+        </w:rPr>
+        <w:t>"|" + "-"*10 + "+"+"-"*20 + "|")</w:t>
+      </w:r>
+    </w:p>
+    <w:p>
+      <w:pPr>
+        <w:spacing w:line="240" w:lineRule="auto"/>
+        <w:rPr>
+          <w:lang w:val="en-US"/>
+        </w:rPr>
+      </w:pPr>
+      <w:r>
+        <w:rPr>
+          <w:lang w:val="en-US"/>
+        </w:rPr>
+        <w:t>print(f"|{</w:t>
+      </w:r>
+      <w:proofErr w:type="spellStart"/>
+      <w:r>
+        <w:rPr>
+          <w:lang w:val="en-US"/>
+        </w:rPr>
+        <w:t>dat</w:t>
+      </w:r>
+      <w:proofErr w:type="spellEnd"/>
+      <w:r>
+        <w:rPr>
+          <w:lang w:val="en-US"/>
+        </w:rPr>
+        <w:t>[0][0</w:t>
+      </w:r>
+      <w:proofErr w:type="gramStart"/>
+      <w:r>
+        <w:rPr>
+          <w:lang w:val="en-US"/>
+        </w:rPr>
+        <w:t>]:^</w:t>
+      </w:r>
+      <w:proofErr w:type="gramEnd"/>
+      <w:r>
+        <w:rPr>
+          <w:lang w:val="en-US"/>
+        </w:rPr>
+        <w:t>10}|{</w:t>
+      </w:r>
+      <w:proofErr w:type="spellStart"/>
+      <w:r>
+        <w:rPr>
+          <w:lang w:val="en-US"/>
+        </w:rPr>
+        <w:t>dat</w:t>
+      </w:r>
+      <w:proofErr w:type="spellEnd"/>
+      <w:r>
+        <w:rPr>
+          <w:lang w:val="en-US"/>
+        </w:rPr>
+        <w:t>[0][1]:^20}|")</w:t>
+      </w:r>
+    </w:p>
+    <w:p>
+      <w:pPr>
+        <w:spacing w:line="240" w:lineRule="auto"/>
+        <w:rPr>
+          <w:lang w:val="en-US"/>
+        </w:rPr>
+      </w:pPr>
+      <w:proofErr w:type="spellStart"/>
+      <w:r>
+        <w:rPr>
+          <w:lang w:val="en-US"/>
+        </w:rPr>
+        <w:t>i</w:t>
+      </w:r>
+      <w:proofErr w:type="spellEnd"/>
+      <w:r>
+        <w:rPr>
+          <w:lang w:val="en-US"/>
+        </w:rPr>
+        <w:t xml:space="preserve"> = A</w:t>
+      </w:r>
+    </w:p>
+    <w:p>
+      <w:pPr>
+        <w:spacing w:line="240" w:lineRule="auto"/>
+        <w:rPr>
+          <w:lang w:val="en-US"/>
+        </w:rPr>
+      </w:pPr>
+      <w:r>
+        <w:rPr>
+          <w:lang w:val="en-US"/>
+        </w:rPr>
+        <w:t>while True:</w:t>
+      </w:r>
+    </w:p>
+    <w:p>
+      <w:pPr>
+        <w:spacing w:line="240" w:lineRule="auto"/>
+        <w:rPr>
+          <w:lang w:val="en-US"/>
+        </w:rPr>
+      </w:pPr>
+      <w:r>
+        <w:rPr>
+          <w:lang w:val="en-US"/>
+        </w:rPr>
+        <w:t xml:space="preserve">    print(f"|{</w:t>
+      </w:r>
+      <w:proofErr w:type="spellStart"/>
+      <w:proofErr w:type="gramStart"/>
+      <w:r>
+        <w:rPr>
+          <w:lang w:val="en-US"/>
+        </w:rPr>
+        <w:t>i</w:t>
+      </w:r>
+      <w:proofErr w:type="spellEnd"/>
+      <w:r>
+        <w:rPr>
+          <w:lang w:val="en-US"/>
+        </w:rPr>
+        <w:t>:^</w:t>
+      </w:r>
+      <w:proofErr w:type="gramEnd"/>
+      <w:r>
+        <w:rPr>
+          <w:lang w:val="en-US"/>
+        </w:rPr>
+        <w:t>10.2g}|{f(</w:t>
+      </w:r>
+      <w:proofErr w:type="spellStart"/>
+      <w:r>
+        <w:rPr>
+          <w:lang w:val="en-US"/>
+        </w:rPr>
+        <w:t>i,eps</w:t>
+      </w:r>
+      <w:proofErr w:type="spellEnd"/>
+      <w:r>
+        <w:rPr>
+          <w:lang w:val="en-US"/>
+        </w:rPr>
+        <w:t>):^20.13g}|")</w:t>
+      </w:r>
+    </w:p>
+    <w:p>
+      <w:pPr>
+        <w:spacing w:line="240" w:lineRule="auto"/>
+        <w:rPr>
+          <w:lang w:val="en-US"/>
+        </w:rPr>
+      </w:pPr>
+      <w:r>
+        <w:rPr>
+          <w:lang w:val="en-US"/>
+        </w:rPr>
+        <w:t xml:space="preserve">    if A &gt;= B:</w:t>
+      </w:r>
+    </w:p>
+    <w:p>
+      <w:pPr>
+        <w:spacing w:line="240" w:lineRule="auto"/>
+        <w:rPr>
+          <w:lang w:val="en-US"/>
+        </w:rPr>
+      </w:pPr>
+      <w:r>
+        <w:rPr>
+          <w:lang w:val="en-US"/>
+        </w:rPr>
+        <w:t xml:space="preserve">        break</w:t>
+      </w:r>
+    </w:p>
+    <w:p>
+      <w:pPr>
+        <w:spacing w:line="240" w:lineRule="auto"/>
+        <w:rPr>
+          <w:lang w:val="en-US"/>
+        </w:rPr>
+      </w:pPr>
+      <w:r>
+        <w:rPr>
+          <w:lang w:val="en-US"/>
+        </w:rPr>
+        <w:t xml:space="preserve">    A = A + r</w:t>
+      </w:r>
+    </w:p>
+    <w:p>
+      <w:pPr>
+        <w:spacing w:line="240" w:lineRule="auto"/>
+      </w:pPr>
+      <w:r>
+        <w:rPr>
+          <w:lang w:val="en-US"/>
+        </w:rPr>
+        <w:t xml:space="preserve">    </w:t>
+      </w:r>
+      <w:r>
+        <w:t>i = i + r</w:t>
+      </w:r>
+    </w:p>
+    <w:p>
+      <w:pPr>
+        <w:spacing w:line="240" w:lineRule="auto"/>
+      </w:pPr>
+      <w:proofErr w:type="spellStart"/>
+      <w:proofErr w:type="gramStart"/>
+      <w:r>
+        <w:t>print</w:t>
+      </w:r>
+      <w:proofErr w:type="spellEnd"/>
+      <w:r>
+        <w:t>(</w:t>
+      </w:r>
+      <w:proofErr w:type="gramEnd"/>
+      <w:r>
+        <w:t>"|" + "-"*10 + "+"+"-"*20 + "|")</w:t>
+      </w:r>
+    </w:p>
+    <w:p>
+      <w:pPr>
+        <w:pStyle w:val="1"/>
+      </w:pPr>
+      <w:bookmarkStart w:id="8" w:name="_Toc244086604"/>
+      <w:r>
+        <w:lastRenderedPageBreak/>
+        <w:t>4 ТЕСТИРОВАНИЕ ПРОГРАММЫ</w:t>
+      </w:r>
+      <w:bookmarkEnd w:id="8"/>
+    </w:p>
+    <w:p>
+      <w:pPr>
+        <w:ind w:firstLine="0"/>
+        <w:rPr>
+          <w:b/>
+          <w:bCs/>
+        </w:rPr>
+      </w:pPr>
+      <w:r>
+        <w:rPr>
+          <w:b/>
+          <w:bCs/>
+        </w:rPr>
+        <w:t>Тест 1</w:t>
+      </w:r>
+    </w:p>
+    <w:p>
+      <w:r>
+        <w:t>Цель теста проверить работоспособность проверок на корректность переменных</w:t>
+      </w:r>
+      <w:r>
+        <w:t>.</w:t>
+      </w:r>
+    </w:p>
+    <w:p>
+      <w:pPr>
+        <w:ind w:firstLine="0"/>
+      </w:pPr>
+      <w:r>
+        <w:rPr>
+          <w:lang w:val="en-US"/>
+        </w:rPr>
+        <w:t>A</w:t>
+      </w:r>
+      <w:r>
+        <w:t xml:space="preserve"> = 1 </w:t>
+      </w:r>
+      <w:r>
+        <w:rPr>
+          <w:lang w:val="en-US"/>
+        </w:rPr>
+        <w:t>B</w:t>
+      </w:r>
+      <w:r>
+        <w:t xml:space="preserve"> = -1/4 </w:t>
+      </w:r>
+      <w:r>
+        <w:rPr>
+          <w:lang w:val="en-US"/>
+        </w:rPr>
+        <w:t>r</w:t>
+      </w:r>
+      <w:r>
+        <w:t xml:space="preserve"> = -1/1 </w:t>
+      </w:r>
+      <w:r>
+        <w:rPr>
+          <w:lang w:val="en-US"/>
+        </w:rPr>
+        <w:t>eps</w:t>
+      </w:r>
+      <w:r>
+        <w:t xml:space="preserve"> = 2/0.</w:t>
+      </w:r>
+      <w:r>
+        <w:t>01</w:t>
+      </w:r>
+    </w:p>
+    <w:p>
+      <w:pPr>
         <w:spacing w:line="240" w:lineRule="auto"/>
         <w:ind w:firstLine="0"/>
         <w:jc w:val="left"/>
-        <w:rPr>
-          <w:rFonts w:ascii="Courier New" w:hAnsi="Courier New" w:cs="Courier New"/>
-          <w:color w:val="BCBEC4"/>
-          <w:sz w:val="20"/>
-          <w:lang w:val="en-US"/>
-        </w:rPr>
-      </w:pPr>
-      <w:r>
-        <w:rPr>
-          <w:rFonts w:ascii="Courier New" w:hAnsi="Courier New" w:cs="Courier New"/>
-          <w:color w:val="BCBEC4"/>
-          <w:sz w:val="20"/>
-        </w:rPr>
-        <w:br/>
-        <w:t xml:space="preserve">A = </w:t>
-      </w:r>
-      <w:r>
-        <w:rPr>
-          <w:rFonts w:ascii="Courier New" w:hAnsi="Courier New" w:cs="Courier New"/>
-          <w:color w:val="8888C6"/>
-          <w:sz w:val="20"/>
-        </w:rPr>
-        <w:t>float</w:t>
-      </w:r>
-      <w:r>
-        <w:rPr>
-          <w:rFonts w:ascii="Courier New" w:hAnsi="Courier New" w:cs="Courier New"/>
-          <w:color w:val="BCBEC4"/>
-          <w:sz w:val="20"/>
-        </w:rPr>
-        <w:t>(</w:t>
-      </w:r>
-      <w:r>
-        <w:rPr>
-          <w:rFonts w:ascii="Courier New" w:hAnsi="Courier New" w:cs="Courier New"/>
-          <w:color w:val="8888C6"/>
-          <w:sz w:val="20"/>
-        </w:rPr>
-        <w:t>input</w:t>
-      </w:r>
-      <w:r>
-        <w:rPr>
-          <w:rFonts w:ascii="Courier New" w:hAnsi="Courier New" w:cs="Courier New"/>
-          <w:color w:val="BCBEC4"/>
-          <w:sz w:val="20"/>
-        </w:rPr>
-        <w:t>(</w:t>
-      </w:r>
-      <w:r>
-        <w:rPr>
-          <w:rFonts w:ascii="Courier New" w:hAnsi="Courier New" w:cs="Courier New"/>
-          <w:color w:val="6AAB73"/>
-          <w:sz w:val="20"/>
-        </w:rPr>
-        <w:t>"Введите начало интервала: "</w:t>
-      </w:r>
-      <w:r>
-        <w:rPr>
-          <w:rFonts w:ascii="Courier New" w:hAnsi="Courier New" w:cs="Courier New"/>
-          <w:color w:val="BCBEC4"/>
-          <w:sz w:val="20"/>
-        </w:rPr>
-        <w:t>))</w:t>
-      </w:r>
-      <w:r>
-        <w:rPr>
-          <w:rFonts w:ascii="Courier New" w:hAnsi="Courier New" w:cs="Courier New"/>
-          <w:color w:val="BCBEC4"/>
-          <w:sz w:val="20"/>
-        </w:rPr>
-        <w:br/>
-      </w:r>
-      <w:r>
-        <w:rPr>
-          <w:rFonts w:ascii="Courier New" w:hAnsi="Courier New" w:cs="Courier New"/>
-          <w:color w:val="CF8E6D"/>
-          <w:sz w:val="20"/>
-        </w:rPr>
-        <w:t>while True</w:t>
-      </w:r>
-      <w:r>
-        <w:rPr>
-          <w:rFonts w:ascii="Courier New" w:hAnsi="Courier New" w:cs="Courier New"/>
-          <w:color w:val="BCBEC4"/>
-          <w:sz w:val="20"/>
-        </w:rPr>
-        <w:t>:</w:t>
-      </w:r>
-      <w:r>
-        <w:rPr>
-          <w:rFonts w:ascii="Courier New" w:hAnsi="Courier New" w:cs="Courier New"/>
-          <w:color w:val="BCBEC4"/>
-          <w:sz w:val="20"/>
-        </w:rPr>
-        <w:br/>
-        <w:t xml:space="preserve">    B = </w:t>
-      </w:r>
-      <w:r>
-        <w:rPr>
-          <w:rFonts w:ascii="Courier New" w:hAnsi="Courier New" w:cs="Courier New"/>
-          <w:color w:val="8888C6"/>
-          <w:sz w:val="20"/>
-        </w:rPr>
-        <w:t>float</w:t>
-      </w:r>
-      <w:r>
-        <w:rPr>
-          <w:rFonts w:ascii="Courier New" w:hAnsi="Courier New" w:cs="Courier New"/>
-          <w:color w:val="BCBEC4"/>
-          <w:sz w:val="20"/>
-        </w:rPr>
-        <w:t>(</w:t>
-      </w:r>
-      <w:r>
-        <w:rPr>
-          <w:rFonts w:ascii="Courier New" w:hAnsi="Courier New" w:cs="Courier New"/>
-          <w:color w:val="8888C6"/>
-          <w:sz w:val="20"/>
-        </w:rPr>
-        <w:t>input</w:t>
-      </w:r>
-      <w:r>
-        <w:rPr>
-          <w:rFonts w:ascii="Courier New" w:hAnsi="Courier New" w:cs="Courier New"/>
-          <w:color w:val="BCBEC4"/>
-          <w:sz w:val="20"/>
-        </w:rPr>
-        <w:t>(</w:t>
-      </w:r>
-      <w:r>
-        <w:rPr>
-          <w:rFonts w:ascii="Courier New" w:hAnsi="Courier New" w:cs="Courier New"/>
-          <w:color w:val="6AAB73"/>
-          <w:sz w:val="20"/>
-        </w:rPr>
-        <w:t>"Введите конец интервала: "</w:t>
-      </w:r>
-      <w:r>
-        <w:rPr>
-          <w:rFonts w:ascii="Courier New" w:hAnsi="Courier New" w:cs="Courier New"/>
-          <w:color w:val="BCBEC4"/>
-          <w:sz w:val="20"/>
-        </w:rPr>
-        <w:t>))</w:t>
-      </w:r>
-      <w:r>
-        <w:rPr>
-          <w:rFonts w:ascii="Courier New" w:hAnsi="Courier New" w:cs="Courier New"/>
-          <w:color w:val="BCBEC4"/>
-          <w:sz w:val="20"/>
-        </w:rPr>
-        <w:br/>
-        <w:t xml:space="preserve">    </w:t>
-      </w:r>
-      <w:r>
-        <w:rPr>
-          <w:rFonts w:ascii="Courier New" w:hAnsi="Courier New" w:cs="Courier New"/>
-          <w:color w:val="CF8E6D"/>
-          <w:sz w:val="20"/>
-        </w:rPr>
-        <w:t xml:space="preserve">if </w:t>
-      </w:r>
-      <w:r>
-        <w:rPr>
-          <w:rFonts w:ascii="Courier New" w:hAnsi="Courier New" w:cs="Courier New"/>
-          <w:color w:val="BCBEC4"/>
-          <w:sz w:val="20"/>
-        </w:rPr>
-        <w:t>B&gt;A:</w:t>
-      </w:r>
-      <w:r>
-        <w:rPr>
-          <w:rFonts w:ascii="Courier New" w:hAnsi="Courier New" w:cs="Courier New"/>
-          <w:color w:val="BCBEC4"/>
-          <w:sz w:val="20"/>
-        </w:rPr>
-        <w:br/>
-        <w:t xml:space="preserve">        </w:t>
-      </w:r>
-      <w:r>
-        <w:rPr>
-          <w:rFonts w:ascii="Courier New" w:hAnsi="Courier New" w:cs="Courier New"/>
-          <w:color w:val="CF8E6D"/>
-          <w:sz w:val="20"/>
-        </w:rPr>
-        <w:t>break</w:t>
-      </w:r>
-      <w:r>
-        <w:rPr>
-          <w:rFonts w:ascii="Courier New" w:hAnsi="Courier New" w:cs="Courier New"/>
-          <w:color w:val="CF8E6D"/>
-          <w:sz w:val="20"/>
-        </w:rPr>
-        <w:br/>
-        <w:t xml:space="preserve">    </w:t>
-      </w:r>
-      <w:r>
-        <w:rPr>
-          <w:rFonts w:ascii="Courier New" w:hAnsi="Courier New" w:cs="Courier New"/>
-          <w:color w:val="8888C6"/>
-          <w:sz w:val="20"/>
-        </w:rPr>
-        <w:t>print</w:t>
-      </w:r>
-      <w:r>
-        <w:rPr>
-          <w:rFonts w:ascii="Courier New" w:hAnsi="Courier New" w:cs="Courier New"/>
-          <w:color w:val="BCBEC4"/>
-          <w:sz w:val="20"/>
-        </w:rPr>
-        <w:t>(</w:t>
-      </w:r>
-      <w:r>
-        <w:rPr>
-          <w:rFonts w:ascii="Courier New" w:hAnsi="Courier New" w:cs="Courier New"/>
-          <w:color w:val="6AAB73"/>
-          <w:sz w:val="20"/>
-        </w:rPr>
-        <w:t>"Конец не может быть меньше начала"</w:t>
-      </w:r>
-      <w:r>
-        <w:rPr>
-          <w:rFonts w:ascii="Courier New" w:hAnsi="Courier New" w:cs="Courier New"/>
-          <w:color w:val="BCBEC4"/>
-          <w:sz w:val="20"/>
-        </w:rPr>
-        <w:t>)</w:t>
-      </w:r>
-      <w:r>
-        <w:rPr>
-          <w:rFonts w:ascii="Courier New" w:hAnsi="Courier New" w:cs="Courier New"/>
-          <w:color w:val="BCBEC4"/>
-          <w:sz w:val="20"/>
-        </w:rPr>
-        <w:br/>
-      </w:r>
-      <w:r>
-        <w:rPr>
-          <w:rFonts w:ascii="Courier New" w:hAnsi="Courier New" w:cs="Courier New"/>
-          <w:color w:val="CF8E6D"/>
-          <w:sz w:val="20"/>
-        </w:rPr>
-        <w:t>while True</w:t>
-      </w:r>
-      <w:r>
-        <w:rPr>
-          <w:rFonts w:ascii="Courier New" w:hAnsi="Courier New" w:cs="Courier New"/>
-          <w:color w:val="BCBEC4"/>
-          <w:sz w:val="20"/>
-        </w:rPr>
-        <w:t>:</w:t>
-      </w:r>
-      <w:r>
-        <w:rPr>
-          <w:rFonts w:ascii="Courier New" w:hAnsi="Courier New" w:cs="Courier New"/>
-          <w:color w:val="BCBEC4"/>
-          <w:sz w:val="20"/>
-        </w:rPr>
-        <w:br/>
-        <w:t xml:space="preserve">    r = </w:t>
-      </w:r>
-      <w:r>
-        <w:rPr>
-          <w:rFonts w:ascii="Courier New" w:hAnsi="Courier New" w:cs="Courier New"/>
-          <w:color w:val="8888C6"/>
-          <w:sz w:val="20"/>
-        </w:rPr>
-        <w:t>float</w:t>
-      </w:r>
-      <w:r>
-        <w:rPr>
-          <w:rFonts w:ascii="Courier New" w:hAnsi="Courier New" w:cs="Courier New"/>
-          <w:color w:val="BCBEC4"/>
-          <w:sz w:val="20"/>
-        </w:rPr>
-        <w:t>(</w:t>
-      </w:r>
-      <w:r>
-        <w:rPr>
-          <w:rFonts w:ascii="Courier New" w:hAnsi="Courier New" w:cs="Courier New"/>
-          <w:color w:val="8888C6"/>
-          <w:sz w:val="20"/>
-        </w:rPr>
-        <w:t>input</w:t>
-      </w:r>
-      <w:r>
-        <w:rPr>
-          <w:rFonts w:ascii="Courier New" w:hAnsi="Courier New" w:cs="Courier New"/>
-          <w:color w:val="BCBEC4"/>
-          <w:sz w:val="20"/>
-        </w:rPr>
-        <w:t>(</w:t>
-      </w:r>
-      <w:r>
-        <w:rPr>
-          <w:rFonts w:ascii="Courier New" w:hAnsi="Courier New" w:cs="Courier New"/>
-          <w:color w:val="6AAB73"/>
-          <w:sz w:val="20"/>
-        </w:rPr>
-        <w:t>"Введите шаг табулирования: "</w:t>
-      </w:r>
-      <w:r>
-        <w:rPr>
-          <w:rFonts w:ascii="Courier New" w:hAnsi="Courier New" w:cs="Courier New"/>
-          <w:color w:val="BCBEC4"/>
-          <w:sz w:val="20"/>
-        </w:rPr>
-        <w:t>))</w:t>
-      </w:r>
-      <w:r>
-        <w:rPr>
-          <w:rFonts w:ascii="Courier New" w:hAnsi="Courier New" w:cs="Courier New"/>
-          <w:color w:val="BCBEC4"/>
-          <w:sz w:val="20"/>
-        </w:rPr>
-        <w:br/>
-        <w:t xml:space="preserve">    </w:t>
-      </w:r>
-      <w:r>
-        <w:rPr>
-          <w:rFonts w:ascii="Courier New" w:hAnsi="Courier New" w:cs="Courier New"/>
-          <w:color w:val="CF8E6D"/>
-          <w:sz w:val="20"/>
-        </w:rPr>
-        <w:t xml:space="preserve">if </w:t>
-      </w:r>
-      <w:r>
-        <w:rPr>
-          <w:rFonts w:ascii="Courier New" w:hAnsi="Courier New" w:cs="Courier New"/>
-          <w:color w:val="2AACB8"/>
-          <w:sz w:val="20"/>
-        </w:rPr>
-        <w:t xml:space="preserve">0 </w:t>
-      </w:r>
-      <w:r>
-        <w:rPr>
-          <w:rFonts w:ascii="Courier New" w:hAnsi="Courier New" w:cs="Courier New"/>
-          <w:color w:val="BCBEC4"/>
-          <w:sz w:val="20"/>
-        </w:rPr>
-        <w:t>&lt; r &lt;=B-A:</w:t>
-      </w:r>
-      <w:r>
-        <w:rPr>
-          <w:rFonts w:ascii="Courier New" w:hAnsi="Courier New" w:cs="Courier New"/>
-          <w:color w:val="BCBEC4"/>
-          <w:sz w:val="20"/>
-        </w:rPr>
-        <w:br/>
-        <w:t xml:space="preserve">        </w:t>
-      </w:r>
-      <w:r>
-        <w:rPr>
-          <w:rFonts w:ascii="Courier New" w:hAnsi="Courier New" w:cs="Courier New"/>
-          <w:color w:val="CF8E6D"/>
-          <w:sz w:val="20"/>
-        </w:rPr>
-        <w:t>break</w:t>
-      </w:r>
-      <w:r>
-        <w:rPr>
-          <w:rFonts w:ascii="Courier New" w:hAnsi="Courier New" w:cs="Courier New"/>
-          <w:color w:val="CF8E6D"/>
-          <w:sz w:val="20"/>
-        </w:rPr>
-        <w:br/>
-        <w:t xml:space="preserve">    </w:t>
-      </w:r>
-      <w:r>
-        <w:rPr>
-          <w:rFonts w:ascii="Courier New" w:hAnsi="Courier New" w:cs="Courier New"/>
-          <w:color w:val="8888C6"/>
-          <w:sz w:val="20"/>
-        </w:rPr>
-        <w:t>print</w:t>
-      </w:r>
-      <w:r>
-        <w:rPr>
-          <w:rFonts w:ascii="Courier New" w:hAnsi="Courier New" w:cs="Courier New"/>
-          <w:color w:val="BCBEC4"/>
-          <w:sz w:val="20"/>
-        </w:rPr>
-        <w:t>(</w:t>
-      </w:r>
-      <w:r>
-        <w:rPr>
-          <w:rFonts w:ascii="Courier New" w:hAnsi="Courier New" w:cs="Courier New"/>
-          <w:color w:val="6AAB73"/>
-          <w:sz w:val="20"/>
-        </w:rPr>
-        <w:t>"Шаг табулированя должен быть больше нуля и меньше длиныинтервала. Повторите"</w:t>
-      </w:r>
-      <w:r>
-        <w:rPr>
-          <w:rFonts w:ascii="Courier New" w:hAnsi="Courier New" w:cs="Courier New"/>
-          <w:color w:val="BCBEC4"/>
-          <w:sz w:val="20"/>
-        </w:rPr>
-        <w:t>)</w:t>
-      </w:r>
-      <w:r>
-        <w:rPr>
-          <w:rFonts w:ascii="Courier New" w:hAnsi="Courier New" w:cs="Courier New"/>
-          <w:color w:val="BCBEC4"/>
-          <w:sz w:val="20"/>
-        </w:rPr>
-        <w:br/>
-      </w:r>
-      <w:r>
-        <w:rPr>
-          <w:rFonts w:ascii="Courier New" w:hAnsi="Courier New" w:cs="Courier New"/>
-          <w:color w:val="CF8E6D"/>
-          <w:sz w:val="20"/>
-        </w:rPr>
-        <w:t>while True</w:t>
-      </w:r>
-      <w:r>
-        <w:rPr>
-          <w:rFonts w:ascii="Courier New" w:hAnsi="Courier New" w:cs="Courier New"/>
-          <w:color w:val="BCBEC4"/>
-          <w:sz w:val="20"/>
-        </w:rPr>
-        <w:t>:</w:t>
-      </w:r>
-      <w:r>
-        <w:rPr>
-          <w:rFonts w:ascii="Courier New" w:hAnsi="Courier New" w:cs="Courier New"/>
-          <w:color w:val="BCBEC4"/>
-          <w:sz w:val="20"/>
-        </w:rPr>
-        <w:br/>
-        <w:t xml:space="preserve">    eps = </w:t>
-      </w:r>
-      <w:r>
-        <w:rPr>
-          <w:rFonts w:ascii="Courier New" w:hAnsi="Courier New" w:cs="Courier New"/>
-          <w:color w:val="8888C6"/>
-          <w:sz w:val="20"/>
-        </w:rPr>
-        <w:t>float</w:t>
-      </w:r>
-      <w:r>
-        <w:rPr>
-          <w:rFonts w:ascii="Courier New" w:hAnsi="Courier New" w:cs="Courier New"/>
-          <w:color w:val="BCBEC4"/>
-          <w:sz w:val="20"/>
-        </w:rPr>
-        <w:t>(</w:t>
-      </w:r>
-      <w:r>
-        <w:rPr>
-          <w:rFonts w:ascii="Courier New" w:hAnsi="Courier New" w:cs="Courier New"/>
-          <w:color w:val="8888C6"/>
-          <w:sz w:val="20"/>
-        </w:rPr>
-        <w:t>input</w:t>
-      </w:r>
-      <w:r>
-        <w:rPr>
-          <w:rFonts w:ascii="Courier New" w:hAnsi="Courier New" w:cs="Courier New"/>
-          <w:color w:val="BCBEC4"/>
-          <w:sz w:val="20"/>
-        </w:rPr>
-        <w:t>(</w:t>
-      </w:r>
-      <w:r>
-        <w:rPr>
-          <w:rFonts w:ascii="Courier New" w:hAnsi="Courier New" w:cs="Courier New"/>
-          <w:color w:val="6AAB73"/>
-          <w:sz w:val="20"/>
-        </w:rPr>
-        <w:t>"Введите точность вычисления 0 &lt; eps &lt; 1): "</w:t>
-      </w:r>
-      <w:r>
-        <w:rPr>
-          <w:rFonts w:ascii="Courier New" w:hAnsi="Courier New" w:cs="Courier New"/>
-          <w:color w:val="BCBEC4"/>
-          <w:sz w:val="20"/>
-        </w:rPr>
-        <w:t>))</w:t>
-      </w:r>
-      <w:r>
-        <w:rPr>
-          <w:rFonts w:ascii="Courier New" w:hAnsi="Courier New" w:cs="Courier New"/>
-          <w:color w:val="BCBEC4"/>
-          <w:sz w:val="20"/>
-        </w:rPr>
-        <w:br/>
-        <w:t xml:space="preserve">    </w:t>
-      </w:r>
-      <w:r>
-        <w:rPr>
-          <w:rFonts w:ascii="Courier New" w:hAnsi="Courier New" w:cs="Courier New"/>
-          <w:color w:val="CF8E6D"/>
-          <w:sz w:val="20"/>
-        </w:rPr>
-        <w:t xml:space="preserve">if </w:t>
-      </w:r>
-      <w:r>
-        <w:rPr>
-          <w:rFonts w:ascii="Courier New" w:hAnsi="Courier New" w:cs="Courier New"/>
-          <w:color w:val="2AACB8"/>
-          <w:sz w:val="20"/>
-        </w:rPr>
-        <w:t xml:space="preserve">0 </w:t>
-      </w:r>
-      <w:r>
-        <w:rPr>
-          <w:rFonts w:ascii="Courier New" w:hAnsi="Courier New" w:cs="Courier New"/>
-          <w:color w:val="BCBEC4"/>
-          <w:sz w:val="20"/>
-        </w:rPr>
-        <w:t xml:space="preserve">&lt; eps &lt; </w:t>
-      </w:r>
-      <w:r>
-        <w:rPr>
-          <w:rFonts w:ascii="Courier New" w:hAnsi="Courier New" w:cs="Courier New"/>
-          <w:color w:val="2AACB8"/>
-          <w:sz w:val="20"/>
-        </w:rPr>
-        <w:t>1</w:t>
-      </w:r>
-      <w:r>
-        <w:rPr>
-          <w:rFonts w:ascii="Courier New" w:hAnsi="Courier New" w:cs="Courier New"/>
-          <w:color w:val="BCBEC4"/>
-          <w:sz w:val="20"/>
-        </w:rPr>
-        <w:t>:</w:t>
-      </w:r>
-      <w:r>
-        <w:rPr>
-          <w:rFonts w:ascii="Courier New" w:hAnsi="Courier New" w:cs="Courier New"/>
-          <w:color w:val="BCBEC4"/>
-          <w:sz w:val="20"/>
-        </w:rPr>
-        <w:br/>
-        <w:t xml:space="preserve">        </w:t>
-      </w:r>
-      <w:r>
-        <w:rPr>
-          <w:rFonts w:ascii="Courier New" w:hAnsi="Courier New" w:cs="Courier New"/>
-          <w:color w:val="CF8E6D"/>
-          <w:sz w:val="20"/>
-        </w:rPr>
-        <w:t>break</w:t>
-      </w:r>
-      <w:r>
-        <w:rPr>
-          <w:rFonts w:ascii="Courier New" w:hAnsi="Courier New" w:cs="Courier New"/>
-          <w:color w:val="CF8E6D"/>
-          <w:sz w:val="20"/>
-        </w:rPr>
-        <w:br/>
-        <w:t xml:space="preserve">    </w:t>
-      </w:r>
-      <w:r>
-        <w:rPr>
-          <w:rFonts w:ascii="Courier New" w:hAnsi="Courier New" w:cs="Courier New"/>
-          <w:color w:val="8888C6"/>
-          <w:sz w:val="20"/>
-        </w:rPr>
-        <w:t>print</w:t>
-      </w:r>
-      <w:r>
-        <w:rPr>
-          <w:rFonts w:ascii="Courier New" w:hAnsi="Courier New" w:cs="Courier New"/>
-          <w:color w:val="BCBEC4"/>
-          <w:sz w:val="20"/>
-        </w:rPr>
-        <w:t>(</w:t>
-      </w:r>
-      <w:r>
-        <w:rPr>
-          <w:rFonts w:ascii="Courier New" w:hAnsi="Courier New" w:cs="Courier New"/>
-          <w:color w:val="6AAB73"/>
-          <w:sz w:val="20"/>
-        </w:rPr>
-        <w:t xml:space="preserve">f"Не правильный ввод 0 &lt; eps &lt; 1!!! </w:t>
-      </w:r>
-      <w:r>
-        <w:rPr>
-          <w:rFonts w:ascii="Courier New" w:hAnsi="Courier New" w:cs="Courier New"/>
-          <w:color w:val="CF8E6D"/>
-          <w:sz w:val="20"/>
-          <w:lang w:val="en-US"/>
-        </w:rPr>
-        <w:t>\n</w:t>
-      </w:r>
-      <w:r>
-        <w:rPr>
-          <w:rFonts w:ascii="Courier New" w:hAnsi="Courier New" w:cs="Courier New"/>
-          <w:color w:val="6AAB73"/>
-          <w:sz w:val="20"/>
-          <w:lang w:val="en-US"/>
-        </w:rPr>
-        <w:t xml:space="preserve"> </w:t>
-      </w:r>
-      <w:r>
-        <w:rPr>
-          <w:rFonts w:ascii="Courier New" w:hAnsi="Courier New" w:cs="Courier New"/>
-          <w:color w:val="6AAB73"/>
-          <w:sz w:val="20"/>
-        </w:rPr>
-        <w:t>Введите</w:t>
-      </w:r>
-      <w:r>
-        <w:rPr>
-          <w:rFonts w:ascii="Courier New" w:hAnsi="Courier New" w:cs="Courier New"/>
-          <w:color w:val="6AAB73"/>
-          <w:sz w:val="20"/>
-          <w:lang w:val="en-US"/>
-        </w:rPr>
-        <w:t xml:space="preserve"> </w:t>
-      </w:r>
-      <w:r>
-        <w:rPr>
-          <w:rFonts w:ascii="Courier New" w:hAnsi="Courier New" w:cs="Courier New"/>
-          <w:color w:val="6AAB73"/>
-          <w:sz w:val="20"/>
-        </w:rPr>
-        <w:t>еще</w:t>
-      </w:r>
-      <w:r>
-        <w:rPr>
-          <w:rFonts w:ascii="Courier New" w:hAnsi="Courier New" w:cs="Courier New"/>
-          <w:color w:val="6AAB73"/>
-          <w:sz w:val="20"/>
-          <w:lang w:val="en-US"/>
-        </w:rPr>
-        <w:t xml:space="preserve"> </w:t>
-      </w:r>
-      <w:r>
-        <w:rPr>
-          <w:rFonts w:ascii="Courier New" w:hAnsi="Courier New" w:cs="Courier New"/>
-          <w:color w:val="6AAB73"/>
-          <w:sz w:val="20"/>
-        </w:rPr>
-        <w:t>раз</w:t>
-      </w:r>
-      <w:r>
-        <w:rPr>
-          <w:rFonts w:ascii="Courier New" w:hAnsi="Courier New" w:cs="Courier New"/>
-          <w:color w:val="6AAB73"/>
-          <w:sz w:val="20"/>
-          <w:lang w:val="en-US"/>
-        </w:rPr>
-        <w:t>"</w:t>
-      </w:r>
-      <w:r>
-        <w:rPr>
-          <w:rFonts w:ascii="Courier New" w:hAnsi="Courier New" w:cs="Courier New"/>
-          <w:color w:val="BCBEC4"/>
-          <w:sz w:val="20"/>
-          <w:lang w:val="en-US"/>
-        </w:rPr>
-        <w:t>)</w:t>
-      </w:r>
-      <w:r>
-        <w:rPr>
-          <w:rFonts w:ascii="Courier New" w:hAnsi="Courier New" w:cs="Courier New"/>
-          <w:color w:val="BCBEC4"/>
-          <w:sz w:val="20"/>
-          <w:lang w:val="en-US"/>
-        </w:rPr>
-        <w:br/>
-      </w:r>
-      <w:r>
-        <w:rPr>
-          <w:rFonts w:ascii="Courier New" w:hAnsi="Courier New" w:cs="Courier New"/>
-          <w:color w:val="CF8E6D"/>
-          <w:sz w:val="20"/>
-          <w:lang w:val="en-US"/>
-        </w:rPr>
-        <w:t xml:space="preserve">def </w:t>
-      </w:r>
-      <w:r>
-        <w:rPr>
-          <w:rFonts w:ascii="Courier New" w:hAnsi="Courier New" w:cs="Courier New"/>
-          <w:color w:val="56A8F5"/>
-          <w:sz w:val="20"/>
-          <w:lang w:val="en-US"/>
-        </w:rPr>
-        <w:t>f</w:t>
-      </w:r>
-      <w:r>
-        <w:rPr>
-          <w:rFonts w:ascii="Courier New" w:hAnsi="Courier New" w:cs="Courier New"/>
-          <w:color w:val="BCBEC4"/>
-          <w:sz w:val="20"/>
-          <w:lang w:val="en-US"/>
-        </w:rPr>
-        <w:t>(x, e):</w:t>
-      </w:r>
-      <w:r>
-        <w:rPr>
-          <w:rFonts w:ascii="Courier New" w:hAnsi="Courier New" w:cs="Courier New"/>
-          <w:color w:val="BCBEC4"/>
-          <w:sz w:val="20"/>
-          <w:lang w:val="en-US"/>
-        </w:rPr>
-        <w:br/>
-        <w:t xml:space="preserve">    a=</w:t>
-      </w:r>
-      <w:r>
-        <w:rPr>
-          <w:rFonts w:ascii="Courier New" w:hAnsi="Courier New" w:cs="Courier New"/>
-          <w:color w:val="2AACB8"/>
-          <w:sz w:val="20"/>
-          <w:lang w:val="en-US"/>
-        </w:rPr>
-        <w:t>2.0</w:t>
-      </w:r>
-      <w:r>
-        <w:rPr>
-          <w:rFonts w:ascii="Courier New" w:hAnsi="Courier New" w:cs="Courier New"/>
-          <w:color w:val="BCBEC4"/>
-          <w:sz w:val="20"/>
-          <w:lang w:val="en-US"/>
-        </w:rPr>
-        <w:t>/</w:t>
-      </w:r>
-      <w:r>
-        <w:rPr>
-          <w:rFonts w:ascii="Courier New" w:hAnsi="Courier New" w:cs="Courier New"/>
-          <w:color w:val="2AACB8"/>
-          <w:sz w:val="20"/>
-          <w:lang w:val="en-US"/>
-        </w:rPr>
-        <w:t>3.0</w:t>
-      </w:r>
-      <w:r>
-        <w:rPr>
-          <w:rFonts w:ascii="Courier New" w:hAnsi="Courier New" w:cs="Courier New"/>
-          <w:color w:val="2AACB8"/>
-          <w:sz w:val="20"/>
-          <w:lang w:val="en-US"/>
-        </w:rPr>
-        <w:br/>
-        <w:t xml:space="preserve">    </w:t>
-      </w:r>
-      <w:r>
-        <w:rPr>
-          <w:rFonts w:ascii="Courier New" w:hAnsi="Courier New" w:cs="Courier New"/>
-          <w:color w:val="BCBEC4"/>
-          <w:sz w:val="20"/>
-          <w:lang w:val="en-US"/>
-        </w:rPr>
-        <w:t>s=</w:t>
-      </w:r>
-      <w:r>
-        <w:rPr>
-          <w:rFonts w:ascii="Courier New" w:hAnsi="Courier New" w:cs="Courier New"/>
-          <w:color w:val="2AACB8"/>
-          <w:sz w:val="20"/>
-          <w:lang w:val="en-US"/>
-        </w:rPr>
-        <w:t>0</w:t>
-      </w:r>
-      <w:r>
-        <w:rPr>
-          <w:rFonts w:ascii="Courier New" w:hAnsi="Courier New" w:cs="Courier New"/>
-          <w:color w:val="2AACB8"/>
-          <w:sz w:val="20"/>
-          <w:lang w:val="en-US"/>
-        </w:rPr>
-        <w:br/>
-        <w:t xml:space="preserve">    </w:t>
-      </w:r>
-      <w:r>
-        <w:rPr>
-          <w:rFonts w:ascii="Courier New" w:hAnsi="Courier New" w:cs="Courier New"/>
-          <w:color w:val="BCBEC4"/>
-          <w:sz w:val="20"/>
-          <w:lang w:val="en-US"/>
-        </w:rPr>
-        <w:t>n=</w:t>
-      </w:r>
-      <w:r>
-        <w:rPr>
-          <w:rFonts w:ascii="Courier New" w:hAnsi="Courier New" w:cs="Courier New"/>
-          <w:color w:val="2AACB8"/>
-          <w:sz w:val="20"/>
-          <w:lang w:val="en-US"/>
-        </w:rPr>
-        <w:t>1</w:t>
-      </w:r>
-      <w:r>
-        <w:rPr>
-          <w:rFonts w:ascii="Courier New" w:hAnsi="Courier New" w:cs="Courier New"/>
-          <w:color w:val="2AACB8"/>
-          <w:sz w:val="20"/>
-          <w:lang w:val="en-US"/>
-        </w:rPr>
-        <w:br/>
-        <w:t xml:space="preserve">    </w:t>
-      </w:r>
-      <w:r>
-        <w:rPr>
-          <w:rFonts w:ascii="Courier New" w:hAnsi="Courier New" w:cs="Courier New"/>
-          <w:color w:val="CF8E6D"/>
-          <w:sz w:val="20"/>
-          <w:lang w:val="en-US"/>
-        </w:rPr>
-        <w:t>while True</w:t>
-      </w:r>
-      <w:r>
-        <w:rPr>
-          <w:rFonts w:ascii="Courier New" w:hAnsi="Courier New" w:cs="Courier New"/>
-          <w:color w:val="BCBEC4"/>
-          <w:sz w:val="20"/>
-          <w:lang w:val="en-US"/>
-        </w:rPr>
-        <w:t>:</w:t>
-      </w:r>
-      <w:r>
-        <w:rPr>
-          <w:rFonts w:ascii="Courier New" w:hAnsi="Courier New" w:cs="Courier New"/>
-          <w:color w:val="BCBEC4"/>
-          <w:sz w:val="20"/>
-          <w:lang w:val="en-US"/>
-        </w:rPr>
-        <w:br/>
-        <w:t xml:space="preserve">        s = s + a</w:t>
-      </w:r>
-      <w:r>
-        <w:rPr>
-          <w:rFonts w:ascii="Courier New" w:hAnsi="Courier New" w:cs="Courier New"/>
-          <w:color w:val="BCBEC4"/>
-          <w:sz w:val="20"/>
-          <w:lang w:val="en-US"/>
-        </w:rPr>
-        <w:br/>
-        <w:t xml:space="preserve">        n = n + </w:t>
-      </w:r>
-      <w:r>
-        <w:rPr>
-          <w:rFonts w:ascii="Courier New" w:hAnsi="Courier New" w:cs="Courier New"/>
-          <w:color w:val="2AACB8"/>
-          <w:sz w:val="20"/>
-          <w:lang w:val="en-US"/>
-        </w:rPr>
-        <w:t>1</w:t>
-      </w:r>
-      <w:r>
-        <w:rPr>
-          <w:rFonts w:ascii="Courier New" w:hAnsi="Courier New" w:cs="Courier New"/>
-          <w:color w:val="2AACB8"/>
-          <w:sz w:val="20"/>
-          <w:lang w:val="en-US"/>
-        </w:rPr>
-        <w:br/>
-        <w:t xml:space="preserve">        </w:t>
-      </w:r>
-      <w:r>
-        <w:rPr>
-          <w:rFonts w:ascii="Courier New" w:hAnsi="Courier New" w:cs="Courier New"/>
-          <w:color w:val="BCBEC4"/>
-          <w:sz w:val="20"/>
-          <w:lang w:val="en-US"/>
-        </w:rPr>
-        <w:t>s_n=((x**</w:t>
-      </w:r>
-      <w:r>
-        <w:rPr>
-          <w:rFonts w:ascii="Courier New" w:hAnsi="Courier New" w:cs="Courier New"/>
-          <w:color w:val="2AACB8"/>
-          <w:sz w:val="20"/>
-          <w:lang w:val="en-US"/>
-        </w:rPr>
-        <w:t>2</w:t>
-      </w:r>
-      <w:r>
-        <w:rPr>
-          <w:rFonts w:ascii="Courier New" w:hAnsi="Courier New" w:cs="Courier New"/>
-          <w:color w:val="BCBEC4"/>
-          <w:sz w:val="20"/>
-          <w:lang w:val="en-US"/>
-        </w:rPr>
-        <w:t>)*n*(</w:t>
-      </w:r>
-      <w:r>
-        <w:rPr>
-          <w:rFonts w:ascii="Courier New" w:hAnsi="Courier New" w:cs="Courier New"/>
-          <w:color w:val="2AACB8"/>
-          <w:sz w:val="20"/>
-          <w:lang w:val="en-US"/>
-        </w:rPr>
-        <w:t>2</w:t>
-      </w:r>
-      <w:r>
-        <w:rPr>
-          <w:rFonts w:ascii="Courier New" w:hAnsi="Courier New" w:cs="Courier New"/>
-          <w:color w:val="BCBEC4"/>
-          <w:sz w:val="20"/>
-          <w:lang w:val="en-US"/>
-        </w:rPr>
-        <w:t>*n-</w:t>
-      </w:r>
-      <w:r>
-        <w:rPr>
-          <w:rFonts w:ascii="Courier New" w:hAnsi="Courier New" w:cs="Courier New"/>
-          <w:color w:val="2AACB8"/>
-          <w:sz w:val="20"/>
-          <w:lang w:val="en-US"/>
-        </w:rPr>
-        <w:t>1</w:t>
-      </w:r>
-      <w:r>
-        <w:rPr>
-          <w:rFonts w:ascii="Courier New" w:hAnsi="Courier New" w:cs="Courier New"/>
-          <w:color w:val="BCBEC4"/>
-          <w:sz w:val="20"/>
-          <w:lang w:val="en-US"/>
-        </w:rPr>
-        <w:t>))/(((</w:t>
-      </w:r>
-      <w:r>
-        <w:rPr>
-          <w:rFonts w:ascii="Courier New" w:hAnsi="Courier New" w:cs="Courier New"/>
-          <w:color w:val="2AACB8"/>
-          <w:sz w:val="20"/>
-          <w:lang w:val="en-US"/>
-        </w:rPr>
-        <w:t>2</w:t>
-      </w:r>
-      <w:r>
-        <w:rPr>
-          <w:rFonts w:ascii="Courier New" w:hAnsi="Courier New" w:cs="Courier New"/>
-          <w:color w:val="BCBEC4"/>
-          <w:sz w:val="20"/>
-          <w:lang w:val="en-US"/>
-        </w:rPr>
-        <w:t>*n)+</w:t>
-      </w:r>
-      <w:r>
-        <w:rPr>
-          <w:rFonts w:ascii="Courier New" w:hAnsi="Courier New" w:cs="Courier New"/>
-          <w:color w:val="2AACB8"/>
-          <w:sz w:val="20"/>
-          <w:lang w:val="en-US"/>
-        </w:rPr>
-        <w:t>1</w:t>
-      </w:r>
-      <w:r>
-        <w:rPr>
-          <w:rFonts w:ascii="Courier New" w:hAnsi="Courier New" w:cs="Courier New"/>
-          <w:color w:val="BCBEC4"/>
-          <w:sz w:val="20"/>
-          <w:lang w:val="en-US"/>
-        </w:rPr>
-        <w:t>)*(n+</w:t>
-      </w:r>
-      <w:r>
-        <w:rPr>
-          <w:rFonts w:ascii="Courier New" w:hAnsi="Courier New" w:cs="Courier New"/>
-          <w:color w:val="2AACB8"/>
-          <w:sz w:val="20"/>
-          <w:lang w:val="en-US"/>
-        </w:rPr>
-        <w:t>1</w:t>
-      </w:r>
-      <w:r>
-        <w:rPr>
-          <w:rFonts w:ascii="Courier New" w:hAnsi="Courier New" w:cs="Courier New"/>
-          <w:color w:val="BCBEC4"/>
-          <w:sz w:val="20"/>
-          <w:lang w:val="en-US"/>
-        </w:rPr>
-        <w:t>)*(n-</w:t>
-      </w:r>
-      <w:r>
-        <w:rPr>
-          <w:rFonts w:ascii="Courier New" w:hAnsi="Courier New" w:cs="Courier New"/>
-          <w:color w:val="2AACB8"/>
-          <w:sz w:val="20"/>
-          <w:lang w:val="en-US"/>
-        </w:rPr>
-        <w:t>1</w:t>
-      </w:r>
-      <w:r>
-        <w:rPr>
-          <w:rFonts w:ascii="Courier New" w:hAnsi="Courier New" w:cs="Courier New"/>
-          <w:color w:val="BCBEC4"/>
-          <w:sz w:val="20"/>
-          <w:lang w:val="en-US"/>
-        </w:rPr>
-        <w:t>))</w:t>
-      </w:r>
-      <w:r>
-        <w:rPr>
-          <w:rFonts w:ascii="Courier New" w:hAnsi="Courier New" w:cs="Courier New"/>
-          <w:color w:val="BCBEC4"/>
-          <w:sz w:val="20"/>
-          <w:lang w:val="en-US"/>
-        </w:rPr>
-        <w:br/>
-        <w:t xml:space="preserve">        a=a*s_n</w:t>
-      </w:r>
-      <w:r>
-        <w:rPr>
-          <w:rFonts w:ascii="Courier New" w:hAnsi="Courier New" w:cs="Courier New"/>
-          <w:color w:val="BCBEC4"/>
-          <w:sz w:val="20"/>
-          <w:lang w:val="en-US"/>
-        </w:rPr>
-        <w:br/>
-        <w:t xml:space="preserve">        </w:t>
-      </w:r>
-      <w:r>
-        <w:rPr>
-          <w:rFonts w:ascii="Courier New" w:hAnsi="Courier New" w:cs="Courier New"/>
-          <w:color w:val="CF8E6D"/>
-          <w:sz w:val="20"/>
-          <w:lang w:val="en-US"/>
-        </w:rPr>
-        <w:t xml:space="preserve">if </w:t>
-      </w:r>
-      <w:r>
-        <w:rPr>
-          <w:rFonts w:ascii="Courier New" w:hAnsi="Courier New" w:cs="Courier New"/>
-          <w:color w:val="8888C6"/>
-          <w:sz w:val="20"/>
-          <w:lang w:val="en-US"/>
-        </w:rPr>
-        <w:t>abs</w:t>
-      </w:r>
-      <w:r>
-        <w:rPr>
-          <w:rFonts w:ascii="Courier New" w:hAnsi="Courier New" w:cs="Courier New"/>
-          <w:color w:val="BCBEC4"/>
-          <w:sz w:val="20"/>
-          <w:lang w:val="en-US"/>
-        </w:rPr>
-        <w:t>(a) &lt; e:</w:t>
-      </w:r>
-      <w:r>
-        <w:rPr>
-          <w:rFonts w:ascii="Courier New" w:hAnsi="Courier New" w:cs="Courier New"/>
-          <w:color w:val="BCBEC4"/>
-          <w:sz w:val="20"/>
-          <w:lang w:val="en-US"/>
-        </w:rPr>
-        <w:br/>
-        <w:t xml:space="preserve">            </w:t>
-      </w:r>
-      <w:r>
-        <w:rPr>
-          <w:rFonts w:ascii="Courier New" w:hAnsi="Courier New" w:cs="Courier New"/>
-          <w:color w:val="CF8E6D"/>
-          <w:sz w:val="20"/>
-          <w:lang w:val="en-US"/>
-        </w:rPr>
-        <w:t>break</w:t>
-      </w:r>
-      <w:r>
-        <w:rPr>
-          <w:rFonts w:ascii="Courier New" w:hAnsi="Courier New" w:cs="Courier New"/>
-          <w:color w:val="CF8E6D"/>
-          <w:sz w:val="20"/>
-          <w:lang w:val="en-US"/>
-        </w:rPr>
-        <w:br/>
-        <w:t xml:space="preserve">    return </w:t>
-      </w:r>
-      <w:r>
-        <w:rPr>
-          <w:rFonts w:ascii="Courier New" w:hAnsi="Courier New" w:cs="Courier New"/>
-          <w:color w:val="BCBEC4"/>
-          <w:sz w:val="20"/>
-          <w:lang w:val="en-US"/>
-        </w:rPr>
-        <w:t>s</w:t>
-      </w:r>
-      <w:r>
-        <w:rPr>
-          <w:rFonts w:ascii="Courier New" w:hAnsi="Courier New" w:cs="Courier New"/>
-          <w:color w:val="BCBEC4"/>
-          <w:sz w:val="20"/>
-          <w:lang w:val="en-US"/>
-        </w:rPr>
-        <w:br/>
-      </w:r>
-      <w:r>
-        <w:rPr>
-          <w:rFonts w:ascii="Courier New" w:hAnsi="Courier New" w:cs="Courier New"/>
-          <w:color w:val="BCBEC4"/>
-          <w:sz w:val="20"/>
-          <w:lang w:val="en-US"/>
-        </w:rPr>
-        <w:br/>
-        <w:t>dat = [[</w:t>
-      </w:r>
-      <w:r>
-        <w:rPr>
-          <w:rFonts w:ascii="Courier New" w:hAnsi="Courier New" w:cs="Courier New"/>
-          <w:color w:val="6AAB73"/>
-          <w:sz w:val="20"/>
-          <w:lang w:val="en-US"/>
-        </w:rPr>
-        <w:t>"x"</w:t>
-      </w:r>
-      <w:r>
-        <w:rPr>
-          <w:rFonts w:ascii="Courier New" w:hAnsi="Courier New" w:cs="Courier New"/>
-          <w:color w:val="BCBEC4"/>
-          <w:sz w:val="20"/>
-          <w:lang w:val="en-US"/>
-        </w:rPr>
-        <w:t>,</w:t>
-      </w:r>
-      <w:r>
-        <w:rPr>
-          <w:rFonts w:ascii="Courier New" w:hAnsi="Courier New" w:cs="Courier New"/>
-          <w:color w:val="6AAB73"/>
-          <w:sz w:val="20"/>
-          <w:lang w:val="en-US"/>
-        </w:rPr>
-        <w:t>"f(x)"</w:t>
-      </w:r>
-      <w:r>
-        <w:rPr>
-          <w:rFonts w:ascii="Courier New" w:hAnsi="Courier New" w:cs="Courier New"/>
-          <w:color w:val="BCBEC4"/>
-          <w:sz w:val="20"/>
-          <w:lang w:val="en-US"/>
-        </w:rPr>
-        <w:t>]]</w:t>
-      </w:r>
-      <w:r>
-        <w:rPr>
-          <w:rFonts w:ascii="Courier New" w:hAnsi="Courier New" w:cs="Courier New"/>
-          <w:color w:val="BCBEC4"/>
-          <w:sz w:val="20"/>
-          <w:lang w:val="en-US"/>
-        </w:rPr>
-        <w:br/>
-      </w:r>
-      <w:r>
-        <w:rPr>
-          <w:rFonts w:ascii="Courier New" w:hAnsi="Courier New" w:cs="Courier New"/>
-          <w:color w:val="8888C6"/>
-          <w:sz w:val="20"/>
-          <w:lang w:val="en-US"/>
-        </w:rPr>
-        <w:t>print</w:t>
-      </w:r>
-      <w:r>
-        <w:rPr>
-          <w:rFonts w:ascii="Courier New" w:hAnsi="Courier New" w:cs="Courier New"/>
-          <w:color w:val="BCBEC4"/>
-          <w:sz w:val="20"/>
-          <w:lang w:val="en-US"/>
-        </w:rPr>
-        <w:t>(</w:t>
-      </w:r>
-      <w:r>
-        <w:rPr>
-          <w:rFonts w:ascii="Courier New" w:hAnsi="Courier New" w:cs="Courier New"/>
-          <w:color w:val="6AAB73"/>
-          <w:sz w:val="20"/>
-          <w:lang w:val="en-US"/>
-        </w:rPr>
-        <w:t xml:space="preserve">"|" </w:t>
-      </w:r>
-      <w:r>
-        <w:rPr>
-          <w:rFonts w:ascii="Courier New" w:hAnsi="Courier New" w:cs="Courier New"/>
-          <w:color w:val="BCBEC4"/>
-          <w:sz w:val="20"/>
-          <w:lang w:val="en-US"/>
-        </w:rPr>
-        <w:t xml:space="preserve">+ </w:t>
-      </w:r>
-      <w:r>
-        <w:rPr>
-          <w:rFonts w:ascii="Courier New" w:hAnsi="Courier New" w:cs="Courier New"/>
-          <w:color w:val="6AAB73"/>
-          <w:sz w:val="20"/>
-          <w:lang w:val="en-US"/>
-        </w:rPr>
-        <w:t>"-"</w:t>
-      </w:r>
-      <w:r>
-        <w:rPr>
-          <w:rFonts w:ascii="Courier New" w:hAnsi="Courier New" w:cs="Courier New"/>
-          <w:color w:val="BCBEC4"/>
-          <w:sz w:val="20"/>
-          <w:lang w:val="en-US"/>
-        </w:rPr>
-        <w:t>*</w:t>
-      </w:r>
-      <w:r>
-        <w:rPr>
-          <w:rFonts w:ascii="Courier New" w:hAnsi="Courier New" w:cs="Courier New"/>
-          <w:color w:val="2AACB8"/>
-          <w:sz w:val="20"/>
-          <w:lang w:val="en-US"/>
-        </w:rPr>
-        <w:t xml:space="preserve">10 </w:t>
-      </w:r>
-      <w:r>
-        <w:rPr>
-          <w:rFonts w:ascii="Courier New" w:hAnsi="Courier New" w:cs="Courier New"/>
-          <w:color w:val="BCBEC4"/>
-          <w:sz w:val="20"/>
-          <w:lang w:val="en-US"/>
-        </w:rPr>
-        <w:t xml:space="preserve">+ </w:t>
-      </w:r>
-      <w:r>
-        <w:rPr>
-          <w:rFonts w:ascii="Courier New" w:hAnsi="Courier New" w:cs="Courier New"/>
-          <w:color w:val="6AAB73"/>
-          <w:sz w:val="20"/>
-          <w:lang w:val="en-US"/>
-        </w:rPr>
-        <w:t>"+"</w:t>
-      </w:r>
-      <w:r>
-        <w:rPr>
-          <w:rFonts w:ascii="Courier New" w:hAnsi="Courier New" w:cs="Courier New"/>
-          <w:color w:val="BCBEC4"/>
-          <w:sz w:val="20"/>
-          <w:lang w:val="en-US"/>
-        </w:rPr>
-        <w:t>+</w:t>
-      </w:r>
-      <w:r>
-        <w:rPr>
-          <w:rFonts w:ascii="Courier New" w:hAnsi="Courier New" w:cs="Courier New"/>
-          <w:color w:val="6AAB73"/>
-          <w:sz w:val="20"/>
-          <w:lang w:val="en-US"/>
-        </w:rPr>
-        <w:t>"-"</w:t>
-      </w:r>
-      <w:r>
-        <w:rPr>
-          <w:rFonts w:ascii="Courier New" w:hAnsi="Courier New" w:cs="Courier New"/>
-          <w:color w:val="BCBEC4"/>
-          <w:sz w:val="20"/>
-          <w:lang w:val="en-US"/>
-        </w:rPr>
-        <w:t>*</w:t>
-      </w:r>
-      <w:r>
-        <w:rPr>
-          <w:rFonts w:ascii="Courier New" w:hAnsi="Courier New" w:cs="Courier New"/>
-          <w:color w:val="2AACB8"/>
-          <w:sz w:val="20"/>
-          <w:lang w:val="en-US"/>
-        </w:rPr>
-        <w:t xml:space="preserve">20 </w:t>
-      </w:r>
-      <w:r>
-        <w:rPr>
-          <w:rFonts w:ascii="Courier New" w:hAnsi="Courier New" w:cs="Courier New"/>
-          <w:color w:val="BCBEC4"/>
-          <w:sz w:val="20"/>
-          <w:lang w:val="en-US"/>
-        </w:rPr>
-        <w:t xml:space="preserve">+ </w:t>
-      </w:r>
-      <w:r>
-        <w:rPr>
-          <w:rFonts w:ascii="Courier New" w:hAnsi="Courier New" w:cs="Courier New"/>
-          <w:color w:val="6AAB73"/>
-          <w:sz w:val="20"/>
-          <w:lang w:val="en-US"/>
-        </w:rPr>
-        <w:t>"|"</w:t>
-      </w:r>
-      <w:r>
-        <w:rPr>
-          <w:rFonts w:ascii="Courier New" w:hAnsi="Courier New" w:cs="Courier New"/>
-          <w:color w:val="BCBEC4"/>
-          <w:sz w:val="20"/>
-          <w:lang w:val="en-US"/>
-        </w:rPr>
-        <w:t>)</w:t>
-      </w:r>
-      <w:r>
-        <w:rPr>
-          <w:rFonts w:ascii="Courier New" w:hAnsi="Courier New" w:cs="Courier New"/>
-          <w:color w:val="BCBEC4"/>
-          <w:sz w:val="20"/>
-          <w:lang w:val="en-US"/>
-        </w:rPr>
-        <w:br/>
-      </w:r>
-      <w:r>
-        <w:rPr>
-          <w:rFonts w:ascii="Courier New" w:hAnsi="Courier New" w:cs="Courier New"/>
-          <w:color w:val="8888C6"/>
-          <w:sz w:val="20"/>
-          <w:lang w:val="en-US"/>
-        </w:rPr>
-        <w:t>print</w:t>
-      </w:r>
-      <w:r>
-        <w:rPr>
-          <w:rFonts w:ascii="Courier New" w:hAnsi="Courier New" w:cs="Courier New"/>
-          <w:color w:val="BCBEC4"/>
-          <w:sz w:val="20"/>
-          <w:lang w:val="en-US"/>
-        </w:rPr>
-        <w:t>(</w:t>
-      </w:r>
-      <w:r>
-        <w:rPr>
-          <w:rFonts w:ascii="Courier New" w:hAnsi="Courier New" w:cs="Courier New"/>
-          <w:color w:val="6AAB73"/>
-          <w:sz w:val="20"/>
-          <w:lang w:val="en-US"/>
-        </w:rPr>
-        <w:t>f"|</w:t>
-      </w:r>
-      <w:r>
-        <w:rPr>
-          <w:rFonts w:ascii="Courier New" w:hAnsi="Courier New" w:cs="Courier New"/>
-          <w:color w:val="CF8E6D"/>
-          <w:sz w:val="20"/>
-          <w:lang w:val="en-US"/>
-        </w:rPr>
-        <w:t>{</w:t>
-      </w:r>
-      <w:r>
-        <w:rPr>
-          <w:rFonts w:ascii="Courier New" w:hAnsi="Courier New" w:cs="Courier New"/>
-          <w:color w:val="BCBEC4"/>
-          <w:sz w:val="20"/>
-          <w:lang w:val="en-US"/>
-        </w:rPr>
-        <w:t>dat[</w:t>
-      </w:r>
-      <w:r>
-        <w:rPr>
-          <w:rFonts w:ascii="Courier New" w:hAnsi="Courier New" w:cs="Courier New"/>
-          <w:color w:val="2AACB8"/>
-          <w:sz w:val="20"/>
-          <w:lang w:val="en-US"/>
-        </w:rPr>
-        <w:t>0</w:t>
-      </w:r>
-      <w:r>
-        <w:rPr>
-          <w:rFonts w:ascii="Courier New" w:hAnsi="Courier New" w:cs="Courier New"/>
-          <w:color w:val="BCBEC4"/>
-          <w:sz w:val="20"/>
-          <w:lang w:val="en-US"/>
-        </w:rPr>
-        <w:t>][</w:t>
-      </w:r>
-      <w:r>
-        <w:rPr>
-          <w:rFonts w:ascii="Courier New" w:hAnsi="Courier New" w:cs="Courier New"/>
-          <w:color w:val="2AACB8"/>
-          <w:sz w:val="20"/>
-          <w:lang w:val="en-US"/>
-        </w:rPr>
-        <w:t>0</w:t>
-      </w:r>
-      <w:r>
-        <w:rPr>
-          <w:rFonts w:ascii="Courier New" w:hAnsi="Courier New" w:cs="Courier New"/>
-          <w:color w:val="BCBEC4"/>
-          <w:sz w:val="20"/>
-          <w:lang w:val="en-US"/>
-        </w:rPr>
-        <w:t>]</w:t>
-      </w:r>
-      <w:r>
-        <w:rPr>
-          <w:rFonts w:ascii="Courier New" w:hAnsi="Courier New" w:cs="Courier New"/>
-          <w:color w:val="CF8E6D"/>
-          <w:sz w:val="20"/>
-          <w:lang w:val="en-US"/>
-        </w:rPr>
-        <w:t>:^</w:t>
-      </w:r>
-      <w:r>
-        <w:rPr>
-          <w:rFonts w:ascii="Courier New" w:hAnsi="Courier New" w:cs="Courier New"/>
-          <w:color w:val="2AACB8"/>
-          <w:sz w:val="20"/>
-          <w:lang w:val="en-US"/>
-        </w:rPr>
-        <w:t>10</w:t>
-      </w:r>
-      <w:r>
-        <w:rPr>
-          <w:rFonts w:ascii="Courier New" w:hAnsi="Courier New" w:cs="Courier New"/>
-          <w:color w:val="CF8E6D"/>
-          <w:sz w:val="20"/>
-          <w:lang w:val="en-US"/>
-        </w:rPr>
-        <w:t>}</w:t>
-      </w:r>
-      <w:r>
-        <w:rPr>
-          <w:rFonts w:ascii="Courier New" w:hAnsi="Courier New" w:cs="Courier New"/>
-          <w:color w:val="6AAB73"/>
-          <w:sz w:val="20"/>
-          <w:lang w:val="en-US"/>
-        </w:rPr>
-        <w:t>|</w:t>
-      </w:r>
-      <w:r>
-        <w:rPr>
-          <w:rFonts w:ascii="Courier New" w:hAnsi="Courier New" w:cs="Courier New"/>
-          <w:color w:val="CF8E6D"/>
-          <w:sz w:val="20"/>
-          <w:lang w:val="en-US"/>
-        </w:rPr>
-        <w:t>{</w:t>
-      </w:r>
-      <w:r>
-        <w:rPr>
-          <w:rFonts w:ascii="Courier New" w:hAnsi="Courier New" w:cs="Courier New"/>
-          <w:color w:val="BCBEC4"/>
-          <w:sz w:val="20"/>
-          <w:lang w:val="en-US"/>
-        </w:rPr>
-        <w:t>dat[</w:t>
-      </w:r>
-      <w:r>
-        <w:rPr>
-          <w:rFonts w:ascii="Courier New" w:hAnsi="Courier New" w:cs="Courier New"/>
-          <w:color w:val="2AACB8"/>
-          <w:sz w:val="20"/>
-          <w:lang w:val="en-US"/>
-        </w:rPr>
-        <w:t>0</w:t>
-      </w:r>
-      <w:r>
-        <w:rPr>
-          <w:rFonts w:ascii="Courier New" w:hAnsi="Courier New" w:cs="Courier New"/>
-          <w:color w:val="BCBEC4"/>
-          <w:sz w:val="20"/>
-          <w:lang w:val="en-US"/>
-        </w:rPr>
-        <w:t>][</w:t>
-      </w:r>
-      <w:r>
-        <w:rPr>
-          <w:rFonts w:ascii="Courier New" w:hAnsi="Courier New" w:cs="Courier New"/>
-          <w:color w:val="2AACB8"/>
-          <w:sz w:val="20"/>
-          <w:lang w:val="en-US"/>
-        </w:rPr>
-        <w:t>1</w:t>
-      </w:r>
-      <w:r>
-        <w:rPr>
-          <w:rFonts w:ascii="Courier New" w:hAnsi="Courier New" w:cs="Courier New"/>
-          <w:color w:val="BCBEC4"/>
-          <w:sz w:val="20"/>
-          <w:lang w:val="en-US"/>
-        </w:rPr>
-        <w:t>]</w:t>
-      </w:r>
-      <w:r>
-        <w:rPr>
-          <w:rFonts w:ascii="Courier New" w:hAnsi="Courier New" w:cs="Courier New"/>
-          <w:color w:val="CF8E6D"/>
-          <w:sz w:val="20"/>
-          <w:lang w:val="en-US"/>
-        </w:rPr>
-        <w:t>:^</w:t>
-      </w:r>
-      <w:r>
-        <w:rPr>
-          <w:rFonts w:ascii="Courier New" w:hAnsi="Courier New" w:cs="Courier New"/>
-          <w:color w:val="2AACB8"/>
-          <w:sz w:val="20"/>
-          <w:lang w:val="en-US"/>
-        </w:rPr>
-        <w:t>20</w:t>
-      </w:r>
-      <w:r>
-        <w:rPr>
-          <w:rFonts w:ascii="Courier New" w:hAnsi="Courier New" w:cs="Courier New"/>
-          <w:color w:val="CF8E6D"/>
-          <w:sz w:val="20"/>
-          <w:lang w:val="en-US"/>
-        </w:rPr>
-        <w:t>}</w:t>
-      </w:r>
-      <w:r>
-        <w:rPr>
-          <w:rFonts w:ascii="Courier New" w:hAnsi="Courier New" w:cs="Courier New"/>
-          <w:color w:val="6AAB73"/>
-          <w:sz w:val="20"/>
-          <w:lang w:val="en-US"/>
-        </w:rPr>
-        <w:t>|"</w:t>
-      </w:r>
-      <w:r>
-        <w:rPr>
-          <w:rFonts w:ascii="Courier New" w:hAnsi="Courier New" w:cs="Courier New"/>
-          <w:color w:val="BCBEC4"/>
-          <w:sz w:val="20"/>
-          <w:lang w:val="en-US"/>
-        </w:rPr>
-        <w:t>)</w:t>
-      </w:r>
-      <w:r>
-        <w:rPr>
-          <w:rFonts w:ascii="Courier New" w:hAnsi="Courier New" w:cs="Courier New"/>
-          <w:color w:val="BCBEC4"/>
-          <w:sz w:val="20"/>
-          <w:lang w:val="en-US"/>
-        </w:rPr>
-        <w:br/>
-        <w:t>i = A</w:t>
-      </w:r>
-      <w:r>
-        <w:rPr>
-          <w:rFonts w:ascii="Courier New" w:hAnsi="Courier New" w:cs="Courier New"/>
-          <w:color w:val="BCBEC4"/>
-          <w:sz w:val="20"/>
-          <w:lang w:val="en-US"/>
-        </w:rPr>
-        <w:br/>
-      </w:r>
-      <w:r>
-        <w:rPr>
-          <w:rFonts w:ascii="Courier New" w:hAnsi="Courier New" w:cs="Courier New"/>
-          <w:color w:val="CF8E6D"/>
-          <w:sz w:val="20"/>
-          <w:lang w:val="en-US"/>
-        </w:rPr>
-        <w:t>while True</w:t>
-      </w:r>
-      <w:r>
-        <w:rPr>
-          <w:rFonts w:ascii="Courier New" w:hAnsi="Courier New" w:cs="Courier New"/>
-          <w:color w:val="BCBEC4"/>
-          <w:sz w:val="20"/>
-          <w:lang w:val="en-US"/>
-        </w:rPr>
-        <w:t>:</w:t>
-      </w:r>
-      <w:r>
-        <w:rPr>
-          <w:rFonts w:ascii="Courier New" w:hAnsi="Courier New" w:cs="Courier New"/>
-          <w:color w:val="BCBEC4"/>
-          <w:sz w:val="20"/>
-          <w:lang w:val="en-US"/>
-        </w:rPr>
-        <w:br/>
-        <w:t xml:space="preserve">    </w:t>
-      </w:r>
-      <w:r>
-        <w:rPr>
-          <w:rFonts w:ascii="Courier New" w:hAnsi="Courier New" w:cs="Courier New"/>
-          <w:color w:val="8888C6"/>
-          <w:sz w:val="20"/>
-          <w:lang w:val="en-US"/>
-        </w:rPr>
-        <w:t>print</w:t>
-      </w:r>
-      <w:r>
-        <w:rPr>
-          <w:rFonts w:ascii="Courier New" w:hAnsi="Courier New" w:cs="Courier New"/>
-          <w:color w:val="BCBEC4"/>
-          <w:sz w:val="20"/>
-          <w:lang w:val="en-US"/>
-        </w:rPr>
-        <w:t>(</w:t>
-      </w:r>
-      <w:r>
-        <w:rPr>
-          <w:rFonts w:ascii="Courier New" w:hAnsi="Courier New" w:cs="Courier New"/>
-          <w:color w:val="6AAB73"/>
-          <w:sz w:val="20"/>
-          <w:lang w:val="en-US"/>
-        </w:rPr>
-        <w:t>f"|</w:t>
-      </w:r>
-      <w:r>
-        <w:rPr>
-          <w:rFonts w:ascii="Courier New" w:hAnsi="Courier New" w:cs="Courier New"/>
-          <w:color w:val="CF8E6D"/>
-          <w:sz w:val="20"/>
-          <w:lang w:val="en-US"/>
-        </w:rPr>
-        <w:t>{</w:t>
-      </w:r>
-      <w:r>
-        <w:rPr>
-          <w:rFonts w:ascii="Courier New" w:hAnsi="Courier New" w:cs="Courier New"/>
-          <w:color w:val="BCBEC4"/>
-          <w:sz w:val="20"/>
-          <w:lang w:val="en-US"/>
-        </w:rPr>
-        <w:t>i</w:t>
-      </w:r>
-      <w:r>
-        <w:rPr>
-          <w:rFonts w:ascii="Courier New" w:hAnsi="Courier New" w:cs="Courier New"/>
-          <w:color w:val="CF8E6D"/>
-          <w:sz w:val="20"/>
-          <w:lang w:val="en-US"/>
-        </w:rPr>
-        <w:t>:^</w:t>
-      </w:r>
-      <w:r>
-        <w:rPr>
-          <w:rFonts w:ascii="Courier New" w:hAnsi="Courier New" w:cs="Courier New"/>
-          <w:color w:val="2AACB8"/>
-          <w:sz w:val="20"/>
-          <w:lang w:val="en-US"/>
-        </w:rPr>
-        <w:t>10</w:t>
-      </w:r>
-      <w:r>
-        <w:rPr>
-          <w:rFonts w:ascii="Courier New" w:hAnsi="Courier New" w:cs="Courier New"/>
-          <w:color w:val="CF8E6D"/>
-          <w:sz w:val="20"/>
-          <w:lang w:val="en-US"/>
-        </w:rPr>
-        <w:t>.</w:t>
-      </w:r>
-      <w:r>
-        <w:rPr>
-          <w:rFonts w:ascii="Courier New" w:hAnsi="Courier New" w:cs="Courier New"/>
-          <w:color w:val="2AACB8"/>
-          <w:sz w:val="20"/>
-          <w:lang w:val="en-US"/>
-        </w:rPr>
-        <w:t>2</w:t>
-      </w:r>
-      <w:r>
-        <w:rPr>
-          <w:rFonts w:ascii="Courier New" w:hAnsi="Courier New" w:cs="Courier New"/>
-          <w:color w:val="CF8E6D"/>
-          <w:sz w:val="20"/>
-          <w:lang w:val="en-US"/>
-        </w:rPr>
-        <w:t>g}</w:t>
-      </w:r>
-      <w:r>
-        <w:rPr>
-          <w:rFonts w:ascii="Courier New" w:hAnsi="Courier New" w:cs="Courier New"/>
-          <w:color w:val="6AAB73"/>
-          <w:sz w:val="20"/>
-          <w:lang w:val="en-US"/>
-        </w:rPr>
-        <w:t>|</w:t>
-      </w:r>
-      <w:r>
-        <w:rPr>
-          <w:rFonts w:ascii="Courier New" w:hAnsi="Courier New" w:cs="Courier New"/>
-          <w:color w:val="CF8E6D"/>
-          <w:sz w:val="20"/>
-          <w:lang w:val="en-US"/>
-        </w:rPr>
-        <w:t>{</w:t>
-      </w:r>
-      <w:r>
-        <w:rPr>
-          <w:rFonts w:ascii="Courier New" w:hAnsi="Courier New" w:cs="Courier New"/>
-          <w:color w:val="BCBEC4"/>
-          <w:sz w:val="20"/>
-          <w:lang w:val="en-US"/>
-        </w:rPr>
-        <w:t>f(i,eps)</w:t>
-      </w:r>
-      <w:r>
-        <w:rPr>
-          <w:rFonts w:ascii="Courier New" w:hAnsi="Courier New" w:cs="Courier New"/>
-          <w:color w:val="CF8E6D"/>
-          <w:sz w:val="20"/>
-          <w:lang w:val="en-US"/>
-        </w:rPr>
-        <w:t>:^</w:t>
-      </w:r>
-      <w:r>
-        <w:rPr>
-          <w:rFonts w:ascii="Courier New" w:hAnsi="Courier New" w:cs="Courier New"/>
-          <w:color w:val="2AACB8"/>
-          <w:sz w:val="20"/>
-          <w:lang w:val="en-US"/>
-        </w:rPr>
-        <w:t>20</w:t>
-      </w:r>
-      <w:r>
-        <w:rPr>
-          <w:rFonts w:ascii="Courier New" w:hAnsi="Courier New" w:cs="Courier New"/>
-          <w:color w:val="CF8E6D"/>
-          <w:sz w:val="20"/>
-          <w:lang w:val="en-US"/>
-        </w:rPr>
-        <w:t>.</w:t>
-      </w:r>
-      <w:r>
-        <w:rPr>
-          <w:rFonts w:ascii="Courier New" w:hAnsi="Courier New" w:cs="Courier New"/>
-          <w:color w:val="2AACB8"/>
-          <w:sz w:val="20"/>
-          <w:lang w:val="en-US"/>
-        </w:rPr>
-        <w:t>13</w:t>
-      </w:r>
-      <w:r>
-        <w:rPr>
-          <w:rFonts w:ascii="Courier New" w:hAnsi="Courier New" w:cs="Courier New"/>
-          <w:color w:val="CF8E6D"/>
-          <w:sz w:val="20"/>
-          <w:lang w:val="en-US"/>
-        </w:rPr>
-        <w:t>g}</w:t>
-      </w:r>
-      <w:r>
-        <w:rPr>
-          <w:rFonts w:ascii="Courier New" w:hAnsi="Courier New" w:cs="Courier New"/>
-          <w:color w:val="6AAB73"/>
-          <w:sz w:val="20"/>
-          <w:lang w:val="en-US"/>
-        </w:rPr>
-        <w:t>|"</w:t>
-      </w:r>
-      <w:r>
-        <w:rPr>
-          <w:rFonts w:ascii="Courier New" w:hAnsi="Courier New" w:cs="Courier New"/>
-          <w:color w:val="BCBEC4"/>
-          <w:sz w:val="20"/>
-          <w:lang w:val="en-US"/>
-        </w:rPr>
-        <w:t>)</w:t>
-      </w:r>
-      <w:r>
-        <w:rPr>
-          <w:rFonts w:ascii="Courier New" w:hAnsi="Courier New" w:cs="Courier New"/>
-          <w:color w:val="BCBEC4"/>
-          <w:sz w:val="20"/>
-          <w:lang w:val="en-US"/>
-        </w:rPr>
-        <w:br/>
-        <w:t xml:space="preserve">    </w:t>
-      </w:r>
-      <w:r>
-        <w:rPr>
-          <w:rFonts w:ascii="Courier New" w:hAnsi="Courier New" w:cs="Courier New"/>
-          <w:color w:val="CF8E6D"/>
-          <w:sz w:val="20"/>
-          <w:lang w:val="en-US"/>
-        </w:rPr>
-        <w:t xml:space="preserve">if </w:t>
-      </w:r>
-      <w:r>
-        <w:rPr>
-          <w:rFonts w:ascii="Courier New" w:hAnsi="Courier New" w:cs="Courier New"/>
-          <w:color w:val="BCBEC4"/>
-          <w:sz w:val="20"/>
-          <w:lang w:val="en-US"/>
-        </w:rPr>
-        <w:t>A &gt; B:</w:t>
-      </w:r>
-      <w:r>
-        <w:rPr>
-          <w:rFonts w:ascii="Courier New" w:hAnsi="Courier New" w:cs="Courier New"/>
-          <w:color w:val="BCBEC4"/>
-          <w:sz w:val="20"/>
-          <w:lang w:val="en-US"/>
-        </w:rPr>
-        <w:br/>
-        <w:t xml:space="preserve">        </w:t>
-      </w:r>
-      <w:r>
-        <w:rPr>
-          <w:rFonts w:ascii="Courier New" w:hAnsi="Courier New" w:cs="Courier New"/>
-          <w:color w:val="CF8E6D"/>
-          <w:sz w:val="20"/>
-          <w:lang w:val="en-US"/>
-        </w:rPr>
-        <w:t>break</w:t>
-      </w:r>
-      <w:r>
-        <w:rPr>
-          <w:rFonts w:ascii="Courier New" w:hAnsi="Courier New" w:cs="Courier New"/>
-          <w:color w:val="CF8E6D"/>
-          <w:sz w:val="20"/>
-          <w:lang w:val="en-US"/>
-        </w:rPr>
-        <w:br/>
-        <w:t xml:space="preserve">    </w:t>
-      </w:r>
-      <w:r>
-        <w:rPr>
-          <w:rFonts w:ascii="Courier New" w:hAnsi="Courier New" w:cs="Courier New"/>
-          <w:color w:val="BCBEC4"/>
-          <w:sz w:val="20"/>
-          <w:lang w:val="en-US"/>
-        </w:rPr>
-        <w:t>A = A + r</w:t>
-      </w:r>
-      <w:r>
-        <w:rPr>
-          <w:rFonts w:ascii="Courier New" w:hAnsi="Courier New" w:cs="Courier New"/>
-          <w:color w:val="BCBEC4"/>
-          <w:sz w:val="20"/>
-          <w:lang w:val="en-US"/>
-        </w:rPr>
-        <w:br/>
-        <w:t xml:space="preserve">    i = i + r</w:t>
-      </w:r>
-      <w:r>
-        <w:rPr>
-          <w:rFonts w:ascii="Courier New" w:hAnsi="Courier New" w:cs="Courier New"/>
-          <w:color w:val="BCBEC4"/>
-          <w:sz w:val="20"/>
-          <w:lang w:val="en-US"/>
-        </w:rPr>
-        <w:br/>
-      </w:r>
-      <w:r>
-        <w:rPr>
-          <w:rFonts w:ascii="Courier New" w:hAnsi="Courier New" w:cs="Courier New"/>
-          <w:color w:val="8888C6"/>
-          <w:sz w:val="20"/>
-          <w:lang w:val="en-US"/>
-        </w:rPr>
-        <w:t>print</w:t>
-      </w:r>
-      <w:r>
-        <w:rPr>
-          <w:rFonts w:ascii="Courier New" w:hAnsi="Courier New" w:cs="Courier New"/>
-          <w:color w:val="BCBEC4"/>
-          <w:sz w:val="20"/>
-          <w:lang w:val="en-US"/>
-        </w:rPr>
-        <w:t>(</w:t>
-      </w:r>
-      <w:r>
-        <w:rPr>
-          <w:rFonts w:ascii="Courier New" w:hAnsi="Courier New" w:cs="Courier New"/>
-          <w:color w:val="6AAB73"/>
-          <w:sz w:val="20"/>
-          <w:lang w:val="en-US"/>
-        </w:rPr>
-        <w:t xml:space="preserve">"|" </w:t>
-      </w:r>
-      <w:r>
-        <w:rPr>
-          <w:rFonts w:ascii="Courier New" w:hAnsi="Courier New" w:cs="Courier New"/>
-          <w:color w:val="BCBEC4"/>
-          <w:sz w:val="20"/>
-          <w:lang w:val="en-US"/>
-        </w:rPr>
-        <w:t xml:space="preserve">+ </w:t>
-      </w:r>
-      <w:r>
-        <w:rPr>
-          <w:rFonts w:ascii="Courier New" w:hAnsi="Courier New" w:cs="Courier New"/>
-          <w:color w:val="6AAB73"/>
-          <w:sz w:val="20"/>
-          <w:lang w:val="en-US"/>
-        </w:rPr>
-        <w:t>"-"</w:t>
-      </w:r>
-      <w:r>
-        <w:rPr>
-          <w:rFonts w:ascii="Courier New" w:hAnsi="Courier New" w:cs="Courier New"/>
-          <w:color w:val="BCBEC4"/>
-          <w:sz w:val="20"/>
-          <w:lang w:val="en-US"/>
-        </w:rPr>
-        <w:t>*</w:t>
-      </w:r>
-      <w:r>
-        <w:rPr>
-          <w:rFonts w:ascii="Courier New" w:hAnsi="Courier New" w:cs="Courier New"/>
-          <w:color w:val="2AACB8"/>
-          <w:sz w:val="20"/>
-          <w:lang w:val="en-US"/>
-        </w:rPr>
-        <w:t xml:space="preserve">10 </w:t>
-      </w:r>
-      <w:r>
-        <w:rPr>
-          <w:rFonts w:ascii="Courier New" w:hAnsi="Courier New" w:cs="Courier New"/>
-          <w:color w:val="BCBEC4"/>
-          <w:sz w:val="20"/>
-          <w:lang w:val="en-US"/>
-        </w:rPr>
-        <w:t xml:space="preserve">+ </w:t>
-      </w:r>
-      <w:r>
-        <w:rPr>
-          <w:rFonts w:ascii="Courier New" w:hAnsi="Courier New" w:cs="Courier New"/>
-          <w:color w:val="6AAB73"/>
-          <w:sz w:val="20"/>
-          <w:lang w:val="en-US"/>
-        </w:rPr>
-        <w:t>"+"</w:t>
-      </w:r>
-      <w:r>
-        <w:rPr>
-          <w:rFonts w:ascii="Courier New" w:hAnsi="Courier New" w:cs="Courier New"/>
-          <w:color w:val="BCBEC4"/>
-          <w:sz w:val="20"/>
-          <w:lang w:val="en-US"/>
-        </w:rPr>
-        <w:t>+</w:t>
-      </w:r>
-      <w:r>
-        <w:rPr>
-          <w:rFonts w:ascii="Courier New" w:hAnsi="Courier New" w:cs="Courier New"/>
-          <w:color w:val="6AAB73"/>
-          <w:sz w:val="20"/>
-          <w:lang w:val="en-US"/>
-        </w:rPr>
-        <w:t>"-"</w:t>
-      </w:r>
-      <w:r>
-        <w:rPr>
-          <w:rFonts w:ascii="Courier New" w:hAnsi="Courier New" w:cs="Courier New"/>
-          <w:color w:val="BCBEC4"/>
-          <w:sz w:val="20"/>
-          <w:lang w:val="en-US"/>
-        </w:rPr>
-        <w:t>*</w:t>
-      </w:r>
-      <w:r>
-        <w:rPr>
-          <w:rFonts w:ascii="Courier New" w:hAnsi="Courier New" w:cs="Courier New"/>
-          <w:color w:val="2AACB8"/>
-          <w:sz w:val="20"/>
-          <w:lang w:val="en-US"/>
-        </w:rPr>
-        <w:t xml:space="preserve">20 </w:t>
-      </w:r>
-      <w:r>
-        <w:rPr>
-          <w:rFonts w:ascii="Courier New" w:hAnsi="Courier New" w:cs="Courier New"/>
-          <w:color w:val="BCBEC4"/>
-          <w:sz w:val="20"/>
-          <w:lang w:val="en-US"/>
-        </w:rPr>
-        <w:t xml:space="preserve">+ </w:t>
-      </w:r>
-      <w:r>
-        <w:rPr>
-          <w:rFonts w:ascii="Courier New" w:hAnsi="Courier New" w:cs="Courier New"/>
-          <w:color w:val="6AAB73"/>
-          <w:sz w:val="20"/>
-          <w:lang w:val="en-US"/>
-        </w:rPr>
-        <w:t>"|"</w:t>
-      </w:r>
-      <w:r>
-        <w:rPr>
-          <w:rFonts w:ascii="Courier New" w:hAnsi="Courier New" w:cs="Courier New"/>
-          <w:color w:val="BCBEC4"/>
-          <w:sz w:val="20"/>
-          <w:lang w:val="en-US"/>
-        </w:rPr>
-        <w:t>)</w:t>
+      </w:pPr>
+      <w:r>
+        <w:t>Введите начало интервала: 1</w:t>
       </w:r>
     </w:p>
     <w:p>
@@ -6859,149 +6682,9 @@
         <w:spacing w:line="240" w:lineRule="auto"/>
         <w:ind w:firstLine="0"/>
         <w:jc w:val="left"/>
-        <w:rPr>
-          <w:lang w:val="en-US"/>
-        </w:rPr>
-      </w:pPr>
-      <w:r>
-        <w:rPr>
-          <w:lang w:val="en-US"/>
-        </w:rPr>
-        <w:br w:type="page"/>
-      </w:r>
-    </w:p>
-    <w:p>
-      <w:pPr>
-        <w:pStyle w:val="1"/>
-      </w:pPr>
-      <w:bookmarkStart w:id="8" w:name="_Toc244086604"/>
-      <w:r>
-        <w:lastRenderedPageBreak/>
-        <w:t>4 ТЕСТИРОВАНИЕ ПРОГРАММЫ</w:t>
-      </w:r>
-      <w:bookmarkEnd w:id="8"/>
-    </w:p>
-    <w:p>
-      <w:pPr>
-        <w:ind w:firstLine="0"/>
-        <w:rPr>
-          <w:b/>
-          <w:bCs/>
-        </w:rPr>
-      </w:pPr>
-      <w:r>
-        <w:rPr>
-          <w:b/>
-          <w:bCs/>
-        </w:rPr>
-        <w:t>Тест 1</w:t>
-      </w:r>
-    </w:p>
-    <w:p>
-      <w:pPr>
-        <w:ind w:firstLine="0"/>
-      </w:pPr>
-      <w:r>
-        <w:t>Цель теста проверить работоспособность проверок на корректность переменных</w:t>
-      </w:r>
-    </w:p>
-    <w:p>
-      <w:pPr>
-        <w:ind w:firstLine="0"/>
-      </w:pPr>
-      <w:r>
-        <w:rPr>
-          <w:noProof/>
-          <w:lang w:val="en-US"/>
-        </w:rPr>
-        <w:drawing>
-          <wp:anchor distT="0" distB="0" distL="114300" distR="114300" simplePos="0" relativeHeight="251659264" behindDoc="0" locked="0" layoutInCell="1" allowOverlap="1" wp14:anchorId="4B32875E" wp14:editId="519F2F80">
-            <wp:simplePos x="0" y="0"/>
-            <wp:positionH relativeFrom="margin">
-              <wp:align>right</wp:align>
-            </wp:positionH>
-            <wp:positionV relativeFrom="paragraph">
-              <wp:posOffset>240323</wp:posOffset>
-            </wp:positionV>
-            <wp:extent cx="5940425" cy="4121150"/>
-            <wp:effectExtent l="0" t="0" r="3175" b="0"/>
-            <wp:wrapTopAndBottom/>
-            <wp:docPr id="2" name="Рисунок 2"/>
-            <wp:cNvGraphicFramePr>
-              <a:graphicFrameLocks xmlns:a="http://schemas.openxmlformats.org/drawingml/2006/main" noChangeAspect="1"/>
-            </wp:cNvGraphicFramePr>
-            <a:graphic xmlns:a="http://schemas.openxmlformats.org/drawingml/2006/main">
-              <a:graphicData uri="http://schemas.openxmlformats.org/drawingml/2006/picture">
-                <pic:pic xmlns:pic="http://schemas.openxmlformats.org/drawingml/2006/picture">
-                  <pic:nvPicPr>
-                    <pic:cNvPr id="1" name=""/>
-                    <pic:cNvPicPr/>
-                  </pic:nvPicPr>
-                  <pic:blipFill>
-                    <a:blip r:embed="rId10">
-                      <a:extLst>
-                        <a:ext uri="{28A0092B-C50C-407E-A947-70E740481C1C}">
-                          <a14:useLocalDpi xmlns:a14="http://schemas.microsoft.com/office/drawing/2010/main" val="0"/>
-                        </a:ext>
-                      </a:extLst>
-                    </a:blip>
-                    <a:stretch>
-                      <a:fillRect/>
-                    </a:stretch>
-                  </pic:blipFill>
-                  <pic:spPr>
-                    <a:xfrm>
-                      <a:off x="0" y="0"/>
-                      <a:ext cx="5940425" cy="4121150"/>
-                    </a:xfrm>
-                    <a:prstGeom prst="rect">
-                      <a:avLst/>
-                    </a:prstGeom>
-                  </pic:spPr>
-                </pic:pic>
-              </a:graphicData>
-            </a:graphic>
-          </wp:anchor>
-        </w:drawing>
-      </w:r>
-      <w:r>
-        <w:rPr>
-          <w:lang w:val="en-US"/>
-        </w:rPr>
-        <w:t>A</w:t>
-      </w:r>
-      <w:r>
-        <w:t xml:space="preserve"> = 1 </w:t>
-      </w:r>
-      <w:r>
-        <w:rPr>
-          <w:lang w:val="en-US"/>
-        </w:rPr>
-        <w:t>B</w:t>
-      </w:r>
-      <w:r>
-        <w:t xml:space="preserve"> = -1/4 </w:t>
-      </w:r>
-      <w:r>
-        <w:rPr>
-          <w:lang w:val="en-US"/>
-        </w:rPr>
-        <w:t>r</w:t>
-      </w:r>
-      <w:r>
-        <w:t xml:space="preserve"> = -1/1 </w:t>
-      </w:r>
-      <w:r>
-        <w:rPr>
-          <w:lang w:val="en-US"/>
-        </w:rPr>
-        <w:t>eps</w:t>
-      </w:r>
-      <w:r>
-        <w:t xml:space="preserve"> = 2/0.</w:t>
-      </w:r>
-      <w:r>
-        <w:t>01</w:t>
+      </w:pPr>
+      <w:r>
+        <w:t>Введите конец интервала: -1</w:t>
       </w:r>
     </w:p>
     <w:p>
@@ -7011,7 +6694,229 @@
         <w:jc w:val="left"/>
       </w:pPr>
       <w:r>
-        <w:br w:type="page"/>
+        <w:t>Конец не может быть меньше начала</w:t>
+      </w:r>
+    </w:p>
+    <w:p>
+      <w:pPr>
+        <w:spacing w:line="240" w:lineRule="auto"/>
+        <w:ind w:firstLine="0"/>
+        <w:jc w:val="left"/>
+      </w:pPr>
+      <w:r>
+        <w:t>Введите конец интервала: 4</w:t>
+      </w:r>
+    </w:p>
+    <w:p>
+      <w:pPr>
+        <w:spacing w:line="240" w:lineRule="auto"/>
+        <w:ind w:firstLine="0"/>
+        <w:jc w:val="left"/>
+      </w:pPr>
+      <w:r>
+        <w:t>Введите шаг табулирования: -1</w:t>
+      </w:r>
+    </w:p>
+    <w:p>
+      <w:pPr>
+        <w:spacing w:line="240" w:lineRule="auto"/>
+        <w:ind w:firstLine="0"/>
+        <w:jc w:val="left"/>
+      </w:pPr>
+      <w:r>
+        <w:t xml:space="preserve">Шаг </w:t>
+      </w:r>
+      <w:proofErr w:type="spellStart"/>
+      <w:r>
+        <w:t>табулированя</w:t>
+      </w:r>
+      <w:proofErr w:type="spellEnd"/>
+      <w:r>
+        <w:t xml:space="preserve"> должен быть больше нуля и меньше </w:t>
+      </w:r>
+      <w:proofErr w:type="spellStart"/>
+      <w:r>
+        <w:t>длиныинтервала</w:t>
+      </w:r>
+      <w:proofErr w:type="spellEnd"/>
+      <w:r>
+        <w:t>. Повторите</w:t>
+      </w:r>
+    </w:p>
+    <w:p>
+      <w:pPr>
+        <w:spacing w:line="240" w:lineRule="auto"/>
+        <w:ind w:firstLine="0"/>
+        <w:jc w:val="left"/>
+      </w:pPr>
+      <w:r>
+        <w:t>Введите шаг табулирования: 1</w:t>
+      </w:r>
+    </w:p>
+    <w:p>
+      <w:pPr>
+        <w:spacing w:line="240" w:lineRule="auto"/>
+        <w:ind w:firstLine="0"/>
+        <w:jc w:val="left"/>
+      </w:pPr>
+      <w:r>
+        <w:t xml:space="preserve">Введите точность вычисления 0 </w:t>
+      </w:r>
+      <w:proofErr w:type="gramStart"/>
+      <w:r>
+        <w:t xml:space="preserve">&lt; </w:t>
+      </w:r>
+      <w:proofErr w:type="spellStart"/>
+      <w:r>
+        <w:t>eps</w:t>
+      </w:r>
+      <w:proofErr w:type="spellEnd"/>
+      <w:proofErr w:type="gramEnd"/>
+      <w:r>
+        <w:t xml:space="preserve"> &lt; 1): 2</w:t>
+      </w:r>
+    </w:p>
+    <w:p>
+      <w:pPr>
+        <w:spacing w:line="240" w:lineRule="auto"/>
+        <w:ind w:firstLine="0"/>
+        <w:jc w:val="left"/>
+      </w:pPr>
+      <w:r>
+        <w:t xml:space="preserve">Не правильный ввод 0 </w:t>
+      </w:r>
+      <w:proofErr w:type="gramStart"/>
+      <w:r>
+        <w:t xml:space="preserve">&lt; </w:t>
+      </w:r>
+      <w:proofErr w:type="spellStart"/>
+      <w:r>
+        <w:t>eps</w:t>
+      </w:r>
+      <w:proofErr w:type="spellEnd"/>
+      <w:proofErr w:type="gramEnd"/>
+      <w:r>
+        <w:t xml:space="preserve"> &lt; 1!!! </w:t>
+      </w:r>
+    </w:p>
+    <w:p>
+      <w:pPr>
+        <w:spacing w:line="240" w:lineRule="auto"/>
+        <w:ind w:firstLine="0"/>
+        <w:jc w:val="left"/>
+      </w:pPr>
+      <w:r>
+        <w:t xml:space="preserve"> Введите еще раз</w:t>
+      </w:r>
+    </w:p>
+    <w:p>
+      <w:pPr>
+        <w:spacing w:line="240" w:lineRule="auto"/>
+        <w:ind w:firstLine="0"/>
+        <w:jc w:val="left"/>
+      </w:pPr>
+      <w:r>
+        <w:t xml:space="preserve">Введите точность вычисления 0 </w:t>
+      </w:r>
+      <w:proofErr w:type="gramStart"/>
+      <w:r>
+        <w:t xml:space="preserve">&lt; </w:t>
+      </w:r>
+      <w:proofErr w:type="spellStart"/>
+      <w:r>
+        <w:t>eps</w:t>
+      </w:r>
+      <w:proofErr w:type="spellEnd"/>
+      <w:proofErr w:type="gramEnd"/>
+      <w:r>
+        <w:t xml:space="preserve"> &lt; 1): 0.01</w:t>
+      </w:r>
+    </w:p>
+    <w:p>
+      <w:pPr>
+        <w:spacing w:line="240" w:lineRule="auto"/>
+        <w:ind w:firstLine="0"/>
+        <w:jc w:val="left"/>
+      </w:pPr>
+      <w:r>
+        <w:t>|----------+--------------------|</w:t>
+      </w:r>
+    </w:p>
+    <w:p>
+      <w:pPr>
+        <w:spacing w:line="240" w:lineRule="auto"/>
+        <w:ind w:firstLine="0"/>
+        <w:jc w:val="left"/>
+      </w:pPr>
+      <w:r>
+        <w:t xml:space="preserve">|    x     |        f(x)        </w:t>
+      </w:r>
+      <w:r>
+        <w:t xml:space="preserve">         </w:t>
+      </w:r>
+      <w:r>
+        <w:t>|</w:t>
+      </w:r>
+    </w:p>
+    <w:p>
+      <w:pPr>
+        <w:spacing w:line="240" w:lineRule="auto"/>
+        <w:ind w:firstLine="0"/>
+        <w:jc w:val="left"/>
+      </w:pPr>
+      <w:r>
+        <w:t>|    1     |   1.019576719577 |</w:t>
+      </w:r>
+    </w:p>
+    <w:p>
+      <w:pPr>
+        <w:spacing w:line="240" w:lineRule="auto"/>
+        <w:ind w:firstLine="0"/>
+        <w:jc w:val="left"/>
+      </w:pPr>
+      <w:r>
+        <w:t>|    2     |   5.16724049183</w:t>
+      </w:r>
+      <w:r>
+        <w:t xml:space="preserve"> </w:t>
+      </w:r>
+      <w:r>
+        <w:t xml:space="preserve">  |</w:t>
+      </w:r>
+    </w:p>
+    <w:p>
+      <w:pPr>
+        <w:spacing w:line="240" w:lineRule="auto"/>
+        <w:ind w:firstLine="0"/>
+        <w:jc w:val="left"/>
+      </w:pPr>
+      <w:r>
+        <w:t>|    3     |   186.0831447486 |</w:t>
+      </w:r>
+    </w:p>
+    <w:p>
+      <w:pPr>
+        <w:spacing w:line="240" w:lineRule="auto"/>
+        <w:ind w:firstLine="0"/>
+        <w:jc w:val="left"/>
+      </w:pPr>
+      <w:r>
+        <w:t xml:space="preserve">|    4     |   </w:t>
+      </w:r>
+      <w:proofErr w:type="gramStart"/>
+      <w:r>
+        <w:t>67007.9129528  |</w:t>
+      </w:r>
+      <w:proofErr w:type="gramEnd"/>
+    </w:p>
+    <w:p>
+      <w:pPr>
+        <w:spacing w:line="240" w:lineRule="auto"/>
+        <w:ind w:firstLine="0"/>
+        <w:jc w:val="left"/>
+      </w:pPr>
+      <w:r>
+        <w:t>|----------+--------------------|</w:t>
       </w:r>
     </w:p>
     <w:p>
@@ -7044,8 +6949,8 @@
     </w:p>
     <w:p/>
     <w:sectPr>
-      <w:headerReference w:type="default" r:id="rId11"/>
-      <w:footerReference w:type="default" r:id="rId12"/>
+      <w:headerReference w:type="default" r:id="rId10"/>
+      <w:footerReference w:type="default" r:id="rId11"/>
       <w:pgSz w:w="11907" w:h="16840" w:code="9"/>
       <w:pgMar w:top="1134" w:right="851" w:bottom="1134" w:left="1701" w:header="709" w:footer="425" w:gutter="0"/>
       <w:cols w:space="708"/>
